--- a/flow/20230914_vu_template/drafts/2024-02-g/03-СБ-Симеона_Анни.docx
+++ b/flow/20230914_vu_template/drafts/2024-02-g/03-СБ-Симеона_Анни.docx
@@ -3,51 +3,30 @@
 <w:document xmlns:mc="http://schemas.openxmlformats.org/markup-compatibility/2006" xmlns:o="urn:schemas-microsoft-com:office:office" xmlns:r="http://schemas.openxmlformats.org/officeDocument/2006/relationships" xmlns:m="http://schemas.openxmlformats.org/officeDocument/2006/math" xmlns:v="urn:schemas-microsoft-com:vml" xmlns:wp="http://schemas.openxmlformats.org/drawingml/2006/wordprocessingDrawing" xmlns:w10="urn:schemas-microsoft-com:office:word" xmlns:w="http://schemas.openxmlformats.org/wordprocessingml/2006/main" xmlns:wne="http://schemas.microsoft.com/office/word/2006/wordml" xmlns:sl="http://schemas.openxmlformats.org/schemaLibrary/2006/main" xmlns:a="http://schemas.openxmlformats.org/drawingml/2006/main" xmlns:pic="http://schemas.openxmlformats.org/drawingml/2006/picture" xmlns:c="http://schemas.openxmlformats.org/drawingml/2006/chart" xmlns:lc="http://schemas.openxmlformats.org/drawingml/2006/lockedCanvas" xmlns:dgm="http://schemas.openxmlformats.org/drawingml/2006/diagram" xmlns:wps="http://schemas.microsoft.com/office/word/2010/wordprocessingShape" xmlns:wpg="http://schemas.microsoft.com/office/word/2010/wordprocessingGroup" xmlns:w14="http://schemas.microsoft.com/office/word/2010/wordml" xmlns:w15="http://schemas.microsoft.com/office/word/2012/wordml">
   <w:body>
     <w:p>
-      <w:pPr>
-        <w:spacing w:after="120" w:lineRule="auto"/>
-        <w:rPr>
-          <w:rFonts w:ascii="Times New Roman" w:cs="Times New Roman" w:eastAsia="Times New Roman" w:hAnsi="Times New Roman"/>
-          <w:sz w:val="24"/>
-          <w:szCs w:val="24"/>
-        </w:rPr>
-      </w:pPr>
-      <w:r>
-        <w:rPr>
-          <w:rFonts w:ascii="Times New Roman" w:cs="Times New Roman" w:eastAsia="Times New Roman" w:hAnsi="Times New Roman"/>
-          <w:color w:val="000000"/>
-          <w:sz w:val="24"/>
-          <w:szCs w:val="24"/>
-          <w:rtl w:val="0"/>
-        </w:rPr>
-        <w:t xml:space="preserve">Лютий 16 Четвер</w:t>
-        <w:br w:type="textWrapping"/>
-        <w:t xml:space="preserve">16 (3) </w:t>
-      </w:r>
-      <w:r>
-        <w:rPr>
-          <w:rFonts w:ascii="Quattrocento Sans" w:cs="Quattrocento Sans" w:eastAsia="Quattrocento Sans" w:hAnsi="Quattrocento Sans"/>
-          <w:color w:val="000000"/>
-          <w:sz w:val="24"/>
-          <w:szCs w:val="24"/>
-          <w:rtl w:val="0"/>
-        </w:rPr>
-        <w:t xml:space="preserve">🕃</w:t>
-      </w:r>
-      <w:r>
-        <w:rPr>
-          <w:rFonts w:ascii="Times New Roman" w:cs="Times New Roman" w:eastAsia="Times New Roman" w:hAnsi="Times New Roman"/>
-          <w:color w:val="000000"/>
-          <w:sz w:val="24"/>
-          <w:szCs w:val="24"/>
-          <w:rtl w:val="0"/>
-        </w:rPr>
-        <w:t xml:space="preserve"> Св. і праведного Симеона Богоприємця й Анни пророчиці.</w:t>
-        <w:br w:type="textWrapping"/>
-      </w:r>
-      <w:r>
-        <w:rPr>
-          <w:rtl w:val="0"/>
-        </w:rPr>
+      <w:r>
+        <w:rPr>
+          <w:rFonts w:ascii="Times New Roman" w:hAnsi="Times New Roman"/>
+          <w:sz w:val="24"/>
+        </w:rPr>
+        <w:t>Лютий 3 Субота</w:t>
+      </w:r>
+    </w:p>
+    <w:p>
+      <w:r>
+        <w:rPr>
+          <w:rFonts w:ascii="Times New Roman" w:hAnsi="Times New Roman"/>
+          <w:sz w:val="24"/>
+        </w:rPr>
+        <w:t>Субота 00 по П'ятидесятниці</w:t>
+      </w:r>
+    </w:p>
+    <w:p>
+      <w:r>
+        <w:rPr>
+          <w:rFonts w:ascii="Times New Roman" w:hAnsi="Times New Roman"/>
+          <w:sz w:val="24"/>
+        </w:rPr>
+        <w:t>🕃 Святого і праведного Симеона Богоприємця і Анни, пророчиці</w:t>
       </w:r>
     </w:p>
     <w:p>
@@ -81,14 +60,41 @@
       </w:pPr>
       <w:r>
         <w:rPr>
-          <w:rFonts w:ascii="Times New Roman" w:cs="Times New Roman" w:eastAsia="Times New Roman" w:hAnsi="Times New Roman"/>
-          <w:i w:val="1"/>
-          <w:color w:val="ff0000"/>
-          <w:sz w:val="24"/>
-          <w:szCs w:val="24"/>
-          <w:rtl w:val="0"/>
-        </w:rPr>
-        <w:t xml:space="preserve">Священик:</w:t>
+          <w:rFonts w:ascii="Times New Roman" w:hAnsi="Times New Roman"/>
+          <w:i/>
+          <w:color w:val="FF4400"/>
+          <w:sz w:val="24"/>
+        </w:rPr>
+        <w:t>Священик:</w:t>
+      </w:r>
+      <w:r>
+        <w:rPr>
+          <w:rFonts w:ascii="Times New Roman" w:hAnsi="Times New Roman"/>
+          <w:sz w:val="24"/>
+        </w:rPr>
+        <w:t xml:space="preserve"> Благословенний Бог наш завжди, нині і повсякчас, і на віки віків.</w:t>
+      </w:r>
+    </w:p>
+    <w:p>
+      <w:pPr>
+        <w:spacing w:after="120" w:lineRule="auto"/>
+        <w:jc w:val="both"/>
+        <w:rPr>
+          <w:rFonts w:ascii="Times New Roman" w:cs="Times New Roman" w:eastAsia="Times New Roman" w:hAnsi="Times New Roman"/>
+          <w:sz w:val="24"/>
+          <w:szCs w:val="24"/>
+        </w:rPr>
+      </w:pPr>
+      <w:r>
+        <w:rPr>
+          <w:rFonts w:ascii="Times New Roman" w:cs="Times New Roman" w:eastAsia="Times New Roman" w:hAnsi="Times New Roman"/>
+          <w:i w:val="1"/>
+          <w:color w:val="ff0000"/>
+          <w:sz w:val="24"/>
+          <w:szCs w:val="24"/>
+          <w:rtl w:val="0"/>
+        </w:rPr>
+        <w:t xml:space="preserve">Вірні:</w:t>
       </w:r>
       <w:r>
         <w:rPr>
@@ -107,34 +113,130 @@
           <w:szCs w:val="24"/>
           <w:rtl w:val="0"/>
         </w:rPr>
-        <w:t xml:space="preserve">Благословенний Бог наш завжди, нині і повсякчас, і на віки віків.</w:t>
-      </w:r>
-    </w:p>
-    <w:p>
-      <w:pPr>
-        <w:spacing w:after="120" w:lineRule="auto"/>
-        <w:jc w:val="both"/>
-        <w:rPr>
-          <w:rFonts w:ascii="Times New Roman" w:cs="Times New Roman" w:eastAsia="Times New Roman" w:hAnsi="Times New Roman"/>
-          <w:sz w:val="24"/>
-          <w:szCs w:val="24"/>
-        </w:rPr>
-      </w:pPr>
-      <w:r>
-        <w:rPr>
-          <w:rFonts w:ascii="Times New Roman" w:cs="Times New Roman" w:eastAsia="Times New Roman" w:hAnsi="Times New Roman"/>
-          <w:i w:val="1"/>
-          <w:color w:val="ff0000"/>
-          <w:sz w:val="24"/>
-          <w:szCs w:val="24"/>
-          <w:rtl w:val="0"/>
-        </w:rPr>
-        <w:t xml:space="preserve">Вірні:</w:t>
-      </w:r>
-      <w:r>
-        <w:rPr>
-          <w:rFonts w:ascii="Times New Roman" w:cs="Times New Roman" w:eastAsia="Times New Roman" w:hAnsi="Times New Roman"/>
-          <w:color w:val="ff0000"/>
+        <w:t xml:space="preserve">Амінь. Слава тобі, Боже наш, слава тобі.</w:t>
+      </w:r>
+    </w:p>
+    <w:p>
+      <w:pPr>
+        <w:spacing w:after="120" w:lineRule="auto"/>
+        <w:jc w:val="both"/>
+        <w:rPr>
+          <w:rFonts w:ascii="Times New Roman" w:cs="Times New Roman" w:eastAsia="Times New Roman" w:hAnsi="Times New Roman"/>
+          <w:sz w:val="24"/>
+          <w:szCs w:val="24"/>
+        </w:rPr>
+      </w:pPr>
+      <w:r>
+        <w:rPr>
+          <w:rFonts w:ascii="Times New Roman" w:cs="Times New Roman" w:eastAsia="Times New Roman" w:hAnsi="Times New Roman"/>
+          <w:sz w:val="24"/>
+          <w:szCs w:val="24"/>
+          <w:rtl w:val="0"/>
+        </w:rPr>
+        <w:t xml:space="preserve">Царю небесний, утішителю, Душе істини,* що всюди єси і все наповняєш,* скарбе дібр і життя подателю,* прийди і вселися в нас,* і очисти нас від усякої скверни,* і спаси, Благий, душі наші.</w:t>
+      </w:r>
+    </w:p>
+    <w:p>
+      <w:pPr>
+        <w:spacing w:after="120" w:lineRule="auto"/>
+        <w:jc w:val="both"/>
+        <w:rPr>
+          <w:rFonts w:ascii="Times New Roman" w:cs="Times New Roman" w:eastAsia="Times New Roman" w:hAnsi="Times New Roman"/>
+          <w:i w:val="1"/>
+          <w:sz w:val="24"/>
+          <w:szCs w:val="24"/>
+        </w:rPr>
+      </w:pPr>
+      <w:r>
+        <w:rPr>
+          <w:rFonts w:ascii="Times New Roman" w:cs="Times New Roman" w:eastAsia="Times New Roman" w:hAnsi="Times New Roman"/>
+          <w:sz w:val="24"/>
+          <w:szCs w:val="24"/>
+          <w:rtl w:val="0"/>
+        </w:rPr>
+        <w:t xml:space="preserve">Святий Боже, святий Кріпкий, святий Безсмертний, помилуй нас </w:t>
+      </w:r>
+      <w:r>
+        <w:rPr>
+          <w:rFonts w:ascii="Times New Roman" w:cs="Times New Roman" w:eastAsia="Times New Roman" w:hAnsi="Times New Roman"/>
+          <w:i w:val="1"/>
+          <w:color w:val="ff0000"/>
+          <w:sz w:val="24"/>
+          <w:szCs w:val="24"/>
+          <w:rtl w:val="0"/>
+        </w:rPr>
+        <w:t xml:space="preserve">(3 р.)</w:t>
+      </w:r>
+      <w:r>
+        <w:rPr>
+          <w:rtl w:val="0"/>
+        </w:rPr>
+      </w:r>
+    </w:p>
+    <w:p>
+      <w:pPr>
+        <w:spacing w:after="120" w:lineRule="auto"/>
+        <w:jc w:val="both"/>
+        <w:rPr>
+          <w:rFonts w:ascii="Times New Roman" w:cs="Times New Roman" w:eastAsia="Times New Roman" w:hAnsi="Times New Roman"/>
+          <w:sz w:val="24"/>
+          <w:szCs w:val="24"/>
+        </w:rPr>
+      </w:pPr>
+      <w:r>
+        <w:rPr>
+          <w:rFonts w:ascii="Times New Roman" w:cs="Times New Roman" w:eastAsia="Times New Roman" w:hAnsi="Times New Roman"/>
+          <w:sz w:val="24"/>
+          <w:szCs w:val="24"/>
+          <w:rtl w:val="0"/>
+        </w:rPr>
+        <w:t xml:space="preserve">Слава Отцю, і Сину, і Святому Духові,* і нині і повсякчас, і на віки віків. Амінь.</w:t>
+      </w:r>
+    </w:p>
+    <w:p>
+      <w:pPr>
+        <w:spacing w:after="120" w:lineRule="auto"/>
+        <w:jc w:val="both"/>
+        <w:rPr>
+          <w:rFonts w:ascii="Times New Roman" w:cs="Times New Roman" w:eastAsia="Times New Roman" w:hAnsi="Times New Roman"/>
+          <w:sz w:val="24"/>
+          <w:szCs w:val="24"/>
+        </w:rPr>
+      </w:pPr>
+      <w:r>
+        <w:rPr>
+          <w:rFonts w:ascii="Times New Roman" w:cs="Times New Roman" w:eastAsia="Times New Roman" w:hAnsi="Times New Roman"/>
+          <w:sz w:val="24"/>
+          <w:szCs w:val="24"/>
+          <w:rtl w:val="0"/>
+        </w:rPr>
+        <w:t xml:space="preserve">Пресвята Тройце, помилуй нас;* Господи, очисти гріхи наші;* Владико, прости беззаконня наші;* Святий, завітай і зціли немочі наші імени твого ради.</w:t>
+      </w:r>
+    </w:p>
+    <w:p>
+      <w:pPr>
+        <w:spacing w:after="120" w:lineRule="auto"/>
+        <w:jc w:val="both"/>
+        <w:rPr>
+          <w:rFonts w:ascii="Times New Roman" w:cs="Times New Roman" w:eastAsia="Times New Roman" w:hAnsi="Times New Roman"/>
+          <w:i w:val="1"/>
+          <w:sz w:val="24"/>
+          <w:szCs w:val="24"/>
+        </w:rPr>
+      </w:pPr>
+      <w:r>
+        <w:rPr>
+          <w:rFonts w:ascii="Times New Roman" w:cs="Times New Roman" w:eastAsia="Times New Roman" w:hAnsi="Times New Roman"/>
+          <w:sz w:val="24"/>
+          <w:szCs w:val="24"/>
+          <w:rtl w:val="0"/>
+        </w:rPr>
+        <w:t xml:space="preserve">Господи, помилуй</w:t>
+      </w:r>
+      <w:r>
+        <w:rPr>
+          <w:rFonts w:ascii="Times New Roman" w:cs="Times New Roman" w:eastAsia="Times New Roman" w:hAnsi="Times New Roman"/>
+          <w:i w:val="1"/>
           <w:sz w:val="24"/>
           <w:szCs w:val="24"/>
           <w:rtl w:val="0"/>
@@ -144,56 +246,6 @@
       <w:r>
         <w:rPr>
           <w:rFonts w:ascii="Times New Roman" w:cs="Times New Roman" w:eastAsia="Times New Roman" w:hAnsi="Times New Roman"/>
-          <w:sz w:val="24"/>
-          <w:szCs w:val="24"/>
-          <w:rtl w:val="0"/>
-        </w:rPr>
-        <w:t xml:space="preserve">Амінь. Слава тобі, Боже наш, слава тобі.</w:t>
-      </w:r>
-    </w:p>
-    <w:p>
-      <w:pPr>
-        <w:spacing w:after="120" w:lineRule="auto"/>
-        <w:jc w:val="both"/>
-        <w:rPr>
-          <w:rFonts w:ascii="Times New Roman" w:cs="Times New Roman" w:eastAsia="Times New Roman" w:hAnsi="Times New Roman"/>
-          <w:sz w:val="24"/>
-          <w:szCs w:val="24"/>
-        </w:rPr>
-      </w:pPr>
-      <w:r>
-        <w:rPr>
-          <w:rFonts w:ascii="Times New Roman" w:cs="Times New Roman" w:eastAsia="Times New Roman" w:hAnsi="Times New Roman"/>
-          <w:sz w:val="24"/>
-          <w:szCs w:val="24"/>
-          <w:rtl w:val="0"/>
-        </w:rPr>
-        <w:t xml:space="preserve">Царю небесний, утішителю, Душе істини,* що всюди єси і все наповняєш,* скарбе дібр і життя подателю,* прийди і вселися в нас,* і очисти нас від усякої скверни,* і спаси, Благий, душі наші.</w:t>
-      </w:r>
-    </w:p>
-    <w:p>
-      <w:pPr>
-        <w:spacing w:after="120" w:lineRule="auto"/>
-        <w:jc w:val="both"/>
-        <w:rPr>
-          <w:rFonts w:ascii="Times New Roman" w:cs="Times New Roman" w:eastAsia="Times New Roman" w:hAnsi="Times New Roman"/>
-          <w:i w:val="1"/>
-          <w:sz w:val="24"/>
-          <w:szCs w:val="24"/>
-        </w:rPr>
-      </w:pPr>
-      <w:r>
-        <w:rPr>
-          <w:rFonts w:ascii="Times New Roman" w:cs="Times New Roman" w:eastAsia="Times New Roman" w:hAnsi="Times New Roman"/>
-          <w:sz w:val="24"/>
-          <w:szCs w:val="24"/>
-          <w:rtl w:val="0"/>
-        </w:rPr>
-        <w:t xml:space="preserve">Святий Боже, святий Кріпкий, святий Безсмертний, помилуй нас </w:t>
-      </w:r>
-      <w:r>
-        <w:rPr>
-          <w:rFonts w:ascii="Times New Roman" w:cs="Times New Roman" w:eastAsia="Times New Roman" w:hAnsi="Times New Roman"/>
           <w:i w:val="1"/>
           <w:color w:val="ff0000"/>
           <w:sz w:val="24"/>
@@ -225,53 +277,12 @@
           <w:szCs w:val="24"/>
           <w:rtl w:val="0"/>
         </w:rPr>
-        <w:t xml:space="preserve">Слава Отцю, і Сину, і Святому Духові,* і нині і повсякчас, і на віки віків. Амінь.</w:t>
-      </w:r>
-    </w:p>
-    <w:p>
-      <w:pPr>
-        <w:spacing w:after="120" w:lineRule="auto"/>
-        <w:jc w:val="both"/>
-        <w:rPr>
-          <w:rFonts w:ascii="Times New Roman" w:cs="Times New Roman" w:eastAsia="Times New Roman" w:hAnsi="Times New Roman"/>
-          <w:sz w:val="24"/>
-          <w:szCs w:val="24"/>
-        </w:rPr>
-      </w:pPr>
-      <w:r>
-        <w:rPr>
-          <w:rFonts w:ascii="Times New Roman" w:cs="Times New Roman" w:eastAsia="Times New Roman" w:hAnsi="Times New Roman"/>
-          <w:sz w:val="24"/>
-          <w:szCs w:val="24"/>
-          <w:rtl w:val="0"/>
-        </w:rPr>
-        <w:t xml:space="preserve">Пресвята Тройце, помилуй нас;* Господи, очисти гріхи наші;* Владико, прости беззаконня наші;* Святий, завітай і зціли немочі наші імени твого ради.</w:t>
-      </w:r>
-    </w:p>
-    <w:p>
-      <w:pPr>
-        <w:spacing w:after="120" w:lineRule="auto"/>
-        <w:jc w:val="both"/>
-        <w:rPr>
-          <w:rFonts w:ascii="Times New Roman" w:cs="Times New Roman" w:eastAsia="Times New Roman" w:hAnsi="Times New Roman"/>
-          <w:i w:val="1"/>
-          <w:sz w:val="24"/>
-          <w:szCs w:val="24"/>
-        </w:rPr>
-      </w:pPr>
-      <w:r>
-        <w:rPr>
-          <w:rFonts w:ascii="Times New Roman" w:cs="Times New Roman" w:eastAsia="Times New Roman" w:hAnsi="Times New Roman"/>
-          <w:sz w:val="24"/>
-          <w:szCs w:val="24"/>
-          <w:rtl w:val="0"/>
-        </w:rPr>
-        <w:t xml:space="preserve">Господи, помилуй</w:t>
-      </w:r>
-      <w:r>
-        <w:rPr>
-          <w:rFonts w:ascii="Times New Roman" w:cs="Times New Roman" w:eastAsia="Times New Roman" w:hAnsi="Times New Roman"/>
-          <w:i w:val="1"/>
+        <w:t xml:space="preserve">Слава Отцю, і Сину, і Святому Духові.* І</w:t>
+      </w:r>
+      <w:r>
+        <w:rPr>
+          <w:rFonts w:ascii="Times New Roman" w:cs="Times New Roman" w:eastAsia="Times New Roman" w:hAnsi="Times New Roman"/>
+          <w:b w:val="1"/>
           <w:sz w:val="24"/>
           <w:szCs w:val="24"/>
           <w:rtl w:val="0"/>
@@ -281,52 +292,6 @@
       <w:r>
         <w:rPr>
           <w:rFonts w:ascii="Times New Roman" w:cs="Times New Roman" w:eastAsia="Times New Roman" w:hAnsi="Times New Roman"/>
-          <w:i w:val="1"/>
-          <w:color w:val="ff0000"/>
-          <w:sz w:val="24"/>
-          <w:szCs w:val="24"/>
-          <w:rtl w:val="0"/>
-        </w:rPr>
-        <w:t xml:space="preserve">(3 р.)</w:t>
-      </w:r>
-      <w:r>
-        <w:rPr>
-          <w:rtl w:val="0"/>
-        </w:rPr>
-      </w:r>
-    </w:p>
-    <w:p>
-      <w:pPr>
-        <w:spacing w:after="120" w:lineRule="auto"/>
-        <w:jc w:val="both"/>
-        <w:rPr>
-          <w:rFonts w:ascii="Times New Roman" w:cs="Times New Roman" w:eastAsia="Times New Roman" w:hAnsi="Times New Roman"/>
-          <w:sz w:val="24"/>
-          <w:szCs w:val="24"/>
-        </w:rPr>
-      </w:pPr>
-      <w:r>
-        <w:rPr>
-          <w:rFonts w:ascii="Times New Roman" w:cs="Times New Roman" w:eastAsia="Times New Roman" w:hAnsi="Times New Roman"/>
-          <w:sz w:val="24"/>
-          <w:szCs w:val="24"/>
-          <w:rtl w:val="0"/>
-        </w:rPr>
-        <w:t xml:space="preserve">Слава Отцю, і Сину, і Святому Духові.* І</w:t>
-      </w:r>
-      <w:r>
-        <w:rPr>
-          <w:rFonts w:ascii="Times New Roman" w:cs="Times New Roman" w:eastAsia="Times New Roman" w:hAnsi="Times New Roman"/>
-          <w:b w:val="1"/>
-          <w:sz w:val="24"/>
-          <w:szCs w:val="24"/>
-          <w:rtl w:val="0"/>
-        </w:rPr>
-        <w:t xml:space="preserve"> </w:t>
-      </w:r>
-      <w:r>
-        <w:rPr>
-          <w:rFonts w:ascii="Times New Roman" w:cs="Times New Roman" w:eastAsia="Times New Roman" w:hAnsi="Times New Roman"/>
           <w:sz w:val="24"/>
           <w:szCs w:val="24"/>
           <w:rtl w:val="0"/>
@@ -366,21 +331,17 @@
       </w:pPr>
       <w:r>
         <w:rPr>
-          <w:rFonts w:ascii="Times New Roman" w:cs="Times New Roman" w:eastAsia="Times New Roman" w:hAnsi="Times New Roman"/>
-          <w:i w:val="1"/>
-          <w:color w:val="ff0000"/>
-          <w:sz w:val="24"/>
-          <w:szCs w:val="24"/>
-          <w:rtl w:val="0"/>
-        </w:rPr>
-        <w:t xml:space="preserve">Священик:</w:t>
-      </w:r>
-      <w:r>
-        <w:rPr>
-          <w:rFonts w:ascii="Times New Roman" w:cs="Times New Roman" w:eastAsia="Times New Roman" w:hAnsi="Times New Roman"/>
-          <w:sz w:val="24"/>
-          <w:szCs w:val="24"/>
-          <w:rtl w:val="0"/>
+          <w:rFonts w:ascii="Times New Roman" w:hAnsi="Times New Roman"/>
+          <w:i/>
+          <w:color w:val="FF4400"/>
+          <w:sz w:val="24"/>
+        </w:rPr>
+        <w:t>Священик:</w:t>
+      </w:r>
+      <w:r>
+        <w:rPr>
+          <w:rFonts w:ascii="Times New Roman" w:hAnsi="Times New Roman"/>
+          <w:sz w:val="24"/>
         </w:rPr>
         <w:t xml:space="preserve"> Бо твоє є царство, і сила, і слава, Отця, і Сина, і Святого Духа, нині і повсякчас, і на віки віків.</w:t>
       </w:r>
@@ -2496,21 +2457,17 @@
       </w:pPr>
       <w:r>
         <w:rPr>
-          <w:rFonts w:ascii="Times New Roman" w:cs="Times New Roman" w:eastAsia="Times New Roman" w:hAnsi="Times New Roman"/>
-          <w:i w:val="1"/>
-          <w:color w:val="ff0000"/>
-          <w:sz w:val="24"/>
-          <w:szCs w:val="24"/>
-          <w:rtl w:val="0"/>
-        </w:rPr>
-        <w:t xml:space="preserve">Священик:</w:t>
-      </w:r>
-      <w:r>
-        <w:rPr>
-          <w:rFonts w:ascii="Times New Roman" w:cs="Times New Roman" w:eastAsia="Times New Roman" w:hAnsi="Times New Roman"/>
-          <w:sz w:val="24"/>
-          <w:szCs w:val="24"/>
-          <w:rtl w:val="0"/>
+          <w:rFonts w:ascii="Times New Roman" w:hAnsi="Times New Roman"/>
+          <w:i/>
+          <w:color w:val="FF4400"/>
+          <w:sz w:val="24"/>
+        </w:rPr>
+        <w:t>Священик:</w:t>
+      </w:r>
+      <w:r>
+        <w:rPr>
+          <w:rFonts w:ascii="Times New Roman" w:hAnsi="Times New Roman"/>
+          <w:sz w:val="24"/>
         </w:rPr>
         <w:t xml:space="preserve"> Бо тобі належить усяка слава, честь і поклоніння, Отцю, і Сину, і Святому Духові, нині і повсякчас, і на віки віків.</w:t>
       </w:r>
@@ -3846,72 +3803,607 @@
       </w:pPr>
       <w:r>
         <w:rPr>
-          <w:rFonts w:ascii="Times New Roman" w:cs="Times New Roman" w:eastAsia="Times New Roman" w:hAnsi="Times New Roman"/>
-          <w:i w:val="1"/>
-          <w:color w:val="ff0000"/>
-          <w:sz w:val="24"/>
-          <w:szCs w:val="24"/>
-          <w:rtl w:val="0"/>
-        </w:rPr>
-        <w:t xml:space="preserve">Священик:</w:t>
-      </w:r>
-      <w:r>
-        <w:rPr>
-          <w:rFonts w:ascii="Times New Roman" w:cs="Times New Roman" w:eastAsia="Times New Roman" w:hAnsi="Times New Roman"/>
-          <w:color w:val="ff0000"/>
-          <w:sz w:val="24"/>
-          <w:szCs w:val="24"/>
-          <w:rtl w:val="0"/>
+          <w:rFonts w:ascii="Times New Roman" w:hAnsi="Times New Roman"/>
+          <w:i/>
+          <w:color w:val="FF4400"/>
+          <w:sz w:val="24"/>
+        </w:rPr>
+        <w:t>Священик:</w:t>
+      </w:r>
+      <w:r>
+        <w:rPr>
+          <w:rFonts w:ascii="Times New Roman" w:hAnsi="Times New Roman"/>
+          <w:sz w:val="24"/>
+        </w:rPr>
+        <w:t xml:space="preserve"> Мир всім.</w:t>
+      </w:r>
+    </w:p>
+    <w:p>
+      <w:pPr>
+        <w:spacing w:after="120" w:lineRule="auto"/>
+        <w:jc w:val="both"/>
+        <w:rPr>
+          <w:rFonts w:ascii="Times New Roman" w:cs="Times New Roman" w:eastAsia="Times New Roman" w:hAnsi="Times New Roman"/>
+          <w:sz w:val="24"/>
+          <w:szCs w:val="24"/>
+        </w:rPr>
+      </w:pPr>
+      <w:r>
+        <w:rPr>
+          <w:rFonts w:ascii="Times New Roman" w:cs="Times New Roman" w:eastAsia="Times New Roman" w:hAnsi="Times New Roman"/>
+          <w:sz w:val="24"/>
+          <w:szCs w:val="24"/>
+          <w:rtl w:val="0"/>
+        </w:rPr>
+        <w:t xml:space="preserve">Премудрість, будьмо уважні!</w:t>
+      </w:r>
+    </w:p>
+    <w:p>
+      <w:pPr>
+        <w:spacing w:after="120" w:lineRule="auto"/>
+        <w:jc w:val="both"/>
+        <w:rPr>
+          <w:rFonts w:ascii="Times New Roman" w:cs="Times New Roman" w:eastAsia="Times New Roman" w:hAnsi="Times New Roman"/>
+          <w:color w:val="ff0000"/>
+          <w:sz w:val="24"/>
+          <w:szCs w:val="24"/>
+        </w:rPr>
+      </w:pPr>
+      <w:r>
+        <w:rPr>
+          <w:rtl w:val="0"/>
+        </w:rPr>
+      </w:r>
+    </w:p>
+    <w:p>
+      <w:pPr>
+        <w:pStyle w:val="3"/>
+      </w:pPr>
+      <w:r>
+        <w:rPr>
+          <w:rFonts w:ascii="Times New Roman" w:hAnsi="Times New Roman"/>
+          <w:b/>
+          <w:i/>
+          <w:color w:val="FF0000"/>
+          <w:sz w:val="24"/>
+        </w:rPr>
+        <w:t>Прокімен</w:t>
+      </w:r>
+    </w:p>
+    <w:p>
+      <w:pPr>
+        <w:pStyle w:val="a"/>
+      </w:pPr>
+      <w:r>
+        <w:rPr>
+          <w:rFonts w:ascii="Times New Roman" w:hAnsi="Times New Roman"/>
+          <w:i/>
+          <w:color w:val="FF0000"/>
+          <w:sz w:val="24"/>
+        </w:rPr>
+        <w:t>Псалом</w:t>
+      </w:r>
+      <w:r>
+        <w:rPr>
+          <w:rFonts w:ascii="Times New Roman" w:hAnsi="Times New Roman"/>
+          <w:i/>
+          <w:color w:val="FF0000"/>
+          <w:sz w:val="24"/>
         </w:rPr>
         <w:t xml:space="preserve"> </w:t>
       </w:r>
       <w:r>
         <w:rPr>
-          <w:rFonts w:ascii="Times New Roman" w:cs="Times New Roman" w:eastAsia="Times New Roman" w:hAnsi="Times New Roman"/>
-          <w:sz w:val="24"/>
-          <w:szCs w:val="24"/>
-          <w:rtl w:val="0"/>
-        </w:rPr>
-        <w:t xml:space="preserve">Мир всім.</w:t>
-      </w:r>
-    </w:p>
-    <w:p>
-      <w:pPr>
-        <w:spacing w:after="120" w:lineRule="auto"/>
-        <w:jc w:val="both"/>
-        <w:rPr>
-          <w:rFonts w:ascii="Times New Roman" w:cs="Times New Roman" w:eastAsia="Times New Roman" w:hAnsi="Times New Roman"/>
-          <w:sz w:val="24"/>
-          <w:szCs w:val="24"/>
-        </w:rPr>
-      </w:pPr>
-      <w:r>
-        <w:rPr>
-          <w:rFonts w:ascii="Times New Roman" w:cs="Times New Roman" w:eastAsia="Times New Roman" w:hAnsi="Times New Roman"/>
-          <w:sz w:val="24"/>
-          <w:szCs w:val="24"/>
-          <w:rtl w:val="0"/>
-        </w:rPr>
-        <w:t xml:space="preserve">Премудрість, будьмо уважні!</w:t>
-      </w:r>
-    </w:p>
-    <w:p>
-      <w:pPr>
-        <w:spacing w:after="120" w:lineRule="auto"/>
-        <w:jc w:val="both"/>
-        <w:rPr>
-          <w:rFonts w:ascii="Times New Roman" w:cs="Times New Roman" w:eastAsia="Times New Roman" w:hAnsi="Times New Roman"/>
-          <w:color w:val="ff0000"/>
-          <w:sz w:val="24"/>
-          <w:szCs w:val="24"/>
-        </w:rPr>
-      </w:pPr>
-      <w:r>
-        <w:rPr>
-          <w:rtl w:val="0"/>
-        </w:rPr>
-      </w:r>
-    </w:p>
+          <w:rFonts w:ascii="Times New Roman" w:hAnsi="Times New Roman"/>
+          <w:i/>
+          <w:color w:val="FF0000"/>
+          <w:sz w:val="24"/>
+        </w:rPr>
+        <w:t>58</w:t>
+      </w:r>
+      <w:r>
+        <w:rPr>
+          <w:rFonts w:ascii="Times New Roman" w:hAnsi="Times New Roman"/>
+          <w:i/>
+          <w:color w:val="FF0000"/>
+          <w:sz w:val="24"/>
+        </w:rPr>
+        <w:t xml:space="preserve"> </w:t>
+      </w:r>
+      <w:r>
+        <w:rPr>
+          <w:rFonts w:ascii="Times New Roman" w:hAnsi="Times New Roman"/>
+          <w:i/>
+          <w:color w:val="FF0000"/>
+          <w:sz w:val="24"/>
+        </w:rPr>
+        <w:t>(г.</w:t>
+      </w:r>
+      <w:r>
+        <w:rPr>
+          <w:rFonts w:ascii="Times New Roman" w:hAnsi="Times New Roman"/>
+          <w:i/>
+          <w:color w:val="FF0000"/>
+          <w:sz w:val="24"/>
+        </w:rPr>
+        <w:t xml:space="preserve"> </w:t>
+      </w:r>
+      <w:r>
+        <w:rPr>
+          <w:rFonts w:ascii="Times New Roman" w:hAnsi="Times New Roman"/>
+          <w:i/>
+          <w:color w:val="FF0000"/>
+          <w:sz w:val="24"/>
+        </w:rPr>
+        <w:t>7):</w:t>
+      </w:r>
+    </w:p>
+    <w:p>
+      <w:pPr>
+        <w:pStyle w:val="a"/>
+      </w:pPr>
+      <w:r>
+        <w:rPr>
+          <w:rFonts w:ascii="Times New Roman" w:hAnsi="Times New Roman"/>
+          <w:b/>
+          <w:color w:val="000000"/>
+          <w:sz w:val="24"/>
+        </w:rPr>
+        <w:t>Боже,</w:t>
+      </w:r>
+      <w:r>
+        <w:rPr>
+          <w:rFonts w:ascii="Times New Roman" w:hAnsi="Times New Roman"/>
+          <w:b/>
+          <w:color w:val="000000"/>
+          <w:sz w:val="24"/>
+        </w:rPr>
+        <w:t xml:space="preserve"> </w:t>
+      </w:r>
+      <w:r>
+        <w:rPr>
+          <w:rFonts w:ascii="Times New Roman" w:hAnsi="Times New Roman"/>
+          <w:b/>
+          <w:color w:val="000000"/>
+          <w:sz w:val="24"/>
+        </w:rPr>
+        <w:t>ти</w:t>
+      </w:r>
+      <w:r>
+        <w:rPr>
+          <w:rFonts w:ascii="Times New Roman" w:hAnsi="Times New Roman"/>
+          <w:b/>
+          <w:color w:val="000000"/>
+          <w:sz w:val="24"/>
+        </w:rPr>
+        <w:t xml:space="preserve"> </w:t>
+      </w:r>
+      <w:r>
+        <w:rPr>
+          <w:rFonts w:ascii="Times New Roman" w:hAnsi="Times New Roman"/>
+          <w:b/>
+          <w:color w:val="000000"/>
+          <w:sz w:val="24"/>
+        </w:rPr>
+        <w:t>мій</w:t>
+      </w:r>
+      <w:r>
+        <w:rPr>
+          <w:rFonts w:ascii="Times New Roman" w:hAnsi="Times New Roman"/>
+          <w:b/>
+          <w:color w:val="000000"/>
+          <w:sz w:val="24"/>
+        </w:rPr>
+        <w:t xml:space="preserve"> </w:t>
+      </w:r>
+      <w:r>
+        <w:rPr>
+          <w:rFonts w:ascii="Times New Roman" w:hAnsi="Times New Roman"/>
+          <w:b/>
+          <w:color w:val="000000"/>
+          <w:sz w:val="24"/>
+        </w:rPr>
+        <w:t>заступник,*</w:t>
+      </w:r>
+      <w:r>
+        <w:rPr>
+          <w:rFonts w:ascii="Times New Roman" w:hAnsi="Times New Roman"/>
+          <w:b/>
+          <w:color w:val="000000"/>
+          <w:sz w:val="24"/>
+        </w:rPr>
+        <w:t xml:space="preserve"> </w:t>
+      </w:r>
+      <w:r>
+        <w:rPr>
+          <w:rFonts w:ascii="Times New Roman" w:hAnsi="Times New Roman"/>
+          <w:b/>
+          <w:color w:val="000000"/>
+          <w:sz w:val="24"/>
+        </w:rPr>
+        <w:t>і</w:t>
+      </w:r>
+      <w:r>
+        <w:rPr>
+          <w:rFonts w:ascii="Times New Roman" w:hAnsi="Times New Roman"/>
+          <w:b/>
+          <w:color w:val="000000"/>
+          <w:sz w:val="24"/>
+        </w:rPr>
+        <w:t xml:space="preserve"> </w:t>
+      </w:r>
+      <w:r>
+        <w:rPr>
+          <w:rFonts w:ascii="Times New Roman" w:hAnsi="Times New Roman"/>
+          <w:b/>
+          <w:color w:val="000000"/>
+          <w:sz w:val="24"/>
+        </w:rPr>
+        <w:t>милість</w:t>
+      </w:r>
+      <w:r>
+        <w:rPr>
+          <w:rFonts w:ascii="Times New Roman" w:hAnsi="Times New Roman"/>
+          <w:b/>
+          <w:color w:val="000000"/>
+          <w:sz w:val="24"/>
+        </w:rPr>
+        <w:t xml:space="preserve"> </w:t>
+      </w:r>
+      <w:r>
+        <w:rPr>
+          <w:rFonts w:ascii="Times New Roman" w:hAnsi="Times New Roman"/>
+          <w:b/>
+          <w:color w:val="000000"/>
+          <w:sz w:val="24"/>
+        </w:rPr>
+        <w:t>твоя</w:t>
+      </w:r>
+      <w:r>
+        <w:rPr>
+          <w:rFonts w:ascii="Times New Roman" w:hAnsi="Times New Roman"/>
+          <w:b/>
+          <w:color w:val="000000"/>
+          <w:sz w:val="24"/>
+        </w:rPr>
+        <w:t xml:space="preserve"> </w:t>
+      </w:r>
+      <w:r>
+        <w:rPr>
+          <w:rFonts w:ascii="Times New Roman" w:hAnsi="Times New Roman"/>
+          <w:b/>
+          <w:color w:val="000000"/>
+          <w:sz w:val="24"/>
+        </w:rPr>
+        <w:t>вийде</w:t>
+      </w:r>
+      <w:r>
+        <w:rPr>
+          <w:rFonts w:ascii="Times New Roman" w:hAnsi="Times New Roman"/>
+          <w:b/>
+          <w:color w:val="000000"/>
+          <w:sz w:val="24"/>
+        </w:rPr>
+        <w:t xml:space="preserve"> </w:t>
+      </w:r>
+      <w:r>
+        <w:rPr>
+          <w:rFonts w:ascii="Times New Roman" w:hAnsi="Times New Roman"/>
+          <w:b/>
+          <w:color w:val="000000"/>
+          <w:sz w:val="24"/>
+        </w:rPr>
+        <w:t>мені</w:t>
+      </w:r>
+      <w:r>
+        <w:rPr>
+          <w:rFonts w:ascii="Times New Roman" w:hAnsi="Times New Roman"/>
+          <w:b/>
+          <w:color w:val="000000"/>
+          <w:sz w:val="24"/>
+        </w:rPr>
+        <w:t xml:space="preserve"> </w:t>
+      </w:r>
+      <w:r>
+        <w:rPr>
+          <w:rFonts w:ascii="Times New Roman" w:hAnsi="Times New Roman"/>
+          <w:b/>
+          <w:color w:val="000000"/>
+          <w:sz w:val="24"/>
+        </w:rPr>
+        <w:t>назустріч.</w:t>
+      </w:r>
+    </w:p>
+    <w:p>
+      <w:pPr>
+        <w:pStyle w:val="a"/>
+      </w:pPr>
+      <w:r>
+        <w:rPr>
+          <w:rFonts w:ascii="Times New Roman" w:hAnsi="Times New Roman"/>
+          <w:i/>
+          <w:color w:val="FF0000"/>
+          <w:sz w:val="24"/>
+        </w:rPr>
+        <w:t>Стих:</w:t>
+      </w:r>
+      <w:r>
+        <w:rPr>
+          <w:rFonts w:ascii="Times New Roman" w:hAnsi="Times New Roman"/>
+          <w:i/>
+          <w:color w:val="000000"/>
+          <w:sz w:val="24"/>
+        </w:rPr>
+        <w:t xml:space="preserve"> </w:t>
+      </w:r>
+      <w:r>
+        <w:rPr>
+          <w:rFonts w:ascii="Times New Roman" w:hAnsi="Times New Roman"/>
+          <w:color w:val="000000"/>
+          <w:sz w:val="24"/>
+          <w:u w:val="single"/>
+        </w:rPr>
+        <w:t>Вирятуй</w:t>
+      </w:r>
+      <w:r>
+        <w:rPr>
+          <w:rFonts w:ascii="Times New Roman" w:hAnsi="Times New Roman"/>
+          <w:color w:val="000000"/>
+          <w:sz w:val="24"/>
+          <w:u w:val="single"/>
+        </w:rPr>
+        <w:t xml:space="preserve"> </w:t>
+      </w:r>
+      <w:r>
+        <w:rPr>
+          <w:rFonts w:ascii="Times New Roman" w:hAnsi="Times New Roman"/>
+          <w:color w:val="000000"/>
+          <w:sz w:val="24"/>
+          <w:u w:val="single"/>
+        </w:rPr>
+        <w:t>мене</w:t>
+      </w:r>
+      <w:r>
+        <w:rPr>
+          <w:rFonts w:ascii="Times New Roman" w:hAnsi="Times New Roman"/>
+          <w:color w:val="000000"/>
+          <w:sz w:val="24"/>
+          <w:u w:val="single"/>
+        </w:rPr>
+        <w:t xml:space="preserve"> </w:t>
+      </w:r>
+      <w:r>
+        <w:rPr>
+          <w:rFonts w:ascii="Times New Roman" w:hAnsi="Times New Roman"/>
+          <w:color w:val="000000"/>
+          <w:sz w:val="24"/>
+          <w:u w:val="single"/>
+        </w:rPr>
+        <w:t>від</w:t>
+      </w:r>
+      <w:r>
+        <w:rPr>
+          <w:rFonts w:ascii="Times New Roman" w:hAnsi="Times New Roman"/>
+          <w:color w:val="000000"/>
+          <w:sz w:val="24"/>
+          <w:u w:val="single"/>
+        </w:rPr>
+        <w:t xml:space="preserve"> </w:t>
+      </w:r>
+      <w:r>
+        <w:rPr>
+          <w:rFonts w:ascii="Times New Roman" w:hAnsi="Times New Roman"/>
+          <w:color w:val="000000"/>
+          <w:sz w:val="24"/>
+          <w:u w:val="single"/>
+        </w:rPr>
+        <w:t>ворогів</w:t>
+      </w:r>
+      <w:r>
+        <w:rPr>
+          <w:rFonts w:ascii="Times New Roman" w:hAnsi="Times New Roman"/>
+          <w:color w:val="000000"/>
+          <w:sz w:val="24"/>
+          <w:u w:val="single"/>
+        </w:rPr>
+        <w:t xml:space="preserve"> </w:t>
+      </w:r>
+      <w:r>
+        <w:rPr>
+          <w:rFonts w:ascii="Times New Roman" w:hAnsi="Times New Roman"/>
+          <w:color w:val="000000"/>
+          <w:sz w:val="24"/>
+          <w:u w:val="single"/>
+        </w:rPr>
+        <w:t>моїх,</w:t>
+      </w:r>
+      <w:r>
+        <w:rPr>
+          <w:rFonts w:ascii="Times New Roman" w:hAnsi="Times New Roman"/>
+          <w:color w:val="000000"/>
+          <w:sz w:val="24"/>
+          <w:u w:val="single"/>
+        </w:rPr>
+        <w:t xml:space="preserve"> </w:t>
+      </w:r>
+      <w:r>
+        <w:rPr>
+          <w:rFonts w:ascii="Times New Roman" w:hAnsi="Times New Roman"/>
+          <w:color w:val="000000"/>
+          <w:sz w:val="24"/>
+          <w:u w:val="single"/>
+        </w:rPr>
+        <w:t>Боже,</w:t>
+      </w:r>
+      <w:r>
+        <w:rPr>
+          <w:rFonts w:ascii="Times New Roman" w:hAnsi="Times New Roman"/>
+          <w:color w:val="000000"/>
+          <w:sz w:val="24"/>
+          <w:u w:val="single"/>
+        </w:rPr>
+        <w:t xml:space="preserve"> </w:t>
+      </w:r>
+      <w:r>
+        <w:rPr>
+          <w:rFonts w:ascii="Times New Roman" w:hAnsi="Times New Roman"/>
+          <w:color w:val="000000"/>
+          <w:sz w:val="24"/>
+          <w:u w:val="single"/>
+        </w:rPr>
+        <w:t>і</w:t>
+      </w:r>
+      <w:r>
+        <w:rPr>
+          <w:rFonts w:ascii="Times New Roman" w:hAnsi="Times New Roman"/>
+          <w:color w:val="000000"/>
+          <w:sz w:val="24"/>
+          <w:u w:val="single"/>
+        </w:rPr>
+        <w:t xml:space="preserve"> </w:t>
+      </w:r>
+      <w:r>
+        <w:rPr>
+          <w:rFonts w:ascii="Times New Roman" w:hAnsi="Times New Roman"/>
+          <w:color w:val="000000"/>
+          <w:sz w:val="24"/>
+          <w:u w:val="single"/>
+        </w:rPr>
+        <w:t>визволь</w:t>
+      </w:r>
+      <w:r>
+        <w:rPr>
+          <w:rFonts w:ascii="Times New Roman" w:hAnsi="Times New Roman"/>
+          <w:color w:val="000000"/>
+          <w:sz w:val="24"/>
+          <w:u w:val="single"/>
+        </w:rPr>
+        <w:t xml:space="preserve"> </w:t>
+      </w:r>
+      <w:r>
+        <w:rPr>
+          <w:rFonts w:ascii="Times New Roman" w:hAnsi="Times New Roman"/>
+          <w:color w:val="000000"/>
+          <w:sz w:val="24"/>
+          <w:u w:val="single"/>
+        </w:rPr>
+        <w:t>мене</w:t>
+      </w:r>
+      <w:r>
+        <w:rPr>
+          <w:rFonts w:ascii="Times New Roman" w:hAnsi="Times New Roman"/>
+          <w:color w:val="000000"/>
+          <w:sz w:val="24"/>
+          <w:u w:val="single"/>
+        </w:rPr>
+        <w:t xml:space="preserve"> </w:t>
+      </w:r>
+      <w:r>
+        <w:rPr>
+          <w:rFonts w:ascii="Times New Roman" w:hAnsi="Times New Roman"/>
+          <w:color w:val="000000"/>
+          <w:sz w:val="24"/>
+          <w:u w:val="single"/>
+        </w:rPr>
+        <w:t>від</w:t>
+      </w:r>
+      <w:r>
+        <w:rPr>
+          <w:rFonts w:ascii="Times New Roman" w:hAnsi="Times New Roman"/>
+          <w:color w:val="000000"/>
+          <w:sz w:val="24"/>
+          <w:u w:val="single"/>
+        </w:rPr>
+        <w:t xml:space="preserve"> </w:t>
+      </w:r>
+      <w:r>
+        <w:rPr>
+          <w:rFonts w:ascii="Times New Roman" w:hAnsi="Times New Roman"/>
+          <w:color w:val="000000"/>
+          <w:sz w:val="24"/>
+          <w:u w:val="single"/>
+        </w:rPr>
+        <w:t>тих,</w:t>
+      </w:r>
+      <w:r>
+        <w:rPr>
+          <w:rFonts w:ascii="Times New Roman" w:hAnsi="Times New Roman"/>
+          <w:color w:val="000000"/>
+          <w:sz w:val="24"/>
+          <w:u w:val="single"/>
+        </w:rPr>
+        <w:t xml:space="preserve"> </w:t>
+      </w:r>
+      <w:r>
+        <w:rPr>
+          <w:rFonts w:ascii="Times New Roman" w:hAnsi="Times New Roman"/>
+          <w:color w:val="000000"/>
+          <w:sz w:val="24"/>
+          <w:u w:val="single"/>
+        </w:rPr>
+        <w:t>що</w:t>
+      </w:r>
+      <w:r>
+        <w:rPr>
+          <w:rFonts w:ascii="Times New Roman" w:hAnsi="Times New Roman"/>
+          <w:color w:val="000000"/>
+          <w:sz w:val="24"/>
+          <w:u w:val="single"/>
+        </w:rPr>
+        <w:t xml:space="preserve"> </w:t>
+      </w:r>
+      <w:r>
+        <w:rPr>
+          <w:rFonts w:ascii="Times New Roman" w:hAnsi="Times New Roman"/>
+          <w:color w:val="000000"/>
+          <w:sz w:val="24"/>
+          <w:u w:val="single"/>
+        </w:rPr>
+        <w:t>повстають</w:t>
+      </w:r>
+      <w:r>
+        <w:rPr>
+          <w:rFonts w:ascii="Times New Roman" w:hAnsi="Times New Roman"/>
+          <w:color w:val="000000"/>
+          <w:sz w:val="24"/>
+          <w:u w:val="single"/>
+        </w:rPr>
+        <w:t xml:space="preserve"> </w:t>
+      </w:r>
+      <w:r>
+        <w:rPr>
+          <w:rFonts w:ascii="Times New Roman" w:hAnsi="Times New Roman"/>
+          <w:color w:val="000000"/>
+          <w:sz w:val="24"/>
+          <w:u w:val="single"/>
+        </w:rPr>
+        <w:t>на</w:t>
+      </w:r>
+      <w:r>
+        <w:rPr>
+          <w:rFonts w:ascii="Times New Roman" w:hAnsi="Times New Roman"/>
+          <w:color w:val="000000"/>
+          <w:sz w:val="24"/>
+          <w:u w:val="single"/>
+        </w:rPr>
+        <w:t xml:space="preserve"> </w:t>
+      </w:r>
+      <w:r>
+        <w:rPr>
+          <w:rFonts w:ascii="Times New Roman" w:hAnsi="Times New Roman"/>
+          <w:color w:val="000000"/>
+          <w:sz w:val="24"/>
+          <w:u w:val="single"/>
+        </w:rPr>
+        <w:t>мене.</w:t>
+      </w:r>
+    </w:p>
+    <w:p>
+      <w:pPr>
+        <w:pStyle w:val="1"/>
+      </w:pPr>
+    </w:p>
+    <w:p/>
     <w:p>
       <w:pPr>
         <w:pStyle w:val="Heading3"/>
@@ -3919,111 +4411,220 @@
         <w:jc w:val="center"/>
         <w:rPr>
           <w:rFonts w:ascii="Times New Roman" w:cs="Times New Roman" w:eastAsia="Times New Roman" w:hAnsi="Times New Roman"/>
-          <w:i w:val="1"/>
-          <w:color w:val="ff0000"/>
-        </w:rPr>
-      </w:pPr>
-      <w:r>
-        <w:rPr>
-          <w:rFonts w:ascii="Times New Roman" w:cs="Times New Roman" w:eastAsia="Times New Roman" w:hAnsi="Times New Roman"/>
           <w:b w:val="1"/>
           <w:i w:val="1"/>
           <w:color w:val="ff0000"/>
-          <w:rtl w:val="0"/>
-        </w:rPr>
-        <w:t xml:space="preserve">Прокімен</w:t>
-      </w:r>
-      <w:r>
-        <w:rPr>
-          <w:rtl w:val="0"/>
-        </w:rPr>
-      </w:r>
-    </w:p>
-    <w:p>
-      <w:pPr>
-        <w:spacing w:after="120" w:lineRule="auto"/>
-        <w:jc w:val="center"/>
-        <w:rPr>
-          <w:rFonts w:ascii="Times New Roman" w:cs="Times New Roman" w:eastAsia="Times New Roman" w:hAnsi="Times New Roman"/>
-          <w:i w:val="1"/>
-          <w:color w:val="ff0000"/>
-          <w:sz w:val="24"/>
-          <w:szCs w:val="24"/>
-        </w:rPr>
-      </w:pPr>
-      <w:r>
-        <w:rPr>
-          <w:rFonts w:ascii="Times New Roman" w:cs="Times New Roman" w:eastAsia="Times New Roman" w:hAnsi="Times New Roman"/>
-          <w:i w:val="1"/>
-          <w:color w:val="ff0000"/>
-          <w:sz w:val="24"/>
-          <w:szCs w:val="24"/>
-          <w:rtl w:val="0"/>
-        </w:rPr>
-        <w:t xml:space="preserve">Псалом 53 (г. 5):</w:t>
-      </w:r>
-    </w:p>
-    <w:p>
-      <w:pPr>
-        <w:spacing w:after="120" w:lineRule="auto"/>
-        <w:jc w:val="both"/>
-        <w:rPr>
-          <w:rFonts w:ascii="Times New Roman" w:cs="Times New Roman" w:eastAsia="Times New Roman" w:hAnsi="Times New Roman"/>
-          <w:sz w:val="24"/>
-          <w:szCs w:val="24"/>
-        </w:rPr>
-      </w:pPr>
-      <w:r>
-        <w:rPr>
-          <w:rFonts w:ascii="Times New Roman" w:cs="Times New Roman" w:eastAsia="Times New Roman" w:hAnsi="Times New Roman"/>
-          <w:sz w:val="24"/>
-          <w:szCs w:val="24"/>
-          <w:rtl w:val="0"/>
-        </w:rPr>
-        <w:t xml:space="preserve">Боже, ім'ям твоїм спаси мене,* і силою твоєю суди мене.</w:t>
-      </w:r>
-    </w:p>
-    <w:p>
-      <w:pPr>
-        <w:spacing w:after="120" w:lineRule="auto"/>
-        <w:jc w:val="both"/>
-        <w:rPr>
-          <w:rFonts w:ascii="Times New Roman" w:cs="Times New Roman" w:eastAsia="Times New Roman" w:hAnsi="Times New Roman"/>
-          <w:sz w:val="24"/>
-          <w:szCs w:val="24"/>
-          <w:u w:val="single"/>
-        </w:rPr>
-      </w:pPr>
-      <w:r>
-        <w:rPr>
-          <w:rFonts w:ascii="Times New Roman" w:cs="Times New Roman" w:eastAsia="Times New Roman" w:hAnsi="Times New Roman"/>
-          <w:i w:val="1"/>
-          <w:color w:val="ff0000"/>
-          <w:sz w:val="24"/>
-          <w:szCs w:val="24"/>
-          <w:rtl w:val="0"/>
-        </w:rPr>
-        <w:t xml:space="preserve">Стих:</w:t>
-      </w:r>
-      <w:r>
-        <w:rPr>
-          <w:rFonts w:ascii="Times New Roman" w:cs="Times New Roman" w:eastAsia="Times New Roman" w:hAnsi="Times New Roman"/>
-          <w:i w:val="1"/>
-          <w:sz w:val="24"/>
-          <w:szCs w:val="24"/>
-          <w:rtl w:val="0"/>
-        </w:rPr>
-        <w:t xml:space="preserve"> </w:t>
-      </w:r>
-      <w:r>
-        <w:rPr>
-          <w:rFonts w:ascii="Times New Roman" w:cs="Times New Roman" w:eastAsia="Times New Roman" w:hAnsi="Times New Roman"/>
-          <w:sz w:val="24"/>
-          <w:szCs w:val="24"/>
-          <w:u w:val="single"/>
-          <w:rtl w:val="0"/>
-        </w:rPr>
-        <w:t xml:space="preserve">Боже, почуй мою молитву, вислухай слова уст моїх.</w:t>
+        </w:rPr>
+      </w:pPr>
+      <w:r>
+        <w:rPr>
+          <w:rFonts w:ascii="Times New Roman" w:cs="Times New Roman" w:eastAsia="Times New Roman" w:hAnsi="Times New Roman"/>
+          <w:b w:val="1"/>
+          <w:i w:val="1"/>
+          <w:color w:val="ff0000"/>
+          <w:rtl w:val="0"/>
+        </w:rPr>
+        <w:t xml:space="preserve">Сподоби, Господи</w:t>
+      </w:r>
+    </w:p>
+    <w:p>
+      <w:pPr>
+        <w:spacing w:after="120" w:lineRule="auto"/>
+        <w:jc w:val="both"/>
+        <w:rPr>
+          <w:rFonts w:ascii="Times New Roman" w:cs="Times New Roman" w:eastAsia="Times New Roman" w:hAnsi="Times New Roman"/>
+          <w:sz w:val="24"/>
+          <w:szCs w:val="24"/>
+        </w:rPr>
+      </w:pPr>
+      <w:r>
+        <w:rPr>
+          <w:rFonts w:ascii="Times New Roman" w:cs="Times New Roman" w:eastAsia="Times New Roman" w:hAnsi="Times New Roman"/>
+          <w:sz w:val="24"/>
+          <w:szCs w:val="24"/>
+          <w:rtl w:val="0"/>
+        </w:rPr>
+        <w:t xml:space="preserve">Сподоби, Господи, цього вечора* без гріха зберегтися нам.</w:t>
+      </w:r>
+    </w:p>
+    <w:p>
+      <w:pPr>
+        <w:spacing w:after="120" w:lineRule="auto"/>
+        <w:jc w:val="both"/>
+        <w:rPr>
+          <w:rFonts w:ascii="Times New Roman" w:cs="Times New Roman" w:eastAsia="Times New Roman" w:hAnsi="Times New Roman"/>
+          <w:sz w:val="24"/>
+          <w:szCs w:val="24"/>
+        </w:rPr>
+      </w:pPr>
+      <w:r>
+        <w:rPr>
+          <w:rFonts w:ascii="Times New Roman" w:cs="Times New Roman" w:eastAsia="Times New Roman" w:hAnsi="Times New Roman"/>
+          <w:sz w:val="24"/>
+          <w:szCs w:val="24"/>
+          <w:rtl w:val="0"/>
+        </w:rPr>
+        <w:t xml:space="preserve">Благословенний ти, Господи, Боже отців наших,* і хвальне і прославлене ім'я твоє навіки. Амінь.</w:t>
+      </w:r>
+    </w:p>
+    <w:p>
+      <w:pPr>
+        <w:spacing w:after="120" w:lineRule="auto"/>
+        <w:jc w:val="both"/>
+        <w:rPr>
+          <w:rFonts w:ascii="Times New Roman" w:cs="Times New Roman" w:eastAsia="Times New Roman" w:hAnsi="Times New Roman"/>
+          <w:sz w:val="24"/>
+          <w:szCs w:val="24"/>
+        </w:rPr>
+      </w:pPr>
+      <w:r>
+        <w:rPr>
+          <w:rFonts w:ascii="Times New Roman" w:cs="Times New Roman" w:eastAsia="Times New Roman" w:hAnsi="Times New Roman"/>
+          <w:sz w:val="24"/>
+          <w:szCs w:val="24"/>
+          <w:rtl w:val="0"/>
+        </w:rPr>
+        <w:t xml:space="preserve">Нехай буде, Господи, милість твоя на нас,* бо ми надіємось на тебе.</w:t>
+      </w:r>
+    </w:p>
+    <w:p>
+      <w:pPr>
+        <w:spacing w:after="120" w:lineRule="auto"/>
+        <w:jc w:val="both"/>
+        <w:rPr>
+          <w:rFonts w:ascii="Times New Roman" w:cs="Times New Roman" w:eastAsia="Times New Roman" w:hAnsi="Times New Roman"/>
+          <w:sz w:val="24"/>
+          <w:szCs w:val="24"/>
+        </w:rPr>
+      </w:pPr>
+      <w:r>
+        <w:rPr>
+          <w:rFonts w:ascii="Times New Roman" w:cs="Times New Roman" w:eastAsia="Times New Roman" w:hAnsi="Times New Roman"/>
+          <w:sz w:val="24"/>
+          <w:szCs w:val="24"/>
+          <w:rtl w:val="0"/>
+        </w:rPr>
+        <w:t xml:space="preserve">Благословенний ти, Господи,* навчи мене установ твоїх.</w:t>
+      </w:r>
+    </w:p>
+    <w:p>
+      <w:pPr>
+        <w:spacing w:after="120" w:lineRule="auto"/>
+        <w:jc w:val="both"/>
+        <w:rPr>
+          <w:rFonts w:ascii="Times New Roman" w:cs="Times New Roman" w:eastAsia="Times New Roman" w:hAnsi="Times New Roman"/>
+          <w:sz w:val="24"/>
+          <w:szCs w:val="24"/>
+        </w:rPr>
+      </w:pPr>
+      <w:r>
+        <w:rPr>
+          <w:rFonts w:ascii="Times New Roman" w:cs="Times New Roman" w:eastAsia="Times New Roman" w:hAnsi="Times New Roman"/>
+          <w:sz w:val="24"/>
+          <w:szCs w:val="24"/>
+          <w:rtl w:val="0"/>
+        </w:rPr>
+        <w:t xml:space="preserve">Благословенний ти, Владико,* врозуми мене установами твоїми.</w:t>
+      </w:r>
+    </w:p>
+    <w:p>
+      <w:pPr>
+        <w:spacing w:after="120" w:lineRule="auto"/>
+        <w:jc w:val="both"/>
+        <w:rPr>
+          <w:rFonts w:ascii="Times New Roman" w:cs="Times New Roman" w:eastAsia="Times New Roman" w:hAnsi="Times New Roman"/>
+          <w:sz w:val="24"/>
+          <w:szCs w:val="24"/>
+        </w:rPr>
+      </w:pPr>
+      <w:r>
+        <w:rPr>
+          <w:rFonts w:ascii="Times New Roman" w:cs="Times New Roman" w:eastAsia="Times New Roman" w:hAnsi="Times New Roman"/>
+          <w:sz w:val="24"/>
+          <w:szCs w:val="24"/>
+          <w:rtl w:val="0"/>
+        </w:rPr>
+        <w:t xml:space="preserve">Благословенний ти, Святий,* просвіти мене установами твоїми.</w:t>
+      </w:r>
+    </w:p>
+    <w:p>
+      <w:pPr>
+        <w:spacing w:after="120" w:lineRule="auto"/>
+        <w:jc w:val="both"/>
+        <w:rPr>
+          <w:rFonts w:ascii="Times New Roman" w:cs="Times New Roman" w:eastAsia="Times New Roman" w:hAnsi="Times New Roman"/>
+          <w:sz w:val="24"/>
+          <w:szCs w:val="24"/>
+        </w:rPr>
+      </w:pPr>
+      <w:r>
+        <w:rPr>
+          <w:rFonts w:ascii="Times New Roman" w:cs="Times New Roman" w:eastAsia="Times New Roman" w:hAnsi="Times New Roman"/>
+          <w:sz w:val="24"/>
+          <w:szCs w:val="24"/>
+          <w:rtl w:val="0"/>
+        </w:rPr>
+        <w:t xml:space="preserve">Господи, милість твоя повіки,* не покидай діло рук твоїх.</w:t>
+      </w:r>
+    </w:p>
+    <w:p>
+      <w:pPr>
+        <w:spacing w:after="120" w:lineRule="auto"/>
+        <w:jc w:val="both"/>
+        <w:rPr>
+          <w:rFonts w:ascii="Times New Roman" w:cs="Times New Roman" w:eastAsia="Times New Roman" w:hAnsi="Times New Roman"/>
+          <w:sz w:val="24"/>
+          <w:szCs w:val="24"/>
+        </w:rPr>
+      </w:pPr>
+      <w:r>
+        <w:rPr>
+          <w:rFonts w:ascii="Times New Roman" w:cs="Times New Roman" w:eastAsia="Times New Roman" w:hAnsi="Times New Roman"/>
+          <w:sz w:val="24"/>
+          <w:szCs w:val="24"/>
+          <w:rtl w:val="0"/>
+        </w:rPr>
+        <w:t xml:space="preserve">Тобі належить хвала,* тобі належить пісня.</w:t>
+      </w:r>
+    </w:p>
+    <w:p>
+      <w:pPr>
+        <w:spacing w:after="120" w:lineRule="auto"/>
+        <w:jc w:val="both"/>
+        <w:rPr>
+          <w:rFonts w:ascii="Times New Roman" w:cs="Times New Roman" w:eastAsia="Times New Roman" w:hAnsi="Times New Roman"/>
+          <w:sz w:val="24"/>
+          <w:szCs w:val="24"/>
+        </w:rPr>
+      </w:pPr>
+      <w:r>
+        <w:rPr>
+          <w:rFonts w:ascii="Times New Roman" w:cs="Times New Roman" w:eastAsia="Times New Roman" w:hAnsi="Times New Roman"/>
+          <w:sz w:val="24"/>
+          <w:szCs w:val="24"/>
+          <w:rtl w:val="0"/>
+        </w:rPr>
+        <w:t xml:space="preserve">Тобі належить слава:* Отцю, і Сину, і Святому Духові:</w:t>
+      </w:r>
+    </w:p>
+    <w:p>
+      <w:pPr>
+        <w:spacing w:after="120" w:lineRule="auto"/>
+        <w:jc w:val="both"/>
+        <w:rPr>
+          <w:rFonts w:ascii="Times New Roman" w:cs="Times New Roman" w:eastAsia="Times New Roman" w:hAnsi="Times New Roman"/>
+          <w:sz w:val="24"/>
+          <w:szCs w:val="24"/>
+        </w:rPr>
+      </w:pPr>
+      <w:r>
+        <w:rPr>
+          <w:rFonts w:ascii="Times New Roman" w:cs="Times New Roman" w:eastAsia="Times New Roman" w:hAnsi="Times New Roman"/>
+          <w:sz w:val="24"/>
+          <w:szCs w:val="24"/>
+          <w:rtl w:val="0"/>
+        </w:rPr>
+        <w:t xml:space="preserve">Нині і повсякчас,* і на віки віків. Амінь.</w:t>
       </w:r>
     </w:p>
     <w:p>
@@ -4062,207 +4663,1092 @@
           <w:color w:val="ff0000"/>
           <w:rtl w:val="0"/>
         </w:rPr>
-        <w:t xml:space="preserve">Сподоби, Господи</w:t>
-      </w:r>
-    </w:p>
-    <w:p>
-      <w:pPr>
-        <w:spacing w:after="120" w:lineRule="auto"/>
-        <w:jc w:val="both"/>
-        <w:rPr>
-          <w:rFonts w:ascii="Times New Roman" w:cs="Times New Roman" w:eastAsia="Times New Roman" w:hAnsi="Times New Roman"/>
-          <w:sz w:val="24"/>
-          <w:szCs w:val="24"/>
-        </w:rPr>
-      </w:pPr>
-      <w:r>
-        <w:rPr>
-          <w:rFonts w:ascii="Times New Roman" w:cs="Times New Roman" w:eastAsia="Times New Roman" w:hAnsi="Times New Roman"/>
-          <w:sz w:val="24"/>
-          <w:szCs w:val="24"/>
-          <w:rtl w:val="0"/>
-        </w:rPr>
-        <w:t xml:space="preserve">Сподоби, Господи, цього вечора* без гріха зберегтися нам.</w:t>
-      </w:r>
-    </w:p>
-    <w:p>
-      <w:pPr>
-        <w:spacing w:after="120" w:lineRule="auto"/>
-        <w:jc w:val="both"/>
-        <w:rPr>
-          <w:rFonts w:ascii="Times New Roman" w:cs="Times New Roman" w:eastAsia="Times New Roman" w:hAnsi="Times New Roman"/>
-          <w:sz w:val="24"/>
-          <w:szCs w:val="24"/>
-        </w:rPr>
-      </w:pPr>
-      <w:r>
-        <w:rPr>
-          <w:rFonts w:ascii="Times New Roman" w:cs="Times New Roman" w:eastAsia="Times New Roman" w:hAnsi="Times New Roman"/>
-          <w:sz w:val="24"/>
-          <w:szCs w:val="24"/>
-          <w:rtl w:val="0"/>
-        </w:rPr>
-        <w:t xml:space="preserve">Благословенний ти, Господи, Боже отців наших,* і хвальне і прославлене ім'я твоє навіки. Амінь.</w:t>
-      </w:r>
-    </w:p>
-    <w:p>
-      <w:pPr>
-        <w:spacing w:after="120" w:lineRule="auto"/>
-        <w:jc w:val="both"/>
-        <w:rPr>
-          <w:rFonts w:ascii="Times New Roman" w:cs="Times New Roman" w:eastAsia="Times New Roman" w:hAnsi="Times New Roman"/>
-          <w:sz w:val="24"/>
-          <w:szCs w:val="24"/>
-        </w:rPr>
-      </w:pPr>
-      <w:r>
-        <w:rPr>
-          <w:rFonts w:ascii="Times New Roman" w:cs="Times New Roman" w:eastAsia="Times New Roman" w:hAnsi="Times New Roman"/>
-          <w:sz w:val="24"/>
-          <w:szCs w:val="24"/>
-          <w:rtl w:val="0"/>
-        </w:rPr>
-        <w:t xml:space="preserve">Нехай буде, Господи, милість твоя на нас,* бо ми надіємось на тебе.</w:t>
-      </w:r>
-    </w:p>
-    <w:p>
-      <w:pPr>
-        <w:spacing w:after="120" w:lineRule="auto"/>
-        <w:jc w:val="both"/>
-        <w:rPr>
-          <w:rFonts w:ascii="Times New Roman" w:cs="Times New Roman" w:eastAsia="Times New Roman" w:hAnsi="Times New Roman"/>
-          <w:sz w:val="24"/>
-          <w:szCs w:val="24"/>
-        </w:rPr>
-      </w:pPr>
-      <w:r>
-        <w:rPr>
-          <w:rFonts w:ascii="Times New Roman" w:cs="Times New Roman" w:eastAsia="Times New Roman" w:hAnsi="Times New Roman"/>
-          <w:sz w:val="24"/>
-          <w:szCs w:val="24"/>
-          <w:rtl w:val="0"/>
-        </w:rPr>
-        <w:t xml:space="preserve">Благословенний ти, Господи,* навчи мене установ твоїх.</w:t>
-      </w:r>
-    </w:p>
-    <w:p>
-      <w:pPr>
-        <w:spacing w:after="120" w:lineRule="auto"/>
-        <w:jc w:val="both"/>
-        <w:rPr>
-          <w:rFonts w:ascii="Times New Roman" w:cs="Times New Roman" w:eastAsia="Times New Roman" w:hAnsi="Times New Roman"/>
-          <w:sz w:val="24"/>
-          <w:szCs w:val="24"/>
-        </w:rPr>
-      </w:pPr>
-      <w:r>
-        <w:rPr>
-          <w:rFonts w:ascii="Times New Roman" w:cs="Times New Roman" w:eastAsia="Times New Roman" w:hAnsi="Times New Roman"/>
-          <w:sz w:val="24"/>
-          <w:szCs w:val="24"/>
-          <w:rtl w:val="0"/>
-        </w:rPr>
-        <w:t xml:space="preserve">Благословенний ти, Владико,* врозуми мене установами твоїми.</w:t>
-      </w:r>
-    </w:p>
-    <w:p>
-      <w:pPr>
-        <w:spacing w:after="120" w:lineRule="auto"/>
-        <w:jc w:val="both"/>
-        <w:rPr>
-          <w:rFonts w:ascii="Times New Roman" w:cs="Times New Roman" w:eastAsia="Times New Roman" w:hAnsi="Times New Roman"/>
-          <w:sz w:val="24"/>
-          <w:szCs w:val="24"/>
-        </w:rPr>
-      </w:pPr>
-      <w:r>
-        <w:rPr>
-          <w:rFonts w:ascii="Times New Roman" w:cs="Times New Roman" w:eastAsia="Times New Roman" w:hAnsi="Times New Roman"/>
-          <w:sz w:val="24"/>
-          <w:szCs w:val="24"/>
-          <w:rtl w:val="0"/>
-        </w:rPr>
-        <w:t xml:space="preserve">Благословенний ти, Святий,* просвіти мене установами твоїми.</w:t>
-      </w:r>
-    </w:p>
-    <w:p>
-      <w:pPr>
-        <w:spacing w:after="120" w:lineRule="auto"/>
-        <w:jc w:val="both"/>
-        <w:rPr>
-          <w:rFonts w:ascii="Times New Roman" w:cs="Times New Roman" w:eastAsia="Times New Roman" w:hAnsi="Times New Roman"/>
-          <w:sz w:val="24"/>
-          <w:szCs w:val="24"/>
-        </w:rPr>
-      </w:pPr>
-      <w:r>
-        <w:rPr>
-          <w:rFonts w:ascii="Times New Roman" w:cs="Times New Roman" w:eastAsia="Times New Roman" w:hAnsi="Times New Roman"/>
-          <w:sz w:val="24"/>
-          <w:szCs w:val="24"/>
-          <w:rtl w:val="0"/>
-        </w:rPr>
-        <w:t xml:space="preserve">Господи, милість твоя повіки,* не покидай діло рук твоїх.</w:t>
-      </w:r>
-    </w:p>
-    <w:p>
-      <w:pPr>
-        <w:spacing w:after="120" w:lineRule="auto"/>
-        <w:jc w:val="both"/>
-        <w:rPr>
-          <w:rFonts w:ascii="Times New Roman" w:cs="Times New Roman" w:eastAsia="Times New Roman" w:hAnsi="Times New Roman"/>
-          <w:sz w:val="24"/>
-          <w:szCs w:val="24"/>
-        </w:rPr>
-      </w:pPr>
-      <w:r>
-        <w:rPr>
-          <w:rFonts w:ascii="Times New Roman" w:cs="Times New Roman" w:eastAsia="Times New Roman" w:hAnsi="Times New Roman"/>
-          <w:sz w:val="24"/>
-          <w:szCs w:val="24"/>
-          <w:rtl w:val="0"/>
-        </w:rPr>
-        <w:t xml:space="preserve">Тобі належить хвала,* тобі належить пісня.</w:t>
-      </w:r>
-    </w:p>
-    <w:p>
-      <w:pPr>
-        <w:spacing w:after="120" w:lineRule="auto"/>
-        <w:jc w:val="both"/>
-        <w:rPr>
-          <w:rFonts w:ascii="Times New Roman" w:cs="Times New Roman" w:eastAsia="Times New Roman" w:hAnsi="Times New Roman"/>
-          <w:sz w:val="24"/>
-          <w:szCs w:val="24"/>
-        </w:rPr>
-      </w:pPr>
-      <w:r>
-        <w:rPr>
-          <w:rFonts w:ascii="Times New Roman" w:cs="Times New Roman" w:eastAsia="Times New Roman" w:hAnsi="Times New Roman"/>
-          <w:sz w:val="24"/>
-          <w:szCs w:val="24"/>
-          <w:rtl w:val="0"/>
-        </w:rPr>
-        <w:t xml:space="preserve">Тобі належить слава:* Отцю, і Сину, і Святому Духові:</w:t>
-      </w:r>
-    </w:p>
-    <w:p>
-      <w:pPr>
-        <w:spacing w:after="120" w:lineRule="auto"/>
-        <w:jc w:val="both"/>
-        <w:rPr>
-          <w:rFonts w:ascii="Times New Roman" w:cs="Times New Roman" w:eastAsia="Times New Roman" w:hAnsi="Times New Roman"/>
-          <w:sz w:val="24"/>
-          <w:szCs w:val="24"/>
-        </w:rPr>
-      </w:pPr>
-      <w:r>
-        <w:rPr>
-          <w:rFonts w:ascii="Times New Roman" w:cs="Times New Roman" w:eastAsia="Times New Roman" w:hAnsi="Times New Roman"/>
-          <w:sz w:val="24"/>
-          <w:szCs w:val="24"/>
-          <w:rtl w:val="0"/>
-        </w:rPr>
-        <w:t xml:space="preserve">Нині і повсякчас,* і на віки віків. Амінь.</w:t>
+        <w:t xml:space="preserve">Прохальна єктенія</w:t>
+      </w:r>
+    </w:p>
+    <w:p>
+      <w:pPr>
+        <w:spacing w:after="120" w:lineRule="auto"/>
+        <w:jc w:val="both"/>
+        <w:rPr>
+          <w:rFonts w:ascii="Times New Roman" w:cs="Times New Roman" w:eastAsia="Times New Roman" w:hAnsi="Times New Roman"/>
+          <w:sz w:val="24"/>
+          <w:szCs w:val="24"/>
+        </w:rPr>
+      </w:pPr>
+      <w:r>
+        <w:rPr>
+          <w:rFonts w:ascii="Times New Roman" w:cs="Times New Roman" w:eastAsia="Times New Roman" w:hAnsi="Times New Roman"/>
+          <w:sz w:val="24"/>
+          <w:szCs w:val="24"/>
+          <w:rtl w:val="0"/>
+        </w:rPr>
+        <w:t xml:space="preserve">Сповнім вечірню молитву нашу Господеві.</w:t>
+      </w:r>
+    </w:p>
+    <w:p>
+      <w:pPr>
+        <w:spacing w:after="120" w:lineRule="auto"/>
+        <w:jc w:val="both"/>
+        <w:rPr>
+          <w:rFonts w:ascii="Times New Roman" w:cs="Times New Roman" w:eastAsia="Times New Roman" w:hAnsi="Times New Roman"/>
+          <w:sz w:val="24"/>
+          <w:szCs w:val="24"/>
+        </w:rPr>
+      </w:pPr>
+      <w:r>
+        <w:rPr>
+          <w:rFonts w:ascii="Times New Roman" w:cs="Times New Roman" w:eastAsia="Times New Roman" w:hAnsi="Times New Roman"/>
+          <w:i w:val="1"/>
+          <w:color w:val="ff0000"/>
+          <w:sz w:val="24"/>
+          <w:szCs w:val="24"/>
+          <w:rtl w:val="0"/>
+        </w:rPr>
+        <w:t xml:space="preserve">Вірні:</w:t>
+      </w:r>
+      <w:r>
+        <w:rPr>
+          <w:rFonts w:ascii="Times New Roman" w:cs="Times New Roman" w:eastAsia="Times New Roman" w:hAnsi="Times New Roman"/>
+          <w:color w:val="ff0000"/>
+          <w:sz w:val="24"/>
+          <w:szCs w:val="24"/>
+          <w:rtl w:val="0"/>
+        </w:rPr>
+        <w:t xml:space="preserve"> </w:t>
+      </w:r>
+      <w:r>
+        <w:rPr>
+          <w:rFonts w:ascii="Times New Roman" w:cs="Times New Roman" w:eastAsia="Times New Roman" w:hAnsi="Times New Roman"/>
+          <w:sz w:val="24"/>
+          <w:szCs w:val="24"/>
+          <w:rtl w:val="0"/>
+        </w:rPr>
+        <w:t xml:space="preserve">Господи, помилуй.</w:t>
+      </w:r>
+    </w:p>
+    <w:p>
+      <w:pPr>
+        <w:spacing w:after="120" w:lineRule="auto"/>
+        <w:jc w:val="both"/>
+        <w:rPr>
+          <w:rFonts w:ascii="Times New Roman" w:cs="Times New Roman" w:eastAsia="Times New Roman" w:hAnsi="Times New Roman"/>
+          <w:sz w:val="24"/>
+          <w:szCs w:val="24"/>
+        </w:rPr>
+      </w:pPr>
+      <w:r>
+        <w:rPr>
+          <w:rFonts w:ascii="Times New Roman" w:cs="Times New Roman" w:eastAsia="Times New Roman" w:hAnsi="Times New Roman"/>
+          <w:sz w:val="24"/>
+          <w:szCs w:val="24"/>
+          <w:rtl w:val="0"/>
+        </w:rPr>
+        <w:t xml:space="preserve">Заступи, спаси, помилуй і охорони нас, Боже, твоєю благодаттю.</w:t>
+      </w:r>
+    </w:p>
+    <w:p>
+      <w:pPr>
+        <w:spacing w:after="120" w:lineRule="auto"/>
+        <w:jc w:val="both"/>
+        <w:rPr>
+          <w:rFonts w:ascii="Times New Roman" w:cs="Times New Roman" w:eastAsia="Times New Roman" w:hAnsi="Times New Roman"/>
+          <w:sz w:val="24"/>
+          <w:szCs w:val="24"/>
+        </w:rPr>
+      </w:pPr>
+      <w:r>
+        <w:rPr>
+          <w:rFonts w:ascii="Times New Roman" w:cs="Times New Roman" w:eastAsia="Times New Roman" w:hAnsi="Times New Roman"/>
+          <w:i w:val="1"/>
+          <w:color w:val="ff0000"/>
+          <w:sz w:val="24"/>
+          <w:szCs w:val="24"/>
+          <w:rtl w:val="0"/>
+        </w:rPr>
+        <w:t xml:space="preserve">Вірні:</w:t>
+      </w:r>
+      <w:r>
+        <w:rPr>
+          <w:rFonts w:ascii="Times New Roman" w:cs="Times New Roman" w:eastAsia="Times New Roman" w:hAnsi="Times New Roman"/>
+          <w:color w:val="ff0000"/>
+          <w:sz w:val="24"/>
+          <w:szCs w:val="24"/>
+          <w:rtl w:val="0"/>
+        </w:rPr>
+        <w:t xml:space="preserve"> </w:t>
+      </w:r>
+      <w:r>
+        <w:rPr>
+          <w:rFonts w:ascii="Times New Roman" w:cs="Times New Roman" w:eastAsia="Times New Roman" w:hAnsi="Times New Roman"/>
+          <w:sz w:val="24"/>
+          <w:szCs w:val="24"/>
+          <w:rtl w:val="0"/>
+        </w:rPr>
+        <w:t xml:space="preserve">Господи, помилуй.</w:t>
+      </w:r>
+    </w:p>
+    <w:p>
+      <w:pPr>
+        <w:spacing w:after="120" w:lineRule="auto"/>
+        <w:jc w:val="both"/>
+        <w:rPr>
+          <w:rFonts w:ascii="Times New Roman" w:cs="Times New Roman" w:eastAsia="Times New Roman" w:hAnsi="Times New Roman"/>
+          <w:sz w:val="24"/>
+          <w:szCs w:val="24"/>
+        </w:rPr>
+      </w:pPr>
+      <w:r>
+        <w:rPr>
+          <w:rFonts w:ascii="Times New Roman" w:cs="Times New Roman" w:eastAsia="Times New Roman" w:hAnsi="Times New Roman"/>
+          <w:sz w:val="24"/>
+          <w:szCs w:val="24"/>
+          <w:rtl w:val="0"/>
+        </w:rPr>
+        <w:t xml:space="preserve">Вечора всього досконалого, святого, мирного і безгрішного у Господа просім.</w:t>
+      </w:r>
+    </w:p>
+    <w:p>
+      <w:pPr>
+        <w:spacing w:after="120" w:lineRule="auto"/>
+        <w:jc w:val="both"/>
+        <w:rPr>
+          <w:rFonts w:ascii="Times New Roman" w:cs="Times New Roman" w:eastAsia="Times New Roman" w:hAnsi="Times New Roman"/>
+          <w:i w:val="1"/>
+          <w:sz w:val="24"/>
+          <w:szCs w:val="24"/>
+        </w:rPr>
+      </w:pPr>
+      <w:r>
+        <w:rPr>
+          <w:rFonts w:ascii="Times New Roman" w:cs="Times New Roman" w:eastAsia="Times New Roman" w:hAnsi="Times New Roman"/>
+          <w:i w:val="1"/>
+          <w:color w:val="ff0000"/>
+          <w:sz w:val="24"/>
+          <w:szCs w:val="24"/>
+          <w:rtl w:val="0"/>
+        </w:rPr>
+        <w:t xml:space="preserve">Вірні:</w:t>
+      </w:r>
+      <w:r>
+        <w:rPr>
+          <w:rFonts w:ascii="Times New Roman" w:cs="Times New Roman" w:eastAsia="Times New Roman" w:hAnsi="Times New Roman"/>
+          <w:sz w:val="24"/>
+          <w:szCs w:val="24"/>
+          <w:rtl w:val="0"/>
+        </w:rPr>
+        <w:t xml:space="preserve"> Подай, Господи</w:t>
+      </w:r>
+      <w:r>
+        <w:rPr>
+          <w:rFonts w:ascii="Times New Roman" w:cs="Times New Roman" w:eastAsia="Times New Roman" w:hAnsi="Times New Roman"/>
+          <w:i w:val="1"/>
+          <w:sz w:val="24"/>
+          <w:szCs w:val="24"/>
+          <w:rtl w:val="0"/>
+        </w:rPr>
+        <w:t xml:space="preserve">.</w:t>
+      </w:r>
+    </w:p>
+    <w:p>
+      <w:pPr>
+        <w:spacing w:after="120" w:lineRule="auto"/>
+        <w:jc w:val="both"/>
+        <w:rPr>
+          <w:rFonts w:ascii="Times New Roman" w:cs="Times New Roman" w:eastAsia="Times New Roman" w:hAnsi="Times New Roman"/>
+          <w:sz w:val="24"/>
+          <w:szCs w:val="24"/>
+        </w:rPr>
+      </w:pPr>
+      <w:r>
+        <w:rPr>
+          <w:rFonts w:ascii="Times New Roman" w:cs="Times New Roman" w:eastAsia="Times New Roman" w:hAnsi="Times New Roman"/>
+          <w:sz w:val="24"/>
+          <w:szCs w:val="24"/>
+          <w:rtl w:val="0"/>
+        </w:rPr>
+        <w:t xml:space="preserve">Ангела миру, вірного наставника, охоронця душ і тіл наших у Господа просім.</w:t>
+      </w:r>
+    </w:p>
+    <w:p>
+      <w:pPr>
+        <w:spacing w:after="120" w:lineRule="auto"/>
+        <w:jc w:val="both"/>
+        <w:rPr>
+          <w:rFonts w:ascii="Times New Roman" w:cs="Times New Roman" w:eastAsia="Times New Roman" w:hAnsi="Times New Roman"/>
+          <w:i w:val="1"/>
+          <w:sz w:val="24"/>
+          <w:szCs w:val="24"/>
+        </w:rPr>
+      </w:pPr>
+      <w:r>
+        <w:rPr>
+          <w:rFonts w:ascii="Times New Roman" w:cs="Times New Roman" w:eastAsia="Times New Roman" w:hAnsi="Times New Roman"/>
+          <w:i w:val="1"/>
+          <w:color w:val="ff0000"/>
+          <w:sz w:val="24"/>
+          <w:szCs w:val="24"/>
+          <w:rtl w:val="0"/>
+        </w:rPr>
+        <w:t xml:space="preserve">Вірні:</w:t>
+      </w:r>
+      <w:r>
+        <w:rPr>
+          <w:rFonts w:ascii="Times New Roman" w:cs="Times New Roman" w:eastAsia="Times New Roman" w:hAnsi="Times New Roman"/>
+          <w:sz w:val="24"/>
+          <w:szCs w:val="24"/>
+          <w:rtl w:val="0"/>
+        </w:rPr>
+        <w:t xml:space="preserve"> Подай, Господи</w:t>
+      </w:r>
+      <w:r>
+        <w:rPr>
+          <w:rFonts w:ascii="Times New Roman" w:cs="Times New Roman" w:eastAsia="Times New Roman" w:hAnsi="Times New Roman"/>
+          <w:i w:val="1"/>
+          <w:sz w:val="24"/>
+          <w:szCs w:val="24"/>
+          <w:rtl w:val="0"/>
+        </w:rPr>
+        <w:t xml:space="preserve">.</w:t>
+      </w:r>
+    </w:p>
+    <w:p>
+      <w:pPr>
+        <w:spacing w:after="120" w:lineRule="auto"/>
+        <w:jc w:val="both"/>
+        <w:rPr>
+          <w:rFonts w:ascii="Times New Roman" w:cs="Times New Roman" w:eastAsia="Times New Roman" w:hAnsi="Times New Roman"/>
+          <w:sz w:val="24"/>
+          <w:szCs w:val="24"/>
+        </w:rPr>
+      </w:pPr>
+      <w:r>
+        <w:rPr>
+          <w:rFonts w:ascii="Times New Roman" w:cs="Times New Roman" w:eastAsia="Times New Roman" w:hAnsi="Times New Roman"/>
+          <w:sz w:val="24"/>
+          <w:szCs w:val="24"/>
+          <w:rtl w:val="0"/>
+        </w:rPr>
+        <w:t xml:space="preserve">Прощення і відпущення гріхів, і прогрішень наших у Господа просім.</w:t>
+      </w:r>
+    </w:p>
+    <w:p>
+      <w:pPr>
+        <w:spacing w:after="120" w:lineRule="auto"/>
+        <w:jc w:val="both"/>
+        <w:rPr>
+          <w:rFonts w:ascii="Times New Roman" w:cs="Times New Roman" w:eastAsia="Times New Roman" w:hAnsi="Times New Roman"/>
+          <w:i w:val="1"/>
+          <w:sz w:val="24"/>
+          <w:szCs w:val="24"/>
+        </w:rPr>
+      </w:pPr>
+      <w:r>
+        <w:rPr>
+          <w:rFonts w:ascii="Times New Roman" w:cs="Times New Roman" w:eastAsia="Times New Roman" w:hAnsi="Times New Roman"/>
+          <w:i w:val="1"/>
+          <w:color w:val="ff0000"/>
+          <w:sz w:val="24"/>
+          <w:szCs w:val="24"/>
+          <w:rtl w:val="0"/>
+        </w:rPr>
+        <w:t xml:space="preserve">Вірні:</w:t>
+      </w:r>
+      <w:r>
+        <w:rPr>
+          <w:rFonts w:ascii="Times New Roman" w:cs="Times New Roman" w:eastAsia="Times New Roman" w:hAnsi="Times New Roman"/>
+          <w:sz w:val="24"/>
+          <w:szCs w:val="24"/>
+          <w:rtl w:val="0"/>
+        </w:rPr>
+        <w:t xml:space="preserve"> Подай, Господи</w:t>
+      </w:r>
+      <w:r>
+        <w:rPr>
+          <w:rFonts w:ascii="Times New Roman" w:cs="Times New Roman" w:eastAsia="Times New Roman" w:hAnsi="Times New Roman"/>
+          <w:i w:val="1"/>
+          <w:sz w:val="24"/>
+          <w:szCs w:val="24"/>
+          <w:rtl w:val="0"/>
+        </w:rPr>
+        <w:t xml:space="preserve">.</w:t>
+      </w:r>
+    </w:p>
+    <w:p>
+      <w:pPr>
+        <w:spacing w:after="120" w:lineRule="auto"/>
+        <w:jc w:val="both"/>
+        <w:rPr>
+          <w:rFonts w:ascii="Times New Roman" w:cs="Times New Roman" w:eastAsia="Times New Roman" w:hAnsi="Times New Roman"/>
+          <w:sz w:val="24"/>
+          <w:szCs w:val="24"/>
+        </w:rPr>
+      </w:pPr>
+      <w:r>
+        <w:rPr>
+          <w:rFonts w:ascii="Times New Roman" w:cs="Times New Roman" w:eastAsia="Times New Roman" w:hAnsi="Times New Roman"/>
+          <w:sz w:val="24"/>
+          <w:szCs w:val="24"/>
+          <w:rtl w:val="0"/>
+        </w:rPr>
+        <w:t xml:space="preserve">Доброго і пожиточного для душ наших і миру для світу у Господа просім.</w:t>
+      </w:r>
+    </w:p>
+    <w:p>
+      <w:pPr>
+        <w:spacing w:after="120" w:lineRule="auto"/>
+        <w:jc w:val="both"/>
+        <w:rPr>
+          <w:rFonts w:ascii="Times New Roman" w:cs="Times New Roman" w:eastAsia="Times New Roman" w:hAnsi="Times New Roman"/>
+          <w:i w:val="1"/>
+          <w:sz w:val="24"/>
+          <w:szCs w:val="24"/>
+        </w:rPr>
+      </w:pPr>
+      <w:r>
+        <w:rPr>
+          <w:rFonts w:ascii="Times New Roman" w:cs="Times New Roman" w:eastAsia="Times New Roman" w:hAnsi="Times New Roman"/>
+          <w:i w:val="1"/>
+          <w:color w:val="ff0000"/>
+          <w:sz w:val="24"/>
+          <w:szCs w:val="24"/>
+          <w:rtl w:val="0"/>
+        </w:rPr>
+        <w:t xml:space="preserve">Вірні:</w:t>
+      </w:r>
+      <w:r>
+        <w:rPr>
+          <w:rFonts w:ascii="Times New Roman" w:cs="Times New Roman" w:eastAsia="Times New Roman" w:hAnsi="Times New Roman"/>
+          <w:sz w:val="24"/>
+          <w:szCs w:val="24"/>
+          <w:rtl w:val="0"/>
+        </w:rPr>
+        <w:t xml:space="preserve"> Подай, Господи</w:t>
+      </w:r>
+      <w:r>
+        <w:rPr>
+          <w:rFonts w:ascii="Times New Roman" w:cs="Times New Roman" w:eastAsia="Times New Roman" w:hAnsi="Times New Roman"/>
+          <w:i w:val="1"/>
+          <w:sz w:val="24"/>
+          <w:szCs w:val="24"/>
+          <w:rtl w:val="0"/>
+        </w:rPr>
+        <w:t xml:space="preserve">.</w:t>
+      </w:r>
+    </w:p>
+    <w:p>
+      <w:pPr>
+        <w:spacing w:after="120" w:lineRule="auto"/>
+        <w:jc w:val="both"/>
+        <w:rPr>
+          <w:rFonts w:ascii="Times New Roman" w:cs="Times New Roman" w:eastAsia="Times New Roman" w:hAnsi="Times New Roman"/>
+          <w:sz w:val="24"/>
+          <w:szCs w:val="24"/>
+        </w:rPr>
+      </w:pPr>
+      <w:r>
+        <w:rPr>
+          <w:rFonts w:ascii="Times New Roman" w:cs="Times New Roman" w:eastAsia="Times New Roman" w:hAnsi="Times New Roman"/>
+          <w:sz w:val="24"/>
+          <w:szCs w:val="24"/>
+          <w:rtl w:val="0"/>
+        </w:rPr>
+        <w:t xml:space="preserve">Осталий час життя нашого в мирі й покаянні скінчити у Господа просім.</w:t>
+      </w:r>
+    </w:p>
+    <w:p>
+      <w:pPr>
+        <w:spacing w:after="120" w:lineRule="auto"/>
+        <w:jc w:val="both"/>
+        <w:rPr>
+          <w:rFonts w:ascii="Times New Roman" w:cs="Times New Roman" w:eastAsia="Times New Roman" w:hAnsi="Times New Roman"/>
+          <w:i w:val="1"/>
+          <w:sz w:val="24"/>
+          <w:szCs w:val="24"/>
+        </w:rPr>
+      </w:pPr>
+      <w:r>
+        <w:rPr>
+          <w:rFonts w:ascii="Times New Roman" w:cs="Times New Roman" w:eastAsia="Times New Roman" w:hAnsi="Times New Roman"/>
+          <w:i w:val="1"/>
+          <w:color w:val="ff0000"/>
+          <w:sz w:val="24"/>
+          <w:szCs w:val="24"/>
+          <w:rtl w:val="0"/>
+        </w:rPr>
+        <w:t xml:space="preserve">Вірні:</w:t>
+      </w:r>
+      <w:r>
+        <w:rPr>
+          <w:rFonts w:ascii="Times New Roman" w:cs="Times New Roman" w:eastAsia="Times New Roman" w:hAnsi="Times New Roman"/>
+          <w:sz w:val="24"/>
+          <w:szCs w:val="24"/>
+          <w:rtl w:val="0"/>
+        </w:rPr>
+        <w:t xml:space="preserve"> Подай, Господи</w:t>
+      </w:r>
+      <w:r>
+        <w:rPr>
+          <w:rFonts w:ascii="Times New Roman" w:cs="Times New Roman" w:eastAsia="Times New Roman" w:hAnsi="Times New Roman"/>
+          <w:i w:val="1"/>
+          <w:sz w:val="24"/>
+          <w:szCs w:val="24"/>
+          <w:rtl w:val="0"/>
+        </w:rPr>
+        <w:t xml:space="preserve">.</w:t>
+      </w:r>
+    </w:p>
+    <w:p>
+      <w:pPr>
+        <w:spacing w:after="120" w:lineRule="auto"/>
+        <w:jc w:val="both"/>
+        <w:rPr>
+          <w:rFonts w:ascii="Times New Roman" w:cs="Times New Roman" w:eastAsia="Times New Roman" w:hAnsi="Times New Roman"/>
+          <w:sz w:val="24"/>
+          <w:szCs w:val="24"/>
+        </w:rPr>
+      </w:pPr>
+      <w:r>
+        <w:rPr>
+          <w:rFonts w:ascii="Times New Roman" w:cs="Times New Roman" w:eastAsia="Times New Roman" w:hAnsi="Times New Roman"/>
+          <w:sz w:val="24"/>
+          <w:szCs w:val="24"/>
+          <w:rtl w:val="0"/>
+        </w:rPr>
+        <w:t xml:space="preserve">Християнської кончини життя нашого, безболісної, бездоганної, мирної, і доброго одвіту на страшному суді Христовому просім.</w:t>
+      </w:r>
+    </w:p>
+    <w:p>
+      <w:pPr>
+        <w:spacing w:after="120" w:lineRule="auto"/>
+        <w:jc w:val="both"/>
+        <w:rPr>
+          <w:rFonts w:ascii="Times New Roman" w:cs="Times New Roman" w:eastAsia="Times New Roman" w:hAnsi="Times New Roman"/>
+          <w:i w:val="1"/>
+          <w:sz w:val="24"/>
+          <w:szCs w:val="24"/>
+        </w:rPr>
+      </w:pPr>
+      <w:r>
+        <w:rPr>
+          <w:rFonts w:ascii="Times New Roman" w:cs="Times New Roman" w:eastAsia="Times New Roman" w:hAnsi="Times New Roman"/>
+          <w:i w:val="1"/>
+          <w:color w:val="ff0000"/>
+          <w:sz w:val="24"/>
+          <w:szCs w:val="24"/>
+          <w:rtl w:val="0"/>
+        </w:rPr>
+        <w:t xml:space="preserve">Вірні:</w:t>
+      </w:r>
+      <w:r>
+        <w:rPr>
+          <w:rFonts w:ascii="Times New Roman" w:cs="Times New Roman" w:eastAsia="Times New Roman" w:hAnsi="Times New Roman"/>
+          <w:sz w:val="24"/>
+          <w:szCs w:val="24"/>
+          <w:rtl w:val="0"/>
+        </w:rPr>
+        <w:t xml:space="preserve"> Подай, Господи</w:t>
+      </w:r>
+      <w:r>
+        <w:rPr>
+          <w:rFonts w:ascii="Times New Roman" w:cs="Times New Roman" w:eastAsia="Times New Roman" w:hAnsi="Times New Roman"/>
+          <w:i w:val="1"/>
+          <w:sz w:val="24"/>
+          <w:szCs w:val="24"/>
+          <w:rtl w:val="0"/>
+        </w:rPr>
+        <w:t xml:space="preserve">.</w:t>
+      </w:r>
+    </w:p>
+    <w:p>
+      <w:pPr>
+        <w:spacing w:after="120" w:lineRule="auto"/>
+        <w:jc w:val="both"/>
+        <w:rPr>
+          <w:rFonts w:ascii="Times New Roman" w:cs="Times New Roman" w:eastAsia="Times New Roman" w:hAnsi="Times New Roman"/>
+          <w:sz w:val="24"/>
+          <w:szCs w:val="24"/>
+        </w:rPr>
+      </w:pPr>
+      <w:r>
+        <w:rPr>
+          <w:rFonts w:ascii="Times New Roman" w:cs="Times New Roman" w:eastAsia="Times New Roman" w:hAnsi="Times New Roman"/>
+          <w:sz w:val="24"/>
+          <w:szCs w:val="24"/>
+          <w:rtl w:val="0"/>
+        </w:rPr>
+        <w:t xml:space="preserve">Пресвяту, пречисту, преблагословенну, славну Владичицю нашу Богородицю і приснодіву Марію, з усіма святими пом'янувши, самі себе, і один одного, і все життя наше Христу Богові віддаймо.</w:t>
+      </w:r>
+    </w:p>
+    <w:p>
+      <w:pPr>
+        <w:spacing w:after="120" w:lineRule="auto"/>
+        <w:jc w:val="both"/>
+        <w:rPr>
+          <w:rFonts w:ascii="Times New Roman" w:cs="Times New Roman" w:eastAsia="Times New Roman" w:hAnsi="Times New Roman"/>
+          <w:sz w:val="24"/>
+          <w:szCs w:val="24"/>
+        </w:rPr>
+      </w:pPr>
+      <w:r>
+        <w:rPr>
+          <w:rFonts w:ascii="Times New Roman" w:cs="Times New Roman" w:eastAsia="Times New Roman" w:hAnsi="Times New Roman"/>
+          <w:i w:val="1"/>
+          <w:color w:val="ff0000"/>
+          <w:sz w:val="24"/>
+          <w:szCs w:val="24"/>
+          <w:rtl w:val="0"/>
+        </w:rPr>
+        <w:t xml:space="preserve">Вірні:</w:t>
+      </w:r>
+      <w:r>
+        <w:rPr>
+          <w:rFonts w:ascii="Times New Roman" w:cs="Times New Roman" w:eastAsia="Times New Roman" w:hAnsi="Times New Roman"/>
+          <w:color w:val="ff0000"/>
+          <w:sz w:val="24"/>
+          <w:szCs w:val="24"/>
+          <w:rtl w:val="0"/>
+        </w:rPr>
+        <w:t xml:space="preserve"> </w:t>
+      </w:r>
+      <w:r>
+        <w:rPr>
+          <w:rFonts w:ascii="Times New Roman" w:cs="Times New Roman" w:eastAsia="Times New Roman" w:hAnsi="Times New Roman"/>
+          <w:sz w:val="24"/>
+          <w:szCs w:val="24"/>
+          <w:rtl w:val="0"/>
+        </w:rPr>
+        <w:t xml:space="preserve">Тобі, Господи.</w:t>
+      </w:r>
+    </w:p>
+    <w:p>
+      <w:pPr>
+        <w:spacing w:after="120" w:lineRule="auto"/>
+        <w:jc w:val="both"/>
+        <w:rPr>
+          <w:rFonts w:ascii="Times New Roman" w:cs="Times New Roman" w:eastAsia="Times New Roman" w:hAnsi="Times New Roman"/>
+          <w:sz w:val="24"/>
+          <w:szCs w:val="24"/>
+          <w:u w:val="single"/>
+        </w:rPr>
+      </w:pPr>
+      <w:r>
+        <w:rPr>
+          <w:rFonts w:ascii="Times New Roman" w:cs="Times New Roman" w:eastAsia="Times New Roman" w:hAnsi="Times New Roman"/>
+          <w:sz w:val="24"/>
+          <w:szCs w:val="24"/>
+          <w:u w:val="single"/>
+          <w:rtl w:val="0"/>
+        </w:rPr>
+        <w:t xml:space="preserve">[Боже великий і вишній, в тебе одного є безсмертність і в світлі живеш недоступнім. Ти все створіння мудро створив, відокремив світло від темряви і сонце поклав, щоб правити днем, а місяць і зорі, щоб володіли ніччю, нас же грішних вчинив достойними і в теперішню годину стати перед твоїм обличчям, щоб тебе визнавати і принести тобі вечірнє славослов'я. Направ, Чоловіколюбче, молитву нашу, немов кадило, перед тобою і прийми її, як благовонний запах. Дай нам мирний цей вечір і близьку вже ніч; зодягни нас у броню світла; визволь нас від нічного страху і всякої речі, що в темряві з'являється, і дай сон, що його ти дарував на відпочинок нашій немічності, вільний від усякого маріння диявольського. Владико, давче добра, хай і на нашій постелі, бувши тобі милими, згадуємо вночі твоє ім'я і, просвічувані навчанням твоїх заповідей, встанемо в душевній радості до звеличування твоєї доброти, приносячи твоєму милосердю молитви і моління, за наші і всіх твоїх людей провини. Відвідай їх задля молитов святої Богородиці.]</w:t>
+      </w:r>
+    </w:p>
+    <w:p>
+      <w:pPr>
+        <w:spacing w:after="120" w:lineRule="auto"/>
+        <w:jc w:val="both"/>
+        <w:rPr>
+          <w:rFonts w:ascii="Times New Roman" w:cs="Times New Roman" w:eastAsia="Times New Roman" w:hAnsi="Times New Roman"/>
+          <w:sz w:val="24"/>
+          <w:szCs w:val="24"/>
+        </w:rPr>
+      </w:pPr>
+      <w:r>
+        <w:rPr>
+          <w:rFonts w:ascii="Times New Roman" w:hAnsi="Times New Roman"/>
+          <w:i/>
+          <w:color w:val="FF4400"/>
+          <w:sz w:val="24"/>
+        </w:rPr>
+        <w:t>Священик:</w:t>
+      </w:r>
+      <w:r>
+        <w:rPr>
+          <w:rFonts w:ascii="Times New Roman" w:hAnsi="Times New Roman"/>
+          <w:sz w:val="24"/>
+        </w:rPr>
+        <w:t xml:space="preserve"> Бо ти Бог милости, ласк і чоловіколюбности, і тобі славу віддаємо: Отцю, і Сину, і Святому Духові, нині і повсякчас, і на віки віків.</w:t>
+      </w:r>
+    </w:p>
+    <w:p>
+      <w:pPr>
+        <w:spacing w:after="120" w:lineRule="auto"/>
+        <w:jc w:val="both"/>
+        <w:rPr>
+          <w:rFonts w:ascii="Times New Roman" w:cs="Times New Roman" w:eastAsia="Times New Roman" w:hAnsi="Times New Roman"/>
+          <w:sz w:val="24"/>
+          <w:szCs w:val="24"/>
+        </w:rPr>
+      </w:pPr>
+      <w:r>
+        <w:rPr>
+          <w:rFonts w:ascii="Times New Roman" w:cs="Times New Roman" w:eastAsia="Times New Roman" w:hAnsi="Times New Roman"/>
+          <w:i w:val="1"/>
+          <w:color w:val="ff0000"/>
+          <w:sz w:val="24"/>
+          <w:szCs w:val="24"/>
+          <w:rtl w:val="0"/>
+        </w:rPr>
+        <w:t xml:space="preserve">Вірні:</w:t>
+      </w:r>
+      <w:r>
+        <w:rPr>
+          <w:rFonts w:ascii="Times New Roman" w:cs="Times New Roman" w:eastAsia="Times New Roman" w:hAnsi="Times New Roman"/>
+          <w:color w:val="ff0000"/>
+          <w:sz w:val="24"/>
+          <w:szCs w:val="24"/>
+          <w:rtl w:val="0"/>
+        </w:rPr>
+        <w:t xml:space="preserve"> </w:t>
+      </w:r>
+      <w:r>
+        <w:rPr>
+          <w:rFonts w:ascii="Times New Roman" w:cs="Times New Roman" w:eastAsia="Times New Roman" w:hAnsi="Times New Roman"/>
+          <w:sz w:val="24"/>
+          <w:szCs w:val="24"/>
+          <w:rtl w:val="0"/>
+        </w:rPr>
+        <w:t xml:space="preserve">Амінь.</w:t>
+      </w:r>
+    </w:p>
+    <w:p>
+      <w:pPr>
+        <w:spacing w:after="120" w:lineRule="auto"/>
+        <w:jc w:val="both"/>
+        <w:rPr>
+          <w:rFonts w:ascii="Times New Roman" w:cs="Times New Roman" w:eastAsia="Times New Roman" w:hAnsi="Times New Roman"/>
+          <w:sz w:val="24"/>
+          <w:szCs w:val="24"/>
+        </w:rPr>
+      </w:pPr>
+      <w:r>
+        <w:rPr>
+          <w:rFonts w:ascii="Times New Roman" w:hAnsi="Times New Roman"/>
+          <w:i/>
+          <w:color w:val="FF4400"/>
+          <w:sz w:val="24"/>
+        </w:rPr>
+        <w:t>Священик:</w:t>
+      </w:r>
+      <w:r>
+        <w:rPr>
+          <w:rFonts w:ascii="Times New Roman" w:hAnsi="Times New Roman"/>
+          <w:sz w:val="24"/>
+        </w:rPr>
+        <w:t xml:space="preserve"> Мир всім.</w:t>
+      </w:r>
+    </w:p>
+    <w:p>
+      <w:pPr>
+        <w:spacing w:after="120" w:lineRule="auto"/>
+        <w:jc w:val="both"/>
+        <w:rPr>
+          <w:rFonts w:ascii="Times New Roman" w:cs="Times New Roman" w:eastAsia="Times New Roman" w:hAnsi="Times New Roman"/>
+          <w:sz w:val="24"/>
+          <w:szCs w:val="24"/>
+        </w:rPr>
+      </w:pPr>
+      <w:r>
+        <w:rPr>
+          <w:rFonts w:ascii="Times New Roman" w:cs="Times New Roman" w:eastAsia="Times New Roman" w:hAnsi="Times New Roman"/>
+          <w:i w:val="1"/>
+          <w:color w:val="ff0000"/>
+          <w:sz w:val="24"/>
+          <w:szCs w:val="24"/>
+          <w:rtl w:val="0"/>
+        </w:rPr>
+        <w:t xml:space="preserve">Вірні:</w:t>
+      </w:r>
+      <w:r>
+        <w:rPr>
+          <w:rFonts w:ascii="Times New Roman" w:cs="Times New Roman" w:eastAsia="Times New Roman" w:hAnsi="Times New Roman"/>
+          <w:color w:val="ff0000"/>
+          <w:sz w:val="24"/>
+          <w:szCs w:val="24"/>
+          <w:rtl w:val="0"/>
+        </w:rPr>
+        <w:t xml:space="preserve"> </w:t>
+      </w:r>
+      <w:r>
+        <w:rPr>
+          <w:rFonts w:ascii="Times New Roman" w:cs="Times New Roman" w:eastAsia="Times New Roman" w:hAnsi="Times New Roman"/>
+          <w:sz w:val="24"/>
+          <w:szCs w:val="24"/>
+          <w:rtl w:val="0"/>
+        </w:rPr>
+        <w:t xml:space="preserve">І духові твоєму.</w:t>
+      </w:r>
+    </w:p>
+    <w:p>
+      <w:pPr>
+        <w:spacing w:after="120" w:lineRule="auto"/>
+        <w:jc w:val="both"/>
+        <w:rPr>
+          <w:rFonts w:ascii="Times New Roman" w:cs="Times New Roman" w:eastAsia="Times New Roman" w:hAnsi="Times New Roman"/>
+          <w:sz w:val="24"/>
+          <w:szCs w:val="24"/>
+        </w:rPr>
+      </w:pPr>
+      <w:r>
+        <w:rPr>
+          <w:rFonts w:ascii="Times New Roman" w:cs="Times New Roman" w:eastAsia="Times New Roman" w:hAnsi="Times New Roman"/>
+          <w:sz w:val="24"/>
+          <w:szCs w:val="24"/>
+          <w:rtl w:val="0"/>
+        </w:rPr>
+        <w:t xml:space="preserve">Голови ваші перед Господом схиліть.</w:t>
+      </w:r>
+    </w:p>
+    <w:p>
+      <w:pPr>
+        <w:spacing w:after="120" w:lineRule="auto"/>
+        <w:jc w:val="both"/>
+        <w:rPr>
+          <w:rFonts w:ascii="Times New Roman" w:cs="Times New Roman" w:eastAsia="Times New Roman" w:hAnsi="Times New Roman"/>
+          <w:sz w:val="24"/>
+          <w:szCs w:val="24"/>
+        </w:rPr>
+      </w:pPr>
+      <w:r>
+        <w:rPr>
+          <w:rFonts w:ascii="Times New Roman" w:cs="Times New Roman" w:eastAsia="Times New Roman" w:hAnsi="Times New Roman"/>
+          <w:i w:val="1"/>
+          <w:color w:val="ff0000"/>
+          <w:sz w:val="24"/>
+          <w:szCs w:val="24"/>
+          <w:rtl w:val="0"/>
+        </w:rPr>
+        <w:t xml:space="preserve">Вірні:</w:t>
+      </w:r>
+      <w:r>
+        <w:rPr>
+          <w:rFonts w:ascii="Times New Roman" w:cs="Times New Roman" w:eastAsia="Times New Roman" w:hAnsi="Times New Roman"/>
+          <w:color w:val="ff0000"/>
+          <w:sz w:val="24"/>
+          <w:szCs w:val="24"/>
+          <w:rtl w:val="0"/>
+        </w:rPr>
+        <w:t xml:space="preserve"> </w:t>
+      </w:r>
+      <w:r>
+        <w:rPr>
+          <w:rFonts w:ascii="Times New Roman" w:cs="Times New Roman" w:eastAsia="Times New Roman" w:hAnsi="Times New Roman"/>
+          <w:sz w:val="24"/>
+          <w:szCs w:val="24"/>
+          <w:rtl w:val="0"/>
+        </w:rPr>
+        <w:t xml:space="preserve">Тобі, Господи.</w:t>
+      </w:r>
+    </w:p>
+    <w:p>
+      <w:pPr>
+        <w:spacing w:after="120" w:lineRule="auto"/>
+        <w:jc w:val="both"/>
+        <w:rPr>
+          <w:rFonts w:ascii="Times New Roman" w:cs="Times New Roman" w:eastAsia="Times New Roman" w:hAnsi="Times New Roman"/>
+          <w:sz w:val="24"/>
+          <w:szCs w:val="24"/>
+        </w:rPr>
+      </w:pPr>
+      <w:r>
+        <w:rPr>
+          <w:rFonts w:ascii="Times New Roman" w:cs="Times New Roman" w:eastAsia="Times New Roman" w:hAnsi="Times New Roman"/>
+          <w:i w:val="1"/>
+          <w:color w:val="ff0000"/>
+          <w:sz w:val="24"/>
+          <w:szCs w:val="24"/>
+          <w:rtl w:val="0"/>
+        </w:rPr>
+        <w:t xml:space="preserve">Священик читає молитву:</w:t>
+      </w:r>
+      <w:r>
+        <w:rPr>
+          <w:rFonts w:ascii="Times New Roman" w:cs="Times New Roman" w:eastAsia="Times New Roman" w:hAnsi="Times New Roman"/>
+          <w:sz w:val="24"/>
+          <w:szCs w:val="24"/>
+          <w:rtl w:val="0"/>
+        </w:rPr>
+        <w:t xml:space="preserve"> Господи, Боже наш, що прихилив небо і зійшов на спасіння людського роду! Зглянься на слуг твоїх і на спадкоємство твоє, бо перед тобою, страшним і чоловіколюбним Суддею, слуги твої схилили свої голови і зігнули свої шиї, не від людей очікуючи допомоги, але на твою надіючись милість і твого очікуючи спасіння; тож оберігай їх повсякчасно, і в цей вечір, і в прийдешню ніч збережи від усякого ворога, і від будь-якого зазіхання диявольського, і від думок марних, і спогадів лукавих.</w:t>
+      </w:r>
+    </w:p>
+    <w:p>
+      <w:pPr>
+        <w:spacing w:after="120" w:lineRule="auto"/>
+        <w:jc w:val="both"/>
+        <w:rPr>
+          <w:rFonts w:ascii="Times New Roman" w:cs="Times New Roman" w:eastAsia="Times New Roman" w:hAnsi="Times New Roman"/>
+          <w:sz w:val="24"/>
+          <w:szCs w:val="24"/>
+        </w:rPr>
+      </w:pPr>
+      <w:r>
+        <w:rPr>
+          <w:rFonts w:ascii="Times New Roman" w:hAnsi="Times New Roman"/>
+          <w:i/>
+          <w:color w:val="FF4400"/>
+          <w:sz w:val="24"/>
+        </w:rPr>
+        <w:t>Священик:</w:t>
+      </w:r>
+      <w:r>
+        <w:rPr>
+          <w:rFonts w:ascii="Times New Roman" w:hAnsi="Times New Roman"/>
+          <w:sz w:val="24"/>
+        </w:rPr>
+        <w:t xml:space="preserve"> Нехай буде влада царства твого благословенна і дуже прославлена: Отця, і Сина, і Святого Духа, нині і повсякчас, і на віки віків.</w:t>
+      </w:r>
+    </w:p>
+    <w:p>
+      <w:pPr>
+        <w:spacing w:after="120" w:lineRule="auto"/>
+        <w:jc w:val="both"/>
+        <w:rPr>
+          <w:rFonts w:ascii="Times New Roman" w:cs="Times New Roman" w:eastAsia="Times New Roman" w:hAnsi="Times New Roman"/>
+          <w:sz w:val="24"/>
+          <w:szCs w:val="24"/>
+        </w:rPr>
+      </w:pPr>
+      <w:r>
+        <w:rPr>
+          <w:rFonts w:ascii="Times New Roman" w:cs="Times New Roman" w:eastAsia="Times New Roman" w:hAnsi="Times New Roman"/>
+          <w:i w:val="1"/>
+          <w:color w:val="ff0000"/>
+          <w:sz w:val="24"/>
+          <w:szCs w:val="24"/>
+          <w:rtl w:val="0"/>
+        </w:rPr>
+        <w:t xml:space="preserve">Вірні:</w:t>
+      </w:r>
+      <w:r>
+        <w:rPr>
+          <w:rFonts w:ascii="Times New Roman" w:cs="Times New Roman" w:eastAsia="Times New Roman" w:hAnsi="Times New Roman"/>
+          <w:sz w:val="24"/>
+          <w:szCs w:val="24"/>
+          <w:rtl w:val="0"/>
+        </w:rPr>
+        <w:t xml:space="preserve"> Амінь.</w:t>
+      </w:r>
+    </w:p>
+    <w:p>
+      <w:pPr>
+        <w:spacing w:after="120" w:lineRule="auto"/>
+        <w:jc w:val="both"/>
+        <w:rPr>
+          <w:rFonts w:ascii="Times New Roman" w:cs="Times New Roman" w:eastAsia="Times New Roman" w:hAnsi="Times New Roman"/>
+          <w:i w:val="1"/>
+          <w:color w:val="ff0000"/>
+          <w:sz w:val="24"/>
+          <w:szCs w:val="24"/>
+        </w:rPr>
+      </w:pPr>
+      <w:r>
+        <w:rPr>
+          <w:rtl w:val="0"/>
+        </w:rPr>
+      </w:r>
+    </w:p>
+    <w:p>
+      <w:pPr>
+        <w:pStyle w:val="Heading2"/>
+        <w:spacing w:after="120" w:before="0" w:lineRule="auto"/>
+        <w:jc w:val="center"/>
+        <w:rPr>
+          <w:rFonts w:ascii="Times New Roman" w:cs="Times New Roman" w:eastAsia="Times New Roman" w:hAnsi="Times New Roman"/>
+          <w:b w:val="1"/>
+          <w:i w:val="1"/>
+          <w:color w:val="ff0000"/>
+          <w:sz w:val="24"/>
+          <w:szCs w:val="24"/>
+        </w:rPr>
+      </w:pPr>
+      <w:r>
+        <w:rPr>
+          <w:rFonts w:ascii="Times New Roman" w:cs="Times New Roman" w:eastAsia="Times New Roman" w:hAnsi="Times New Roman"/>
+          <w:b w:val="1"/>
+          <w:i w:val="1"/>
+          <w:color w:val="ff0000"/>
+          <w:sz w:val="24"/>
+          <w:szCs w:val="24"/>
+          <w:rtl w:val="0"/>
+        </w:rPr>
+        <w:t xml:space="preserve">Стихири на стиховні</w:t>
+      </w:r>
+    </w:p>
+    <w:p>
+      <w:pPr>
+        <w:spacing w:after="120" w:lineRule="auto"/>
+        <w:jc w:val="both"/>
+        <w:rPr>
+          <w:rFonts w:ascii="Times New Roman" w:cs="Times New Roman" w:eastAsia="Times New Roman" w:hAnsi="Times New Roman"/>
+          <w:sz w:val="24"/>
+          <w:szCs w:val="24"/>
+        </w:rPr>
+      </w:pPr>
+      <w:r>
+        <w:rPr>
+          <w:rFonts w:ascii="Times New Roman" w:cs="Times New Roman" w:eastAsia="Times New Roman" w:hAnsi="Times New Roman"/>
+          <w:i w:val="1"/>
+          <w:color w:val="ff0000"/>
+          <w:sz w:val="24"/>
+          <w:szCs w:val="24"/>
+          <w:rtl w:val="0"/>
+        </w:rPr>
+        <w:t xml:space="preserve">(г. 1, подібний: Небесних хорів):</w:t>
+      </w:r>
+      <w:r>
+        <w:rPr>
+          <w:rFonts w:ascii="Times New Roman" w:cs="Times New Roman" w:eastAsia="Times New Roman" w:hAnsi="Times New Roman"/>
+          <w:color w:val="ff0000"/>
+          <w:sz w:val="24"/>
+          <w:szCs w:val="24"/>
+          <w:rtl w:val="0"/>
+        </w:rPr>
+        <w:t xml:space="preserve"> </w:t>
+      </w:r>
+      <w:r>
+        <w:rPr>
+          <w:rFonts w:ascii="Times New Roman" w:cs="Times New Roman" w:eastAsia="Times New Roman" w:hAnsi="Times New Roman"/>
+          <w:sz w:val="24"/>
+          <w:szCs w:val="24"/>
+          <w:rtl w:val="0"/>
+        </w:rPr>
+        <w:t xml:space="preserve">Спасенну благодать* невисловного богоявління святкуємо нині,* бо від Діви молодої, не змінившись, став дитиною Христос Бог.* Сьогодні Мати приносить його в церкву Богові й Отцеві,* а Симеон його приймає* і обіймає руками.</w:t>
+      </w:r>
+    </w:p>
+    <w:p>
+      <w:pPr>
+        <w:spacing w:after="120" w:lineRule="auto"/>
+        <w:jc w:val="both"/>
+        <w:rPr>
+          <w:rFonts w:ascii="Times New Roman" w:cs="Times New Roman" w:eastAsia="Times New Roman" w:hAnsi="Times New Roman"/>
+          <w:sz w:val="24"/>
+          <w:szCs w:val="24"/>
+          <w:u w:val="single"/>
+        </w:rPr>
+      </w:pPr>
+      <w:r>
+        <w:rPr>
+          <w:rFonts w:ascii="Times New Roman" w:cs="Times New Roman" w:eastAsia="Times New Roman" w:hAnsi="Times New Roman"/>
+          <w:i w:val="1"/>
+          <w:color w:val="ff0000"/>
+          <w:sz w:val="24"/>
+          <w:szCs w:val="24"/>
+          <w:rtl w:val="0"/>
+        </w:rPr>
+        <w:t xml:space="preserve">Стих: </w:t>
+      </w:r>
+      <w:r>
+        <w:rPr>
+          <w:rFonts w:ascii="Times New Roman" w:cs="Times New Roman" w:eastAsia="Times New Roman" w:hAnsi="Times New Roman"/>
+          <w:sz w:val="24"/>
+          <w:szCs w:val="24"/>
+          <w:u w:val="single"/>
+          <w:rtl w:val="0"/>
+        </w:rPr>
+        <w:t xml:space="preserve">Нині відпускаєш слугу твого, Владико,* за твоїм словом, у мирі.</w:t>
+      </w:r>
+    </w:p>
+    <w:p>
+      <w:pPr>
+        <w:spacing w:after="120" w:lineRule="auto"/>
+        <w:jc w:val="both"/>
+        <w:rPr>
+          <w:rFonts w:ascii="Times New Roman" w:cs="Times New Roman" w:eastAsia="Times New Roman" w:hAnsi="Times New Roman"/>
+          <w:sz w:val="24"/>
+          <w:szCs w:val="24"/>
+        </w:rPr>
+      </w:pPr>
+      <w:r>
+        <w:rPr>
+          <w:rFonts w:ascii="Times New Roman" w:cs="Times New Roman" w:eastAsia="Times New Roman" w:hAnsi="Times New Roman"/>
+          <w:sz w:val="24"/>
+          <w:szCs w:val="24"/>
+          <w:rtl w:val="0"/>
+        </w:rPr>
+        <w:t xml:space="preserve">Пророки колись бачили тебе, Ісусе,* оскільки воно було можливо.* Та нині, Слове Божий,* ти від Діви Марії добровільно в тілі появився всьому світові, Христе,* і як чоловіколюбець подав своє спасіння тим,* що від Адама походять.</w:t>
+      </w:r>
+    </w:p>
+    <w:p>
+      <w:pPr>
+        <w:spacing w:after="120" w:lineRule="auto"/>
+        <w:jc w:val="both"/>
+        <w:rPr>
+          <w:rFonts w:ascii="Times New Roman" w:cs="Times New Roman" w:eastAsia="Times New Roman" w:hAnsi="Times New Roman"/>
+          <w:sz w:val="24"/>
+          <w:szCs w:val="24"/>
+          <w:u w:val="single"/>
+        </w:rPr>
+      </w:pPr>
+      <w:r>
+        <w:rPr>
+          <w:rFonts w:ascii="Times New Roman" w:cs="Times New Roman" w:eastAsia="Times New Roman" w:hAnsi="Times New Roman"/>
+          <w:i w:val="1"/>
+          <w:color w:val="ff0000"/>
+          <w:sz w:val="24"/>
+          <w:szCs w:val="24"/>
+          <w:rtl w:val="0"/>
+        </w:rPr>
+        <w:t xml:space="preserve">Стих: </w:t>
+      </w:r>
+      <w:r>
+        <w:rPr>
+          <w:rFonts w:ascii="Times New Roman" w:cs="Times New Roman" w:eastAsia="Times New Roman" w:hAnsi="Times New Roman"/>
+          <w:sz w:val="24"/>
+          <w:szCs w:val="24"/>
+          <w:u w:val="single"/>
+          <w:rtl w:val="0"/>
+        </w:rPr>
+        <w:t xml:space="preserve">Світло на просвіту поганам* і славу люду твого, Ізраїля.</w:t>
+      </w:r>
+    </w:p>
+    <w:p>
+      <w:pPr>
+        <w:spacing w:after="120" w:lineRule="auto"/>
+        <w:jc w:val="both"/>
+        <w:rPr>
+          <w:rFonts w:ascii="Times New Roman" w:cs="Times New Roman" w:eastAsia="Times New Roman" w:hAnsi="Times New Roman"/>
+          <w:sz w:val="24"/>
+          <w:szCs w:val="24"/>
+        </w:rPr>
+      </w:pPr>
+      <w:r>
+        <w:rPr>
+          <w:rFonts w:ascii="Times New Roman" w:cs="Times New Roman" w:eastAsia="Times New Roman" w:hAnsi="Times New Roman"/>
+          <w:sz w:val="24"/>
+          <w:szCs w:val="24"/>
+          <w:rtl w:val="0"/>
+        </w:rPr>
+        <w:t xml:space="preserve">Той, хто у давнину* на Синайській горі установив Закон,* нині в місті Сіон виконує законні постанови.* Як хлоп'ятко, захотів ти, Христе,* щоб Богородиця із цілопаленням, і Симеон,* внесли тебе, як людину, на руках у храм.</w:t>
+      </w:r>
+    </w:p>
+    <w:p>
+      <w:pPr>
+        <w:spacing w:after="120" w:lineRule="auto"/>
+        <w:jc w:val="both"/>
+        <w:rPr>
+          <w:rFonts w:ascii="Times New Roman" w:cs="Times New Roman" w:eastAsia="Times New Roman" w:hAnsi="Times New Roman"/>
+          <w:sz w:val="24"/>
+          <w:szCs w:val="24"/>
+        </w:rPr>
+      </w:pPr>
+      <w:r>
+        <w:rPr>
+          <w:rFonts w:ascii="Times New Roman" w:cs="Times New Roman" w:eastAsia="Times New Roman" w:hAnsi="Times New Roman"/>
+          <w:b w:val="1"/>
+          <w:sz w:val="24"/>
+          <w:szCs w:val="24"/>
+          <w:rtl w:val="0"/>
+        </w:rPr>
+        <w:t xml:space="preserve">Слава і нині</w:t>
+      </w:r>
+      <w:r>
+        <w:rPr>
+          <w:rFonts w:ascii="Times New Roman" w:cs="Times New Roman" w:eastAsia="Times New Roman" w:hAnsi="Times New Roman"/>
+          <w:sz w:val="24"/>
+          <w:szCs w:val="24"/>
+          <w:rtl w:val="0"/>
+        </w:rPr>
+        <w:t xml:space="preserve">: Той, хто на Синаї в давнину подав Мойсеєві Закон,* сьогодні з милосердя до нас підкоряється законним постановам.* Нині чистий Бог, як свята дитинка, родиться від Чистої,* і як Бог, собі самому приноситься,* визволяючи під законного прокляття,* і просвічує душі наші.</w:t>
       </w:r>
     </w:p>
     <w:p>
@@ -4301,1172 +5787,6 @@
           <w:color w:val="ff0000"/>
           <w:rtl w:val="0"/>
         </w:rPr>
-        <w:t xml:space="preserve">Прохальна єктенія</w:t>
-      </w:r>
-    </w:p>
-    <w:p>
-      <w:pPr>
-        <w:spacing w:after="120" w:lineRule="auto"/>
-        <w:jc w:val="both"/>
-        <w:rPr>
-          <w:rFonts w:ascii="Times New Roman" w:cs="Times New Roman" w:eastAsia="Times New Roman" w:hAnsi="Times New Roman"/>
-          <w:sz w:val="24"/>
-          <w:szCs w:val="24"/>
-        </w:rPr>
-      </w:pPr>
-      <w:r>
-        <w:rPr>
-          <w:rFonts w:ascii="Times New Roman" w:cs="Times New Roman" w:eastAsia="Times New Roman" w:hAnsi="Times New Roman"/>
-          <w:sz w:val="24"/>
-          <w:szCs w:val="24"/>
-          <w:rtl w:val="0"/>
-        </w:rPr>
-        <w:t xml:space="preserve">Сповнім вечірню молитву нашу Господеві.</w:t>
-      </w:r>
-    </w:p>
-    <w:p>
-      <w:pPr>
-        <w:spacing w:after="120" w:lineRule="auto"/>
-        <w:jc w:val="both"/>
-        <w:rPr>
-          <w:rFonts w:ascii="Times New Roman" w:cs="Times New Roman" w:eastAsia="Times New Roman" w:hAnsi="Times New Roman"/>
-          <w:sz w:val="24"/>
-          <w:szCs w:val="24"/>
-        </w:rPr>
-      </w:pPr>
-      <w:r>
-        <w:rPr>
-          <w:rFonts w:ascii="Times New Roman" w:cs="Times New Roman" w:eastAsia="Times New Roman" w:hAnsi="Times New Roman"/>
-          <w:i w:val="1"/>
-          <w:color w:val="ff0000"/>
-          <w:sz w:val="24"/>
-          <w:szCs w:val="24"/>
-          <w:rtl w:val="0"/>
-        </w:rPr>
-        <w:t xml:space="preserve">Вірні:</w:t>
-      </w:r>
-      <w:r>
-        <w:rPr>
-          <w:rFonts w:ascii="Times New Roman" w:cs="Times New Roman" w:eastAsia="Times New Roman" w:hAnsi="Times New Roman"/>
-          <w:color w:val="ff0000"/>
-          <w:sz w:val="24"/>
-          <w:szCs w:val="24"/>
-          <w:rtl w:val="0"/>
-        </w:rPr>
-        <w:t xml:space="preserve"> </w:t>
-      </w:r>
-      <w:r>
-        <w:rPr>
-          <w:rFonts w:ascii="Times New Roman" w:cs="Times New Roman" w:eastAsia="Times New Roman" w:hAnsi="Times New Roman"/>
-          <w:sz w:val="24"/>
-          <w:szCs w:val="24"/>
-          <w:rtl w:val="0"/>
-        </w:rPr>
-        <w:t xml:space="preserve">Господи, помилуй.</w:t>
-      </w:r>
-    </w:p>
-    <w:p>
-      <w:pPr>
-        <w:spacing w:after="120" w:lineRule="auto"/>
-        <w:jc w:val="both"/>
-        <w:rPr>
-          <w:rFonts w:ascii="Times New Roman" w:cs="Times New Roman" w:eastAsia="Times New Roman" w:hAnsi="Times New Roman"/>
-          <w:sz w:val="24"/>
-          <w:szCs w:val="24"/>
-        </w:rPr>
-      </w:pPr>
-      <w:r>
-        <w:rPr>
-          <w:rFonts w:ascii="Times New Roman" w:cs="Times New Roman" w:eastAsia="Times New Roman" w:hAnsi="Times New Roman"/>
-          <w:sz w:val="24"/>
-          <w:szCs w:val="24"/>
-          <w:rtl w:val="0"/>
-        </w:rPr>
-        <w:t xml:space="preserve">Заступи, спаси, помилуй і охорони нас, Боже, твоєю благодаттю.</w:t>
-      </w:r>
-    </w:p>
-    <w:p>
-      <w:pPr>
-        <w:spacing w:after="120" w:lineRule="auto"/>
-        <w:jc w:val="both"/>
-        <w:rPr>
-          <w:rFonts w:ascii="Times New Roman" w:cs="Times New Roman" w:eastAsia="Times New Roman" w:hAnsi="Times New Roman"/>
-          <w:sz w:val="24"/>
-          <w:szCs w:val="24"/>
-        </w:rPr>
-      </w:pPr>
-      <w:r>
-        <w:rPr>
-          <w:rFonts w:ascii="Times New Roman" w:cs="Times New Roman" w:eastAsia="Times New Roman" w:hAnsi="Times New Roman"/>
-          <w:i w:val="1"/>
-          <w:color w:val="ff0000"/>
-          <w:sz w:val="24"/>
-          <w:szCs w:val="24"/>
-          <w:rtl w:val="0"/>
-        </w:rPr>
-        <w:t xml:space="preserve">Вірні:</w:t>
-      </w:r>
-      <w:r>
-        <w:rPr>
-          <w:rFonts w:ascii="Times New Roman" w:cs="Times New Roman" w:eastAsia="Times New Roman" w:hAnsi="Times New Roman"/>
-          <w:color w:val="ff0000"/>
-          <w:sz w:val="24"/>
-          <w:szCs w:val="24"/>
-          <w:rtl w:val="0"/>
-        </w:rPr>
-        <w:t xml:space="preserve"> </w:t>
-      </w:r>
-      <w:r>
-        <w:rPr>
-          <w:rFonts w:ascii="Times New Roman" w:cs="Times New Roman" w:eastAsia="Times New Roman" w:hAnsi="Times New Roman"/>
-          <w:sz w:val="24"/>
-          <w:szCs w:val="24"/>
-          <w:rtl w:val="0"/>
-        </w:rPr>
-        <w:t xml:space="preserve">Господи, помилуй.</w:t>
-      </w:r>
-    </w:p>
-    <w:p>
-      <w:pPr>
-        <w:spacing w:after="120" w:lineRule="auto"/>
-        <w:jc w:val="both"/>
-        <w:rPr>
-          <w:rFonts w:ascii="Times New Roman" w:cs="Times New Roman" w:eastAsia="Times New Roman" w:hAnsi="Times New Roman"/>
-          <w:sz w:val="24"/>
-          <w:szCs w:val="24"/>
-        </w:rPr>
-      </w:pPr>
-      <w:r>
-        <w:rPr>
-          <w:rFonts w:ascii="Times New Roman" w:cs="Times New Roman" w:eastAsia="Times New Roman" w:hAnsi="Times New Roman"/>
-          <w:sz w:val="24"/>
-          <w:szCs w:val="24"/>
-          <w:rtl w:val="0"/>
-        </w:rPr>
-        <w:t xml:space="preserve">Вечора всього досконалого, святого, мирного і безгрішного у Господа просім.</w:t>
-      </w:r>
-    </w:p>
-    <w:p>
-      <w:pPr>
-        <w:spacing w:after="120" w:lineRule="auto"/>
-        <w:jc w:val="both"/>
-        <w:rPr>
-          <w:rFonts w:ascii="Times New Roman" w:cs="Times New Roman" w:eastAsia="Times New Roman" w:hAnsi="Times New Roman"/>
-          <w:i w:val="1"/>
-          <w:sz w:val="24"/>
-          <w:szCs w:val="24"/>
-        </w:rPr>
-      </w:pPr>
-      <w:r>
-        <w:rPr>
-          <w:rFonts w:ascii="Times New Roman" w:cs="Times New Roman" w:eastAsia="Times New Roman" w:hAnsi="Times New Roman"/>
-          <w:i w:val="1"/>
-          <w:color w:val="ff0000"/>
-          <w:sz w:val="24"/>
-          <w:szCs w:val="24"/>
-          <w:rtl w:val="0"/>
-        </w:rPr>
-        <w:t xml:space="preserve">Вірні:</w:t>
-      </w:r>
-      <w:r>
-        <w:rPr>
-          <w:rFonts w:ascii="Times New Roman" w:cs="Times New Roman" w:eastAsia="Times New Roman" w:hAnsi="Times New Roman"/>
-          <w:sz w:val="24"/>
-          <w:szCs w:val="24"/>
-          <w:rtl w:val="0"/>
-        </w:rPr>
-        <w:t xml:space="preserve"> Подай, Господи</w:t>
-      </w:r>
-      <w:r>
-        <w:rPr>
-          <w:rFonts w:ascii="Times New Roman" w:cs="Times New Roman" w:eastAsia="Times New Roman" w:hAnsi="Times New Roman"/>
-          <w:i w:val="1"/>
-          <w:sz w:val="24"/>
-          <w:szCs w:val="24"/>
-          <w:rtl w:val="0"/>
-        </w:rPr>
-        <w:t xml:space="preserve">.</w:t>
-      </w:r>
-    </w:p>
-    <w:p>
-      <w:pPr>
-        <w:spacing w:after="120" w:lineRule="auto"/>
-        <w:jc w:val="both"/>
-        <w:rPr>
-          <w:rFonts w:ascii="Times New Roman" w:cs="Times New Roman" w:eastAsia="Times New Roman" w:hAnsi="Times New Roman"/>
-          <w:sz w:val="24"/>
-          <w:szCs w:val="24"/>
-        </w:rPr>
-      </w:pPr>
-      <w:r>
-        <w:rPr>
-          <w:rFonts w:ascii="Times New Roman" w:cs="Times New Roman" w:eastAsia="Times New Roman" w:hAnsi="Times New Roman"/>
-          <w:sz w:val="24"/>
-          <w:szCs w:val="24"/>
-          <w:rtl w:val="0"/>
-        </w:rPr>
-        <w:t xml:space="preserve">Ангела миру, вірного наставника, охоронця душ і тіл наших у Господа просім.</w:t>
-      </w:r>
-    </w:p>
-    <w:p>
-      <w:pPr>
-        <w:spacing w:after="120" w:lineRule="auto"/>
-        <w:jc w:val="both"/>
-        <w:rPr>
-          <w:rFonts w:ascii="Times New Roman" w:cs="Times New Roman" w:eastAsia="Times New Roman" w:hAnsi="Times New Roman"/>
-          <w:i w:val="1"/>
-          <w:sz w:val="24"/>
-          <w:szCs w:val="24"/>
-        </w:rPr>
-      </w:pPr>
-      <w:r>
-        <w:rPr>
-          <w:rFonts w:ascii="Times New Roman" w:cs="Times New Roman" w:eastAsia="Times New Roman" w:hAnsi="Times New Roman"/>
-          <w:i w:val="1"/>
-          <w:color w:val="ff0000"/>
-          <w:sz w:val="24"/>
-          <w:szCs w:val="24"/>
-          <w:rtl w:val="0"/>
-        </w:rPr>
-        <w:t xml:space="preserve">Вірні:</w:t>
-      </w:r>
-      <w:r>
-        <w:rPr>
-          <w:rFonts w:ascii="Times New Roman" w:cs="Times New Roman" w:eastAsia="Times New Roman" w:hAnsi="Times New Roman"/>
-          <w:sz w:val="24"/>
-          <w:szCs w:val="24"/>
-          <w:rtl w:val="0"/>
-        </w:rPr>
-        <w:t xml:space="preserve"> Подай, Господи</w:t>
-      </w:r>
-      <w:r>
-        <w:rPr>
-          <w:rFonts w:ascii="Times New Roman" w:cs="Times New Roman" w:eastAsia="Times New Roman" w:hAnsi="Times New Roman"/>
-          <w:i w:val="1"/>
-          <w:sz w:val="24"/>
-          <w:szCs w:val="24"/>
-          <w:rtl w:val="0"/>
-        </w:rPr>
-        <w:t xml:space="preserve">.</w:t>
-      </w:r>
-    </w:p>
-    <w:p>
-      <w:pPr>
-        <w:spacing w:after="120" w:lineRule="auto"/>
-        <w:jc w:val="both"/>
-        <w:rPr>
-          <w:rFonts w:ascii="Times New Roman" w:cs="Times New Roman" w:eastAsia="Times New Roman" w:hAnsi="Times New Roman"/>
-          <w:sz w:val="24"/>
-          <w:szCs w:val="24"/>
-        </w:rPr>
-      </w:pPr>
-      <w:r>
-        <w:rPr>
-          <w:rFonts w:ascii="Times New Roman" w:cs="Times New Roman" w:eastAsia="Times New Roman" w:hAnsi="Times New Roman"/>
-          <w:sz w:val="24"/>
-          <w:szCs w:val="24"/>
-          <w:rtl w:val="0"/>
-        </w:rPr>
-        <w:t xml:space="preserve">Прощення і відпущення гріхів, і прогрішень наших у Господа просім.</w:t>
-      </w:r>
-    </w:p>
-    <w:p>
-      <w:pPr>
-        <w:spacing w:after="120" w:lineRule="auto"/>
-        <w:jc w:val="both"/>
-        <w:rPr>
-          <w:rFonts w:ascii="Times New Roman" w:cs="Times New Roman" w:eastAsia="Times New Roman" w:hAnsi="Times New Roman"/>
-          <w:i w:val="1"/>
-          <w:sz w:val="24"/>
-          <w:szCs w:val="24"/>
-        </w:rPr>
-      </w:pPr>
-      <w:r>
-        <w:rPr>
-          <w:rFonts w:ascii="Times New Roman" w:cs="Times New Roman" w:eastAsia="Times New Roman" w:hAnsi="Times New Roman"/>
-          <w:i w:val="1"/>
-          <w:color w:val="ff0000"/>
-          <w:sz w:val="24"/>
-          <w:szCs w:val="24"/>
-          <w:rtl w:val="0"/>
-        </w:rPr>
-        <w:t xml:space="preserve">Вірні:</w:t>
-      </w:r>
-      <w:r>
-        <w:rPr>
-          <w:rFonts w:ascii="Times New Roman" w:cs="Times New Roman" w:eastAsia="Times New Roman" w:hAnsi="Times New Roman"/>
-          <w:sz w:val="24"/>
-          <w:szCs w:val="24"/>
-          <w:rtl w:val="0"/>
-        </w:rPr>
-        <w:t xml:space="preserve"> Подай, Господи</w:t>
-      </w:r>
-      <w:r>
-        <w:rPr>
-          <w:rFonts w:ascii="Times New Roman" w:cs="Times New Roman" w:eastAsia="Times New Roman" w:hAnsi="Times New Roman"/>
-          <w:i w:val="1"/>
-          <w:sz w:val="24"/>
-          <w:szCs w:val="24"/>
-          <w:rtl w:val="0"/>
-        </w:rPr>
-        <w:t xml:space="preserve">.</w:t>
-      </w:r>
-    </w:p>
-    <w:p>
-      <w:pPr>
-        <w:spacing w:after="120" w:lineRule="auto"/>
-        <w:jc w:val="both"/>
-        <w:rPr>
-          <w:rFonts w:ascii="Times New Roman" w:cs="Times New Roman" w:eastAsia="Times New Roman" w:hAnsi="Times New Roman"/>
-          <w:sz w:val="24"/>
-          <w:szCs w:val="24"/>
-        </w:rPr>
-      </w:pPr>
-      <w:r>
-        <w:rPr>
-          <w:rFonts w:ascii="Times New Roman" w:cs="Times New Roman" w:eastAsia="Times New Roman" w:hAnsi="Times New Roman"/>
-          <w:sz w:val="24"/>
-          <w:szCs w:val="24"/>
-          <w:rtl w:val="0"/>
-        </w:rPr>
-        <w:t xml:space="preserve">Доброго і пожиточного для душ наших і миру для світу у Господа просім.</w:t>
-      </w:r>
-    </w:p>
-    <w:p>
-      <w:pPr>
-        <w:spacing w:after="120" w:lineRule="auto"/>
-        <w:jc w:val="both"/>
-        <w:rPr>
-          <w:rFonts w:ascii="Times New Roman" w:cs="Times New Roman" w:eastAsia="Times New Roman" w:hAnsi="Times New Roman"/>
-          <w:i w:val="1"/>
-          <w:sz w:val="24"/>
-          <w:szCs w:val="24"/>
-        </w:rPr>
-      </w:pPr>
-      <w:r>
-        <w:rPr>
-          <w:rFonts w:ascii="Times New Roman" w:cs="Times New Roman" w:eastAsia="Times New Roman" w:hAnsi="Times New Roman"/>
-          <w:i w:val="1"/>
-          <w:color w:val="ff0000"/>
-          <w:sz w:val="24"/>
-          <w:szCs w:val="24"/>
-          <w:rtl w:val="0"/>
-        </w:rPr>
-        <w:t xml:space="preserve">Вірні:</w:t>
-      </w:r>
-      <w:r>
-        <w:rPr>
-          <w:rFonts w:ascii="Times New Roman" w:cs="Times New Roman" w:eastAsia="Times New Roman" w:hAnsi="Times New Roman"/>
-          <w:sz w:val="24"/>
-          <w:szCs w:val="24"/>
-          <w:rtl w:val="0"/>
-        </w:rPr>
-        <w:t xml:space="preserve"> Подай, Господи</w:t>
-      </w:r>
-      <w:r>
-        <w:rPr>
-          <w:rFonts w:ascii="Times New Roman" w:cs="Times New Roman" w:eastAsia="Times New Roman" w:hAnsi="Times New Roman"/>
-          <w:i w:val="1"/>
-          <w:sz w:val="24"/>
-          <w:szCs w:val="24"/>
-          <w:rtl w:val="0"/>
-        </w:rPr>
-        <w:t xml:space="preserve">.</w:t>
-      </w:r>
-    </w:p>
-    <w:p>
-      <w:pPr>
-        <w:spacing w:after="120" w:lineRule="auto"/>
-        <w:jc w:val="both"/>
-        <w:rPr>
-          <w:rFonts w:ascii="Times New Roman" w:cs="Times New Roman" w:eastAsia="Times New Roman" w:hAnsi="Times New Roman"/>
-          <w:sz w:val="24"/>
-          <w:szCs w:val="24"/>
-        </w:rPr>
-      </w:pPr>
-      <w:r>
-        <w:rPr>
-          <w:rFonts w:ascii="Times New Roman" w:cs="Times New Roman" w:eastAsia="Times New Roman" w:hAnsi="Times New Roman"/>
-          <w:sz w:val="24"/>
-          <w:szCs w:val="24"/>
-          <w:rtl w:val="0"/>
-        </w:rPr>
-        <w:t xml:space="preserve">Осталий час життя нашого в мирі й покаянні скінчити у Господа просім.</w:t>
-      </w:r>
-    </w:p>
-    <w:p>
-      <w:pPr>
-        <w:spacing w:after="120" w:lineRule="auto"/>
-        <w:jc w:val="both"/>
-        <w:rPr>
-          <w:rFonts w:ascii="Times New Roman" w:cs="Times New Roman" w:eastAsia="Times New Roman" w:hAnsi="Times New Roman"/>
-          <w:i w:val="1"/>
-          <w:sz w:val="24"/>
-          <w:szCs w:val="24"/>
-        </w:rPr>
-      </w:pPr>
-      <w:r>
-        <w:rPr>
-          <w:rFonts w:ascii="Times New Roman" w:cs="Times New Roman" w:eastAsia="Times New Roman" w:hAnsi="Times New Roman"/>
-          <w:i w:val="1"/>
-          <w:color w:val="ff0000"/>
-          <w:sz w:val="24"/>
-          <w:szCs w:val="24"/>
-          <w:rtl w:val="0"/>
-        </w:rPr>
-        <w:t xml:space="preserve">Вірні:</w:t>
-      </w:r>
-      <w:r>
-        <w:rPr>
-          <w:rFonts w:ascii="Times New Roman" w:cs="Times New Roman" w:eastAsia="Times New Roman" w:hAnsi="Times New Roman"/>
-          <w:sz w:val="24"/>
-          <w:szCs w:val="24"/>
-          <w:rtl w:val="0"/>
-        </w:rPr>
-        <w:t xml:space="preserve"> Подай, Господи</w:t>
-      </w:r>
-      <w:r>
-        <w:rPr>
-          <w:rFonts w:ascii="Times New Roman" w:cs="Times New Roman" w:eastAsia="Times New Roman" w:hAnsi="Times New Roman"/>
-          <w:i w:val="1"/>
-          <w:sz w:val="24"/>
-          <w:szCs w:val="24"/>
-          <w:rtl w:val="0"/>
-        </w:rPr>
-        <w:t xml:space="preserve">.</w:t>
-      </w:r>
-    </w:p>
-    <w:p>
-      <w:pPr>
-        <w:spacing w:after="120" w:lineRule="auto"/>
-        <w:jc w:val="both"/>
-        <w:rPr>
-          <w:rFonts w:ascii="Times New Roman" w:cs="Times New Roman" w:eastAsia="Times New Roman" w:hAnsi="Times New Roman"/>
-          <w:sz w:val="24"/>
-          <w:szCs w:val="24"/>
-        </w:rPr>
-      </w:pPr>
-      <w:r>
-        <w:rPr>
-          <w:rFonts w:ascii="Times New Roman" w:cs="Times New Roman" w:eastAsia="Times New Roman" w:hAnsi="Times New Roman"/>
-          <w:sz w:val="24"/>
-          <w:szCs w:val="24"/>
-          <w:rtl w:val="0"/>
-        </w:rPr>
-        <w:t xml:space="preserve">Християнської кончини життя нашого, безболісної, бездоганної, мирної, і доброго одвіту на страшному суді Христовому просім.</w:t>
-      </w:r>
-    </w:p>
-    <w:p>
-      <w:pPr>
-        <w:spacing w:after="120" w:lineRule="auto"/>
-        <w:jc w:val="both"/>
-        <w:rPr>
-          <w:rFonts w:ascii="Times New Roman" w:cs="Times New Roman" w:eastAsia="Times New Roman" w:hAnsi="Times New Roman"/>
-          <w:i w:val="1"/>
-          <w:sz w:val="24"/>
-          <w:szCs w:val="24"/>
-        </w:rPr>
-      </w:pPr>
-      <w:r>
-        <w:rPr>
-          <w:rFonts w:ascii="Times New Roman" w:cs="Times New Roman" w:eastAsia="Times New Roman" w:hAnsi="Times New Roman"/>
-          <w:i w:val="1"/>
-          <w:color w:val="ff0000"/>
-          <w:sz w:val="24"/>
-          <w:szCs w:val="24"/>
-          <w:rtl w:val="0"/>
-        </w:rPr>
-        <w:t xml:space="preserve">Вірні:</w:t>
-      </w:r>
-      <w:r>
-        <w:rPr>
-          <w:rFonts w:ascii="Times New Roman" w:cs="Times New Roman" w:eastAsia="Times New Roman" w:hAnsi="Times New Roman"/>
-          <w:sz w:val="24"/>
-          <w:szCs w:val="24"/>
-          <w:rtl w:val="0"/>
-        </w:rPr>
-        <w:t xml:space="preserve"> Подай, Господи</w:t>
-      </w:r>
-      <w:r>
-        <w:rPr>
-          <w:rFonts w:ascii="Times New Roman" w:cs="Times New Roman" w:eastAsia="Times New Roman" w:hAnsi="Times New Roman"/>
-          <w:i w:val="1"/>
-          <w:sz w:val="24"/>
-          <w:szCs w:val="24"/>
-          <w:rtl w:val="0"/>
-        </w:rPr>
-        <w:t xml:space="preserve">.</w:t>
-      </w:r>
-    </w:p>
-    <w:p>
-      <w:pPr>
-        <w:spacing w:after="120" w:lineRule="auto"/>
-        <w:jc w:val="both"/>
-        <w:rPr>
-          <w:rFonts w:ascii="Times New Roman" w:cs="Times New Roman" w:eastAsia="Times New Roman" w:hAnsi="Times New Roman"/>
-          <w:sz w:val="24"/>
-          <w:szCs w:val="24"/>
-        </w:rPr>
-      </w:pPr>
-      <w:r>
-        <w:rPr>
-          <w:rFonts w:ascii="Times New Roman" w:cs="Times New Roman" w:eastAsia="Times New Roman" w:hAnsi="Times New Roman"/>
-          <w:sz w:val="24"/>
-          <w:szCs w:val="24"/>
-          <w:rtl w:val="0"/>
-        </w:rPr>
-        <w:t xml:space="preserve">Пресвяту, пречисту, преблагословенну, славну Владичицю нашу Богородицю і приснодіву Марію, з усіма святими пом'янувши, самі себе, і один одного, і все життя наше Христу Богові віддаймо.</w:t>
-      </w:r>
-    </w:p>
-    <w:p>
-      <w:pPr>
-        <w:spacing w:after="120" w:lineRule="auto"/>
-        <w:jc w:val="both"/>
-        <w:rPr>
-          <w:rFonts w:ascii="Times New Roman" w:cs="Times New Roman" w:eastAsia="Times New Roman" w:hAnsi="Times New Roman"/>
-          <w:sz w:val="24"/>
-          <w:szCs w:val="24"/>
-        </w:rPr>
-      </w:pPr>
-      <w:r>
-        <w:rPr>
-          <w:rFonts w:ascii="Times New Roman" w:cs="Times New Roman" w:eastAsia="Times New Roman" w:hAnsi="Times New Roman"/>
-          <w:i w:val="1"/>
-          <w:color w:val="ff0000"/>
-          <w:sz w:val="24"/>
-          <w:szCs w:val="24"/>
-          <w:rtl w:val="0"/>
-        </w:rPr>
-        <w:t xml:space="preserve">Вірні:</w:t>
-      </w:r>
-      <w:r>
-        <w:rPr>
-          <w:rFonts w:ascii="Times New Roman" w:cs="Times New Roman" w:eastAsia="Times New Roman" w:hAnsi="Times New Roman"/>
-          <w:color w:val="ff0000"/>
-          <w:sz w:val="24"/>
-          <w:szCs w:val="24"/>
-          <w:rtl w:val="0"/>
-        </w:rPr>
-        <w:t xml:space="preserve"> </w:t>
-      </w:r>
-      <w:r>
-        <w:rPr>
-          <w:rFonts w:ascii="Times New Roman" w:cs="Times New Roman" w:eastAsia="Times New Roman" w:hAnsi="Times New Roman"/>
-          <w:sz w:val="24"/>
-          <w:szCs w:val="24"/>
-          <w:rtl w:val="0"/>
-        </w:rPr>
-        <w:t xml:space="preserve">Тобі, Господи.</w:t>
-      </w:r>
-    </w:p>
-    <w:p>
-      <w:pPr>
-        <w:spacing w:after="120" w:lineRule="auto"/>
-        <w:jc w:val="both"/>
-        <w:rPr>
-          <w:rFonts w:ascii="Times New Roman" w:cs="Times New Roman" w:eastAsia="Times New Roman" w:hAnsi="Times New Roman"/>
-          <w:sz w:val="24"/>
-          <w:szCs w:val="24"/>
-          <w:u w:val="single"/>
-        </w:rPr>
-      </w:pPr>
-      <w:r>
-        <w:rPr>
-          <w:rFonts w:ascii="Times New Roman" w:cs="Times New Roman" w:eastAsia="Times New Roman" w:hAnsi="Times New Roman"/>
-          <w:sz w:val="24"/>
-          <w:szCs w:val="24"/>
-          <w:u w:val="single"/>
-          <w:rtl w:val="0"/>
-        </w:rPr>
-        <w:t xml:space="preserve">[Боже великий і вишній, в тебе одного є безсмертність і в світлі живеш недоступнім. Ти все створіння мудро створив, відокремив світло від темряви і сонце поклав, щоб правити днем, а місяць і зорі, щоб володіли ніччю, нас же грішних вчинив достойними і в теперішню годину стати перед твоїм обличчям, щоб тебе визнавати і принести тобі вечірнє славослов'я. Направ, Чоловіколюбче, молитву нашу, немов кадило, перед тобою і прийми її, як благовонний запах. Дай нам мирний цей вечір і близьку вже ніч; зодягни нас у броню світла; визволь нас від нічного страху і всякої речі, що в темряві з'являється, і дай сон, що його ти дарував на відпочинок нашій немічності, вільний від усякого маріння диявольського. Владико, давче добра, хай і на нашій постелі, бувши тобі милими, згадуємо вночі твоє ім'я і, просвічувані навчанням твоїх заповідей, встанемо в душевній радості до звеличування твоєї доброти, приносячи твоєму милосердю молитви і моління, за наші і всіх твоїх людей провини. Відвідай їх задля молитов святої Богородиці.]</w:t>
-      </w:r>
-    </w:p>
-    <w:p>
-      <w:pPr>
-        <w:spacing w:after="120" w:lineRule="auto"/>
-        <w:jc w:val="both"/>
-        <w:rPr>
-          <w:rFonts w:ascii="Times New Roman" w:cs="Times New Roman" w:eastAsia="Times New Roman" w:hAnsi="Times New Roman"/>
-          <w:sz w:val="24"/>
-          <w:szCs w:val="24"/>
-        </w:rPr>
-      </w:pPr>
-      <w:r>
-        <w:rPr>
-          <w:rFonts w:ascii="Times New Roman" w:cs="Times New Roman" w:eastAsia="Times New Roman" w:hAnsi="Times New Roman"/>
-          <w:i w:val="1"/>
-          <w:color w:val="ff0000"/>
-          <w:sz w:val="24"/>
-          <w:szCs w:val="24"/>
-          <w:rtl w:val="0"/>
-        </w:rPr>
-        <w:t xml:space="preserve">Священик:</w:t>
-      </w:r>
-      <w:r>
-        <w:rPr>
-          <w:rFonts w:ascii="Times New Roman" w:cs="Times New Roman" w:eastAsia="Times New Roman" w:hAnsi="Times New Roman"/>
-          <w:color w:val="ff0000"/>
-          <w:sz w:val="24"/>
-          <w:szCs w:val="24"/>
-          <w:rtl w:val="0"/>
-        </w:rPr>
-        <w:t xml:space="preserve"> </w:t>
-      </w:r>
-      <w:r>
-        <w:rPr>
-          <w:rFonts w:ascii="Times New Roman" w:cs="Times New Roman" w:eastAsia="Times New Roman" w:hAnsi="Times New Roman"/>
-          <w:sz w:val="24"/>
-          <w:szCs w:val="24"/>
-          <w:rtl w:val="0"/>
-        </w:rPr>
-        <w:t xml:space="preserve">Бо ти Бог милости, ласк і чоловіколюбности, і тобі славу віддаємо: Отцю, і Сину, і Святому Духові, нині і повсякчас, і на віки віків.</w:t>
-      </w:r>
-    </w:p>
-    <w:p>
-      <w:pPr>
-        <w:spacing w:after="120" w:lineRule="auto"/>
-        <w:jc w:val="both"/>
-        <w:rPr>
-          <w:rFonts w:ascii="Times New Roman" w:cs="Times New Roman" w:eastAsia="Times New Roman" w:hAnsi="Times New Roman"/>
-          <w:sz w:val="24"/>
-          <w:szCs w:val="24"/>
-        </w:rPr>
-      </w:pPr>
-      <w:r>
-        <w:rPr>
-          <w:rFonts w:ascii="Times New Roman" w:cs="Times New Roman" w:eastAsia="Times New Roman" w:hAnsi="Times New Roman"/>
-          <w:i w:val="1"/>
-          <w:color w:val="ff0000"/>
-          <w:sz w:val="24"/>
-          <w:szCs w:val="24"/>
-          <w:rtl w:val="0"/>
-        </w:rPr>
-        <w:t xml:space="preserve">Вірні:</w:t>
-      </w:r>
-      <w:r>
-        <w:rPr>
-          <w:rFonts w:ascii="Times New Roman" w:cs="Times New Roman" w:eastAsia="Times New Roman" w:hAnsi="Times New Roman"/>
-          <w:color w:val="ff0000"/>
-          <w:sz w:val="24"/>
-          <w:szCs w:val="24"/>
-          <w:rtl w:val="0"/>
-        </w:rPr>
-        <w:t xml:space="preserve"> </w:t>
-      </w:r>
-      <w:r>
-        <w:rPr>
-          <w:rFonts w:ascii="Times New Roman" w:cs="Times New Roman" w:eastAsia="Times New Roman" w:hAnsi="Times New Roman"/>
-          <w:sz w:val="24"/>
-          <w:szCs w:val="24"/>
-          <w:rtl w:val="0"/>
-        </w:rPr>
-        <w:t xml:space="preserve">Амінь.</w:t>
-      </w:r>
-    </w:p>
-    <w:p>
-      <w:pPr>
-        <w:spacing w:after="120" w:lineRule="auto"/>
-        <w:jc w:val="both"/>
-        <w:rPr>
-          <w:rFonts w:ascii="Times New Roman" w:cs="Times New Roman" w:eastAsia="Times New Roman" w:hAnsi="Times New Roman"/>
-          <w:sz w:val="24"/>
-          <w:szCs w:val="24"/>
-        </w:rPr>
-      </w:pPr>
-      <w:r>
-        <w:rPr>
-          <w:rFonts w:ascii="Times New Roman" w:cs="Times New Roman" w:eastAsia="Times New Roman" w:hAnsi="Times New Roman"/>
-          <w:i w:val="1"/>
-          <w:color w:val="ff0000"/>
-          <w:sz w:val="24"/>
-          <w:szCs w:val="24"/>
-          <w:rtl w:val="0"/>
-        </w:rPr>
-        <w:t xml:space="preserve">Священик:</w:t>
-      </w:r>
-      <w:r>
-        <w:rPr>
-          <w:rFonts w:ascii="Times New Roman" w:cs="Times New Roman" w:eastAsia="Times New Roman" w:hAnsi="Times New Roman"/>
-          <w:color w:val="ff0000"/>
-          <w:sz w:val="24"/>
-          <w:szCs w:val="24"/>
-          <w:rtl w:val="0"/>
-        </w:rPr>
-        <w:t xml:space="preserve"> </w:t>
-      </w:r>
-      <w:r>
-        <w:rPr>
-          <w:rFonts w:ascii="Times New Roman" w:cs="Times New Roman" w:eastAsia="Times New Roman" w:hAnsi="Times New Roman"/>
-          <w:sz w:val="24"/>
-          <w:szCs w:val="24"/>
-          <w:rtl w:val="0"/>
-        </w:rPr>
-        <w:t xml:space="preserve">Мир всім.</w:t>
-      </w:r>
-    </w:p>
-    <w:p>
-      <w:pPr>
-        <w:spacing w:after="120" w:lineRule="auto"/>
-        <w:jc w:val="both"/>
-        <w:rPr>
-          <w:rFonts w:ascii="Times New Roman" w:cs="Times New Roman" w:eastAsia="Times New Roman" w:hAnsi="Times New Roman"/>
-          <w:sz w:val="24"/>
-          <w:szCs w:val="24"/>
-        </w:rPr>
-      </w:pPr>
-      <w:r>
-        <w:rPr>
-          <w:rFonts w:ascii="Times New Roman" w:cs="Times New Roman" w:eastAsia="Times New Roman" w:hAnsi="Times New Roman"/>
-          <w:i w:val="1"/>
-          <w:color w:val="ff0000"/>
-          <w:sz w:val="24"/>
-          <w:szCs w:val="24"/>
-          <w:rtl w:val="0"/>
-        </w:rPr>
-        <w:t xml:space="preserve">Вірні:</w:t>
-      </w:r>
-      <w:r>
-        <w:rPr>
-          <w:rFonts w:ascii="Times New Roman" w:cs="Times New Roman" w:eastAsia="Times New Roman" w:hAnsi="Times New Roman"/>
-          <w:color w:val="ff0000"/>
-          <w:sz w:val="24"/>
-          <w:szCs w:val="24"/>
-          <w:rtl w:val="0"/>
-        </w:rPr>
-        <w:t xml:space="preserve"> </w:t>
-      </w:r>
-      <w:r>
-        <w:rPr>
-          <w:rFonts w:ascii="Times New Roman" w:cs="Times New Roman" w:eastAsia="Times New Roman" w:hAnsi="Times New Roman"/>
-          <w:sz w:val="24"/>
-          <w:szCs w:val="24"/>
-          <w:rtl w:val="0"/>
-        </w:rPr>
-        <w:t xml:space="preserve">І духові твоєму.</w:t>
-      </w:r>
-    </w:p>
-    <w:p>
-      <w:pPr>
-        <w:spacing w:after="120" w:lineRule="auto"/>
-        <w:jc w:val="both"/>
-        <w:rPr>
-          <w:rFonts w:ascii="Times New Roman" w:cs="Times New Roman" w:eastAsia="Times New Roman" w:hAnsi="Times New Roman"/>
-          <w:sz w:val="24"/>
-          <w:szCs w:val="24"/>
-        </w:rPr>
-      </w:pPr>
-      <w:r>
-        <w:rPr>
-          <w:rFonts w:ascii="Times New Roman" w:cs="Times New Roman" w:eastAsia="Times New Roman" w:hAnsi="Times New Roman"/>
-          <w:sz w:val="24"/>
-          <w:szCs w:val="24"/>
-          <w:rtl w:val="0"/>
-        </w:rPr>
-        <w:t xml:space="preserve">Голови ваші перед Господом схиліть.</w:t>
-      </w:r>
-    </w:p>
-    <w:p>
-      <w:pPr>
-        <w:spacing w:after="120" w:lineRule="auto"/>
-        <w:jc w:val="both"/>
-        <w:rPr>
-          <w:rFonts w:ascii="Times New Roman" w:cs="Times New Roman" w:eastAsia="Times New Roman" w:hAnsi="Times New Roman"/>
-          <w:sz w:val="24"/>
-          <w:szCs w:val="24"/>
-        </w:rPr>
-      </w:pPr>
-      <w:r>
-        <w:rPr>
-          <w:rFonts w:ascii="Times New Roman" w:cs="Times New Roman" w:eastAsia="Times New Roman" w:hAnsi="Times New Roman"/>
-          <w:i w:val="1"/>
-          <w:color w:val="ff0000"/>
-          <w:sz w:val="24"/>
-          <w:szCs w:val="24"/>
-          <w:rtl w:val="0"/>
-        </w:rPr>
-        <w:t xml:space="preserve">Вірні:</w:t>
-      </w:r>
-      <w:r>
-        <w:rPr>
-          <w:rFonts w:ascii="Times New Roman" w:cs="Times New Roman" w:eastAsia="Times New Roman" w:hAnsi="Times New Roman"/>
-          <w:color w:val="ff0000"/>
-          <w:sz w:val="24"/>
-          <w:szCs w:val="24"/>
-          <w:rtl w:val="0"/>
-        </w:rPr>
-        <w:t xml:space="preserve"> </w:t>
-      </w:r>
-      <w:r>
-        <w:rPr>
-          <w:rFonts w:ascii="Times New Roman" w:cs="Times New Roman" w:eastAsia="Times New Roman" w:hAnsi="Times New Roman"/>
-          <w:sz w:val="24"/>
-          <w:szCs w:val="24"/>
-          <w:rtl w:val="0"/>
-        </w:rPr>
-        <w:t xml:space="preserve">Тобі, Господи.</w:t>
-      </w:r>
-    </w:p>
-    <w:p>
-      <w:pPr>
-        <w:spacing w:after="120" w:lineRule="auto"/>
-        <w:jc w:val="both"/>
-        <w:rPr>
-          <w:rFonts w:ascii="Times New Roman" w:cs="Times New Roman" w:eastAsia="Times New Roman" w:hAnsi="Times New Roman"/>
-          <w:sz w:val="24"/>
-          <w:szCs w:val="24"/>
-        </w:rPr>
-      </w:pPr>
-      <w:r>
-        <w:rPr>
-          <w:rFonts w:ascii="Times New Roman" w:cs="Times New Roman" w:eastAsia="Times New Roman" w:hAnsi="Times New Roman"/>
-          <w:i w:val="1"/>
-          <w:color w:val="ff0000"/>
-          <w:sz w:val="24"/>
-          <w:szCs w:val="24"/>
-          <w:rtl w:val="0"/>
-        </w:rPr>
-        <w:t xml:space="preserve">Священик читає молитву:</w:t>
-      </w:r>
-      <w:r>
-        <w:rPr>
-          <w:rFonts w:ascii="Times New Roman" w:cs="Times New Roman" w:eastAsia="Times New Roman" w:hAnsi="Times New Roman"/>
-          <w:sz w:val="24"/>
-          <w:szCs w:val="24"/>
-          <w:rtl w:val="0"/>
-        </w:rPr>
-        <w:t xml:space="preserve"> Господи, Боже наш, що прихилив небо і зійшов на спасіння людського роду! Зглянься на слуг твоїх і на спадкоємство твоє, бо перед тобою, страшним і чоловіколюбним Суддею, слуги твої схилили свої голови і зігнули свої шиї, не від людей очікуючи допомоги, але на твою надіючись милість і твого очікуючи спасіння; тож оберігай їх повсякчасно, і в цей вечір, і в прийдешню ніч збережи від усякого ворога, і від будь-якого зазіхання диявольського, і від думок марних, і спогадів лукавих.</w:t>
-      </w:r>
-    </w:p>
-    <w:p>
-      <w:pPr>
-        <w:spacing w:after="120" w:lineRule="auto"/>
-        <w:jc w:val="both"/>
-        <w:rPr>
-          <w:rFonts w:ascii="Times New Roman" w:cs="Times New Roman" w:eastAsia="Times New Roman" w:hAnsi="Times New Roman"/>
-          <w:sz w:val="24"/>
-          <w:szCs w:val="24"/>
-        </w:rPr>
-      </w:pPr>
-      <w:r>
-        <w:rPr>
-          <w:rFonts w:ascii="Times New Roman" w:cs="Times New Roman" w:eastAsia="Times New Roman" w:hAnsi="Times New Roman"/>
-          <w:i w:val="1"/>
-          <w:color w:val="ff0000"/>
-          <w:sz w:val="24"/>
-          <w:szCs w:val="24"/>
-          <w:rtl w:val="0"/>
-        </w:rPr>
-        <w:t xml:space="preserve">Священик:</w:t>
-      </w:r>
-      <w:r>
-        <w:rPr>
-          <w:rFonts w:ascii="Times New Roman" w:cs="Times New Roman" w:eastAsia="Times New Roman" w:hAnsi="Times New Roman"/>
-          <w:color w:val="ff0000"/>
-          <w:sz w:val="24"/>
-          <w:szCs w:val="24"/>
-          <w:rtl w:val="0"/>
-        </w:rPr>
-        <w:t xml:space="preserve"> </w:t>
-      </w:r>
-      <w:r>
-        <w:rPr>
-          <w:rFonts w:ascii="Times New Roman" w:cs="Times New Roman" w:eastAsia="Times New Roman" w:hAnsi="Times New Roman"/>
-          <w:sz w:val="24"/>
-          <w:szCs w:val="24"/>
-          <w:rtl w:val="0"/>
-        </w:rPr>
-        <w:t xml:space="preserve">Нехай буде влада царства твого благословенна і дуже прославлена: Отця, і Сина, і Святого Духа, нині і повсякчас, і на віки віків.</w:t>
-      </w:r>
-    </w:p>
-    <w:p>
-      <w:pPr>
-        <w:spacing w:after="120" w:lineRule="auto"/>
-        <w:jc w:val="both"/>
-        <w:rPr>
-          <w:rFonts w:ascii="Times New Roman" w:cs="Times New Roman" w:eastAsia="Times New Roman" w:hAnsi="Times New Roman"/>
-          <w:sz w:val="24"/>
-          <w:szCs w:val="24"/>
-        </w:rPr>
-      </w:pPr>
-      <w:r>
-        <w:rPr>
-          <w:rFonts w:ascii="Times New Roman" w:cs="Times New Roman" w:eastAsia="Times New Roman" w:hAnsi="Times New Roman"/>
-          <w:i w:val="1"/>
-          <w:color w:val="ff0000"/>
-          <w:sz w:val="24"/>
-          <w:szCs w:val="24"/>
-          <w:rtl w:val="0"/>
-        </w:rPr>
-        <w:t xml:space="preserve">Вірні:</w:t>
-      </w:r>
-      <w:r>
-        <w:rPr>
-          <w:rFonts w:ascii="Times New Roman" w:cs="Times New Roman" w:eastAsia="Times New Roman" w:hAnsi="Times New Roman"/>
-          <w:sz w:val="24"/>
-          <w:szCs w:val="24"/>
-          <w:rtl w:val="0"/>
-        </w:rPr>
-        <w:t xml:space="preserve"> Амінь.</w:t>
-      </w:r>
-    </w:p>
-    <w:p>
-      <w:pPr>
-        <w:spacing w:after="120" w:lineRule="auto"/>
-        <w:jc w:val="both"/>
-        <w:rPr>
-          <w:rFonts w:ascii="Times New Roman" w:cs="Times New Roman" w:eastAsia="Times New Roman" w:hAnsi="Times New Roman"/>
-          <w:i w:val="1"/>
-          <w:color w:val="ff0000"/>
-          <w:sz w:val="24"/>
-          <w:szCs w:val="24"/>
-        </w:rPr>
-      </w:pPr>
-      <w:r>
-        <w:rPr>
-          <w:rtl w:val="0"/>
-        </w:rPr>
-      </w:r>
-    </w:p>
-    <w:p>
-      <w:pPr>
-        <w:pStyle w:val="Heading2"/>
-        <w:spacing w:after="120" w:before="0" w:lineRule="auto"/>
-        <w:jc w:val="center"/>
-        <w:rPr>
-          <w:rFonts w:ascii="Times New Roman" w:cs="Times New Roman" w:eastAsia="Times New Roman" w:hAnsi="Times New Roman"/>
-          <w:b w:val="1"/>
-          <w:i w:val="1"/>
-          <w:color w:val="ff0000"/>
-          <w:sz w:val="24"/>
-          <w:szCs w:val="24"/>
-        </w:rPr>
-      </w:pPr>
-      <w:r>
-        <w:rPr>
-          <w:rFonts w:ascii="Times New Roman" w:cs="Times New Roman" w:eastAsia="Times New Roman" w:hAnsi="Times New Roman"/>
-          <w:b w:val="1"/>
-          <w:i w:val="1"/>
-          <w:color w:val="ff0000"/>
-          <w:sz w:val="24"/>
-          <w:szCs w:val="24"/>
-          <w:rtl w:val="0"/>
-        </w:rPr>
-        <w:t xml:space="preserve">Стихири на стиховні</w:t>
-      </w:r>
-    </w:p>
-    <w:p>
-      <w:pPr>
-        <w:spacing w:after="120" w:lineRule="auto"/>
-        <w:jc w:val="both"/>
-        <w:rPr>
-          <w:rFonts w:ascii="Times New Roman" w:cs="Times New Roman" w:eastAsia="Times New Roman" w:hAnsi="Times New Roman"/>
-          <w:sz w:val="24"/>
-          <w:szCs w:val="24"/>
-        </w:rPr>
-      </w:pPr>
-      <w:r>
-        <w:rPr>
-          <w:rFonts w:ascii="Times New Roman" w:cs="Times New Roman" w:eastAsia="Times New Roman" w:hAnsi="Times New Roman"/>
-          <w:i w:val="1"/>
-          <w:color w:val="ff0000"/>
-          <w:sz w:val="24"/>
-          <w:szCs w:val="24"/>
-          <w:rtl w:val="0"/>
-        </w:rPr>
-        <w:t xml:space="preserve">(г. 1, подібний: Небесних хорів):</w:t>
-      </w:r>
-      <w:r>
-        <w:rPr>
-          <w:rFonts w:ascii="Times New Roman" w:cs="Times New Roman" w:eastAsia="Times New Roman" w:hAnsi="Times New Roman"/>
-          <w:color w:val="ff0000"/>
-          <w:sz w:val="24"/>
-          <w:szCs w:val="24"/>
-          <w:rtl w:val="0"/>
-        </w:rPr>
-        <w:t xml:space="preserve"> </w:t>
-      </w:r>
-      <w:r>
-        <w:rPr>
-          <w:rFonts w:ascii="Times New Roman" w:cs="Times New Roman" w:eastAsia="Times New Roman" w:hAnsi="Times New Roman"/>
-          <w:sz w:val="24"/>
-          <w:szCs w:val="24"/>
-          <w:rtl w:val="0"/>
-        </w:rPr>
-        <w:t xml:space="preserve">Спасенну благодать* невисловного богоявління святкуємо нині,* бо від Діви молодої, не змінившись, став дитиною Христос Бог.* Сьогодні Мати приносить його в церкву Богові й Отцеві,* а Симеон його приймає* і обіймає руками.</w:t>
-      </w:r>
-    </w:p>
-    <w:p>
-      <w:pPr>
-        <w:spacing w:after="120" w:lineRule="auto"/>
-        <w:jc w:val="both"/>
-        <w:rPr>
-          <w:rFonts w:ascii="Times New Roman" w:cs="Times New Roman" w:eastAsia="Times New Roman" w:hAnsi="Times New Roman"/>
-          <w:sz w:val="24"/>
-          <w:szCs w:val="24"/>
-          <w:u w:val="single"/>
-        </w:rPr>
-      </w:pPr>
-      <w:r>
-        <w:rPr>
-          <w:rFonts w:ascii="Times New Roman" w:cs="Times New Roman" w:eastAsia="Times New Roman" w:hAnsi="Times New Roman"/>
-          <w:i w:val="1"/>
-          <w:color w:val="ff0000"/>
-          <w:sz w:val="24"/>
-          <w:szCs w:val="24"/>
-          <w:rtl w:val="0"/>
-        </w:rPr>
-        <w:t xml:space="preserve">Стих: </w:t>
-      </w:r>
-      <w:r>
-        <w:rPr>
-          <w:rFonts w:ascii="Times New Roman" w:cs="Times New Roman" w:eastAsia="Times New Roman" w:hAnsi="Times New Roman"/>
-          <w:sz w:val="24"/>
-          <w:szCs w:val="24"/>
-          <w:u w:val="single"/>
-          <w:rtl w:val="0"/>
-        </w:rPr>
-        <w:t xml:space="preserve">Нині відпускаєш слугу твого, Владико,* за твоїм словом, у мирі.</w:t>
-      </w:r>
-    </w:p>
-    <w:p>
-      <w:pPr>
-        <w:spacing w:after="120" w:lineRule="auto"/>
-        <w:jc w:val="both"/>
-        <w:rPr>
-          <w:rFonts w:ascii="Times New Roman" w:cs="Times New Roman" w:eastAsia="Times New Roman" w:hAnsi="Times New Roman"/>
-          <w:sz w:val="24"/>
-          <w:szCs w:val="24"/>
-        </w:rPr>
-      </w:pPr>
-      <w:r>
-        <w:rPr>
-          <w:rFonts w:ascii="Times New Roman" w:cs="Times New Roman" w:eastAsia="Times New Roman" w:hAnsi="Times New Roman"/>
-          <w:sz w:val="24"/>
-          <w:szCs w:val="24"/>
-          <w:rtl w:val="0"/>
-        </w:rPr>
-        <w:t xml:space="preserve">Пророки колись бачили тебе, Ісусе,* оскільки воно було можливо.* Та нині, Слове Божий,* ти від Діви Марії добровільно в тілі появився всьому світові, Христе,* і як чоловіколюбець подав своє спасіння тим,* що від Адама походять.</w:t>
-      </w:r>
-    </w:p>
-    <w:p>
-      <w:pPr>
-        <w:spacing w:after="120" w:lineRule="auto"/>
-        <w:jc w:val="both"/>
-        <w:rPr>
-          <w:rFonts w:ascii="Times New Roman" w:cs="Times New Roman" w:eastAsia="Times New Roman" w:hAnsi="Times New Roman"/>
-          <w:sz w:val="24"/>
-          <w:szCs w:val="24"/>
-          <w:u w:val="single"/>
-        </w:rPr>
-      </w:pPr>
-      <w:r>
-        <w:rPr>
-          <w:rFonts w:ascii="Times New Roman" w:cs="Times New Roman" w:eastAsia="Times New Roman" w:hAnsi="Times New Roman"/>
-          <w:i w:val="1"/>
-          <w:color w:val="ff0000"/>
-          <w:sz w:val="24"/>
-          <w:szCs w:val="24"/>
-          <w:rtl w:val="0"/>
-        </w:rPr>
-        <w:t xml:space="preserve">Стих: </w:t>
-      </w:r>
-      <w:r>
-        <w:rPr>
-          <w:rFonts w:ascii="Times New Roman" w:cs="Times New Roman" w:eastAsia="Times New Roman" w:hAnsi="Times New Roman"/>
-          <w:sz w:val="24"/>
-          <w:szCs w:val="24"/>
-          <w:u w:val="single"/>
-          <w:rtl w:val="0"/>
-        </w:rPr>
-        <w:t xml:space="preserve">Світло на просвіту поганам* і славу люду твого, Ізраїля.</w:t>
-      </w:r>
-    </w:p>
-    <w:p>
-      <w:pPr>
-        <w:spacing w:after="120" w:lineRule="auto"/>
-        <w:jc w:val="both"/>
-        <w:rPr>
-          <w:rFonts w:ascii="Times New Roman" w:cs="Times New Roman" w:eastAsia="Times New Roman" w:hAnsi="Times New Roman"/>
-          <w:sz w:val="24"/>
-          <w:szCs w:val="24"/>
-        </w:rPr>
-      </w:pPr>
-      <w:r>
-        <w:rPr>
-          <w:rFonts w:ascii="Times New Roman" w:cs="Times New Roman" w:eastAsia="Times New Roman" w:hAnsi="Times New Roman"/>
-          <w:sz w:val="24"/>
-          <w:szCs w:val="24"/>
-          <w:rtl w:val="0"/>
-        </w:rPr>
-        <w:t xml:space="preserve">Той, хто у давнину* на Синайській горі установив Закон,* нині в місті Сіон виконує законні постанови.* Як хлоп'ятко, захотів ти, Христе,* щоб Богородиця із цілопаленням, і Симеон,* внесли тебе, як людину, на руках у храм.</w:t>
-      </w:r>
-    </w:p>
-    <w:p>
-      <w:pPr>
-        <w:spacing w:after="120" w:lineRule="auto"/>
-        <w:jc w:val="both"/>
-        <w:rPr>
-          <w:rFonts w:ascii="Times New Roman" w:cs="Times New Roman" w:eastAsia="Times New Roman" w:hAnsi="Times New Roman"/>
-          <w:sz w:val="24"/>
-          <w:szCs w:val="24"/>
-        </w:rPr>
-      </w:pPr>
-      <w:r>
-        <w:rPr>
-          <w:rFonts w:ascii="Times New Roman" w:cs="Times New Roman" w:eastAsia="Times New Roman" w:hAnsi="Times New Roman"/>
-          <w:b w:val="1"/>
-          <w:sz w:val="24"/>
-          <w:szCs w:val="24"/>
-          <w:rtl w:val="0"/>
-        </w:rPr>
-        <w:t xml:space="preserve">Слава і нині</w:t>
-      </w:r>
-      <w:r>
-        <w:rPr>
-          <w:rFonts w:ascii="Times New Roman" w:cs="Times New Roman" w:eastAsia="Times New Roman" w:hAnsi="Times New Roman"/>
-          <w:sz w:val="24"/>
-          <w:szCs w:val="24"/>
-          <w:rtl w:val="0"/>
-        </w:rPr>
-        <w:t xml:space="preserve">: Той, хто на Синаї в давнину подав Мойсеєві Закон,* сьогодні з милосердя до нас підкоряється законним постановам.* Нині чистий Бог, як свята дитинка, родиться від Чистої,* і як Бог, собі самому приноситься,* визволяючи під законного прокляття,* і просвічує душі наші.</w:t>
-      </w:r>
-    </w:p>
-    <w:p>
-      <w:pPr>
-        <w:spacing w:after="120" w:lineRule="auto"/>
-        <w:jc w:val="both"/>
-        <w:rPr>
-          <w:rFonts w:ascii="Times New Roman" w:cs="Times New Roman" w:eastAsia="Times New Roman" w:hAnsi="Times New Roman"/>
-          <w:sz w:val="24"/>
-          <w:szCs w:val="24"/>
-        </w:rPr>
-      </w:pPr>
-      <w:r>
-        <w:rPr>
-          <w:rtl w:val="0"/>
-        </w:rPr>
-      </w:r>
-    </w:p>
-    <w:p>
-      <w:pPr>
-        <w:pStyle w:val="Heading3"/>
-        <w:spacing w:after="120" w:before="0" w:lineRule="auto"/>
-        <w:jc w:val="center"/>
-        <w:rPr>
-          <w:rFonts w:ascii="Times New Roman" w:cs="Times New Roman" w:eastAsia="Times New Roman" w:hAnsi="Times New Roman"/>
-          <w:b w:val="1"/>
-          <w:i w:val="1"/>
-          <w:color w:val="ff0000"/>
-        </w:rPr>
-      </w:pPr>
-      <w:r>
-        <w:rPr>
-          <w:rFonts w:ascii="Times New Roman" w:cs="Times New Roman" w:eastAsia="Times New Roman" w:hAnsi="Times New Roman"/>
-          <w:b w:val="1"/>
-          <w:i w:val="1"/>
-          <w:color w:val="ff0000"/>
-          <w:rtl w:val="0"/>
-        </w:rPr>
         <w:t xml:space="preserve">Пісня Симеона</w:t>
       </w:r>
     </w:p>
@@ -5734,21 +6054,17 @@
       </w:pPr>
       <w:r>
         <w:rPr>
-          <w:rFonts w:ascii="Times New Roman" w:cs="Times New Roman" w:eastAsia="Times New Roman" w:hAnsi="Times New Roman"/>
-          <w:i w:val="1"/>
-          <w:color w:val="ff0000"/>
-          <w:sz w:val="24"/>
-          <w:szCs w:val="24"/>
-          <w:rtl w:val="0"/>
-        </w:rPr>
-        <w:t xml:space="preserve">Священик:</w:t>
-      </w:r>
-      <w:r>
-        <w:rPr>
-          <w:rFonts w:ascii="Times New Roman" w:cs="Times New Roman" w:eastAsia="Times New Roman" w:hAnsi="Times New Roman"/>
-          <w:sz w:val="24"/>
-          <w:szCs w:val="24"/>
-          <w:rtl w:val="0"/>
+          <w:rFonts w:ascii="Times New Roman" w:hAnsi="Times New Roman"/>
+          <w:i/>
+          <w:color w:val="FF4400"/>
+          <w:sz w:val="24"/>
+        </w:rPr>
+        <w:t>Священик:</w:t>
+      </w:r>
+      <w:r>
+        <w:rPr>
+          <w:rFonts w:ascii="Times New Roman" w:hAnsi="Times New Roman"/>
+          <w:sz w:val="24"/>
         </w:rPr>
         <w:t xml:space="preserve"> Бо твоє є царство, і сила, і слава, Отця, і Сина, і Святого Духа, нині і повсякчас, і на віки віків.</w:t>
       </w:r>
@@ -6505,21 +6821,17 @@
       </w:pPr>
       <w:r>
         <w:rPr>
-          <w:rFonts w:ascii="Times New Roman" w:cs="Times New Roman" w:eastAsia="Times New Roman" w:hAnsi="Times New Roman"/>
-          <w:i w:val="1"/>
-          <w:color w:val="ff0000"/>
-          <w:sz w:val="24"/>
-          <w:szCs w:val="24"/>
-          <w:rtl w:val="0"/>
-        </w:rPr>
-        <w:t xml:space="preserve">Священик:</w:t>
-      </w:r>
-      <w:r>
-        <w:rPr>
-          <w:rFonts w:ascii="Times New Roman" w:cs="Times New Roman" w:eastAsia="Times New Roman" w:hAnsi="Times New Roman"/>
-          <w:sz w:val="24"/>
-          <w:szCs w:val="24"/>
-          <w:rtl w:val="0"/>
+          <w:rFonts w:ascii="Times New Roman" w:hAnsi="Times New Roman"/>
+          <w:i/>
+          <w:color w:val="FF4400"/>
+          <w:sz w:val="24"/>
+        </w:rPr>
+        <w:t>Священик:</w:t>
+      </w:r>
+      <w:r>
+        <w:rPr>
+          <w:rFonts w:ascii="Times New Roman" w:hAnsi="Times New Roman"/>
+          <w:sz w:val="24"/>
         </w:rPr>
         <w:t xml:space="preserve"> Бо милостивий і чоловіколюбець Бог єси, і тобі славу возсилаємо: Отцю, і Сину, і Святому Духові, нині і повсякчас, і на віки віків.</w:t>
       </w:r>
@@ -6661,14 +6973,41 @@
       </w:pPr>
       <w:r>
         <w:rPr>
-          <w:rFonts w:ascii="Times New Roman" w:cs="Times New Roman" w:eastAsia="Times New Roman" w:hAnsi="Times New Roman"/>
-          <w:i w:val="1"/>
-          <w:color w:val="ff0000"/>
-          <w:sz w:val="24"/>
-          <w:szCs w:val="24"/>
-          <w:rtl w:val="0"/>
-        </w:rPr>
-        <w:t xml:space="preserve">Священик:</w:t>
+          <w:rFonts w:ascii="Times New Roman" w:hAnsi="Times New Roman"/>
+          <w:i/>
+          <w:color w:val="FF4400"/>
+          <w:sz w:val="24"/>
+        </w:rPr>
+        <w:t>Священик:</w:t>
+      </w:r>
+      <w:r>
+        <w:rPr>
+          <w:rFonts w:ascii="Times New Roman" w:hAnsi="Times New Roman"/>
+          <w:sz w:val="24"/>
+        </w:rPr>
+        <w:t xml:space="preserve"> Слава тобі, Христе Боже, надіє наша, слава тобі!</w:t>
+      </w:r>
+    </w:p>
+    <w:p>
+      <w:pPr>
+        <w:spacing w:after="120" w:lineRule="auto"/>
+        <w:jc w:val="both"/>
+        <w:rPr>
+          <w:rFonts w:ascii="Times New Roman" w:cs="Times New Roman" w:eastAsia="Times New Roman" w:hAnsi="Times New Roman"/>
+          <w:sz w:val="24"/>
+          <w:szCs w:val="24"/>
+        </w:rPr>
+      </w:pPr>
+      <w:r>
+        <w:rPr>
+          <w:rFonts w:ascii="Times New Roman" w:cs="Times New Roman" w:eastAsia="Times New Roman" w:hAnsi="Times New Roman"/>
+          <w:i w:val="1"/>
+          <w:color w:val="ff0000"/>
+          <w:sz w:val="24"/>
+          <w:szCs w:val="24"/>
+          <w:rtl w:val="0"/>
+        </w:rPr>
+        <w:t xml:space="preserve">Вірні:</w:t>
       </w:r>
       <w:r>
         <w:rPr>
@@ -6687,47 +7026,6 @@
           <w:szCs w:val="24"/>
           <w:rtl w:val="0"/>
         </w:rPr>
-        <w:t xml:space="preserve">Слава тобі, Христе Боже, надіє наша, слава тобі!</w:t>
-      </w:r>
-    </w:p>
-    <w:p>
-      <w:pPr>
-        <w:spacing w:after="120" w:lineRule="auto"/>
-        <w:jc w:val="both"/>
-        <w:rPr>
-          <w:rFonts w:ascii="Times New Roman" w:cs="Times New Roman" w:eastAsia="Times New Roman" w:hAnsi="Times New Roman"/>
-          <w:sz w:val="24"/>
-          <w:szCs w:val="24"/>
-        </w:rPr>
-      </w:pPr>
-      <w:r>
-        <w:rPr>
-          <w:rFonts w:ascii="Times New Roman" w:cs="Times New Roman" w:eastAsia="Times New Roman" w:hAnsi="Times New Roman"/>
-          <w:i w:val="1"/>
-          <w:color w:val="ff0000"/>
-          <w:sz w:val="24"/>
-          <w:szCs w:val="24"/>
-          <w:rtl w:val="0"/>
-        </w:rPr>
-        <w:t xml:space="preserve">Вірні:</w:t>
-      </w:r>
-      <w:r>
-        <w:rPr>
-          <w:rFonts w:ascii="Times New Roman" w:cs="Times New Roman" w:eastAsia="Times New Roman" w:hAnsi="Times New Roman"/>
-          <w:color w:val="ff0000"/>
-          <w:sz w:val="24"/>
-          <w:szCs w:val="24"/>
-          <w:rtl w:val="0"/>
-        </w:rPr>
-        <w:t xml:space="preserve"> </w:t>
-      </w:r>
-      <w:r>
-        <w:rPr>
-          <w:rFonts w:ascii="Times New Roman" w:cs="Times New Roman" w:eastAsia="Times New Roman" w:hAnsi="Times New Roman"/>
-          <w:sz w:val="24"/>
-          <w:szCs w:val="24"/>
-          <w:rtl w:val="0"/>
-        </w:rPr>
         <w:t xml:space="preserve">Слава Отцю і Сину, і Святому Духові, і нині і повсякчас, і на віки віків. Амінь. Господи, помилуй </w:t>
       </w:r>
       <w:r>
@@ -6762,73 +7060,37 @@
       </w:r>
     </w:p>
     <w:p>
-      <w:pPr>
-        <w:spacing w:after="120" w:lineRule="auto"/>
-        <w:jc w:val="both"/>
-        <w:rPr>
-          <w:rFonts w:ascii="Times New Roman" w:cs="Times New Roman" w:eastAsia="Times New Roman" w:hAnsi="Times New Roman"/>
-          <w:sz w:val="24"/>
-          <w:szCs w:val="24"/>
-        </w:rPr>
-      </w:pPr>
-      <w:r>
-        <w:rPr>
-          <w:rFonts w:ascii="Times New Roman" w:cs="Times New Roman" w:eastAsia="Times New Roman" w:hAnsi="Times New Roman"/>
-          <w:i w:val="1"/>
-          <w:color w:val="ff0000"/>
-          <w:sz w:val="24"/>
-          <w:szCs w:val="24"/>
-          <w:rtl w:val="0"/>
-        </w:rPr>
-        <w:t xml:space="preserve">Священик:</w:t>
-      </w:r>
-      <w:r>
-        <w:rPr>
-          <w:rFonts w:ascii="Times New Roman" w:cs="Times New Roman" w:eastAsia="Times New Roman" w:hAnsi="Times New Roman"/>
-          <w:sz w:val="24"/>
-          <w:szCs w:val="24"/>
-          <w:rtl w:val="0"/>
-        </w:rPr>
-        <w:t xml:space="preserve"> Христос, істинний Бог наш, що зволив спочити в обіймах праведного Симеона спасіння нашого ради, молитвами пречистої своєї Матері, святих славних і всехвальних апостолів, преподобних і богоносних отців наших, і </w:t>
-      </w:r>
-      <w:r>
-        <w:rPr>
-          <w:rFonts w:ascii="Times New Roman" w:cs="Times New Roman" w:eastAsia="Times New Roman" w:hAnsi="Times New Roman"/>
-          <w:color w:val="000000"/>
-          <w:sz w:val="24"/>
-          <w:szCs w:val="24"/>
-          <w:rtl w:val="0"/>
-        </w:rPr>
-        <w:t xml:space="preserve">чесного і праведного Симеона Богоприємця й Анни пророчиці,</w:t>
-      </w:r>
-      <w:r>
-        <w:rPr>
-          <w:rFonts w:ascii="Times New Roman" w:cs="Times New Roman" w:eastAsia="Times New Roman" w:hAnsi="Times New Roman"/>
-          <w:sz w:val="24"/>
-          <w:szCs w:val="24"/>
-          <w:rtl w:val="0"/>
-        </w:rPr>
-        <w:t xml:space="preserve"> і святого </w:t>
-      </w:r>
-      <w:r>
-        <w:rPr>
-          <w:rFonts w:ascii="Times New Roman" w:cs="Times New Roman" w:eastAsia="Times New Roman" w:hAnsi="Times New Roman"/>
-          <w:i w:val="1"/>
-          <w:color w:val="ff0000"/>
-          <w:sz w:val="24"/>
-          <w:szCs w:val="24"/>
-          <w:rtl w:val="0"/>
-        </w:rPr>
-        <w:t xml:space="preserve">(ім'я, якого є храм)</w:t>
-      </w:r>
-      <w:r>
-        <w:rPr>
-          <w:rFonts w:ascii="Times New Roman" w:cs="Times New Roman" w:eastAsia="Times New Roman" w:hAnsi="Times New Roman"/>
-          <w:sz w:val="24"/>
-          <w:szCs w:val="24"/>
-          <w:rtl w:val="0"/>
-        </w:rPr>
-        <w:t xml:space="preserve">, і всіх святих, помилує і спасе нас, як благий і чоловіколюбець.</w:t>
+      <w:r>
+        <w:rPr>
+          <w:rFonts w:ascii="Times New Roman" w:hAnsi="Times New Roman"/>
+          <w:i/>
+          <w:color w:val="FF4400"/>
+          <w:sz w:val="24"/>
+        </w:rPr>
+        <w:t>Священик:</w:t>
+      </w:r>
+      <w:r>
+        <w:rPr>
+          <w:rFonts w:ascii="Times New Roman" w:hAnsi="Times New Roman"/>
+          <w:sz w:val="24"/>
+        </w:rPr>
+        <w:t xml:space="preserve"> Христос, істинний Бог наш, що зволив спочити в обіймах праведного Симеона спасіння нашого ради, молитвами пречистої своєї Матері, заступництвом чесних небесних сил безтілесних, чесного, славного пророка, предтечі і христителя Йоана, святих, славних і всехвальних апостолів, святого отця нашого Миколая, архиєпископа мирлікійського, чудотворця, святих славних і переможних мучеників, преподобних і богоносних отців наших, святих і праведних богоотців Йоакима й Анни, святого, </w:t>
+      </w:r>
+      <w:r>
+        <w:rPr>
+          <w:rFonts w:ascii="Times New Roman" w:hAnsi="Times New Roman"/>
+          <w:i/>
+          <w:color w:val="FF4400"/>
+          <w:sz w:val="24"/>
+        </w:rPr>
+        <w:t>якого є храм</w:t>
+      </w:r>
+      <w:r>
+        <w:rPr>
+          <w:rFonts w:ascii="Times New Roman" w:hAnsi="Times New Roman"/>
+          <w:sz w:val="24"/>
+        </w:rPr>
+        <w:t>, святого і праведного Симеона Богоприємця і Анни, пророчиці, і всіх святих, помилує і спасе нас, як благий і чоловіколюбець.</w:t>
       </w:r>
     </w:p>
     <w:p>
@@ -7008,33 +7270,19 @@
       </w:pPr>
       <w:r>
         <w:rPr>
-          <w:rFonts w:ascii="Times New Roman" w:cs="Times New Roman" w:eastAsia="Times New Roman" w:hAnsi="Times New Roman"/>
-          <w:i w:val="1"/>
-          <w:color w:val="ff0000"/>
-          <w:sz w:val="24"/>
-          <w:szCs w:val="24"/>
-          <w:rtl w:val="0"/>
-        </w:rPr>
-        <w:t xml:space="preserve">Священик</w:t>
-      </w:r>
-      <w:r>
-        <w:rPr>
-          <w:rFonts w:ascii="Times New Roman" w:cs="Times New Roman" w:eastAsia="Times New Roman" w:hAnsi="Times New Roman"/>
-          <w:color w:val="ff0000"/>
-          <w:sz w:val="24"/>
-          <w:szCs w:val="24"/>
-          <w:rtl w:val="0"/>
-        </w:rPr>
-        <w:t xml:space="preserve">: </w:t>
-      </w:r>
-      <w:r>
-        <w:rPr>
-          <w:rFonts w:ascii="Times New Roman" w:cs="Times New Roman" w:eastAsia="Times New Roman" w:hAnsi="Times New Roman"/>
-          <w:sz w:val="24"/>
-          <w:szCs w:val="24"/>
-          <w:rtl w:val="0"/>
-        </w:rPr>
-        <w:t xml:space="preserve">Слава святій, одноістотній, животворящій і нероздільній Тройці, завжди, нині і повсякчас, і на віки віків.</w:t>
+          <w:rFonts w:ascii="Times New Roman" w:hAnsi="Times New Roman"/>
+          <w:i/>
+          <w:color w:val="FF4400"/>
+          <w:sz w:val="24"/>
+        </w:rPr>
+        <w:t>Священик:</w:t>
+      </w:r>
+      <w:r>
+        <w:rPr>
+          <w:rFonts w:ascii="Times New Roman" w:hAnsi="Times New Roman"/>
+          <w:sz w:val="24"/>
+        </w:rPr>
+        <w:t xml:space="preserve"> Слава святій, одноістотній, животворящій і нероздільній Тройці, завжди, нині і повсякчас, і на віки віків.</w:t>
       </w:r>
     </w:p>
     <w:p>
@@ -10796,21 +11044,17 @@
       </w:pPr>
       <w:r>
         <w:rPr>
-          <w:rFonts w:ascii="Times New Roman" w:cs="Times New Roman" w:eastAsia="Times New Roman" w:hAnsi="Times New Roman"/>
-          <w:i w:val="1"/>
-          <w:color w:val="ff0000"/>
-          <w:sz w:val="24"/>
-          <w:szCs w:val="24"/>
-          <w:rtl w:val="0"/>
-        </w:rPr>
-        <w:t xml:space="preserve">Священик:</w:t>
-      </w:r>
-      <w:r>
-        <w:rPr>
-          <w:rFonts w:ascii="Times New Roman" w:cs="Times New Roman" w:eastAsia="Times New Roman" w:hAnsi="Times New Roman"/>
-          <w:sz w:val="24"/>
-          <w:szCs w:val="24"/>
-          <w:rtl w:val="0"/>
+          <w:rFonts w:ascii="Times New Roman" w:hAnsi="Times New Roman"/>
+          <w:i/>
+          <w:color w:val="FF4400"/>
+          <w:sz w:val="24"/>
+        </w:rPr>
+        <w:t>Священик:</w:t>
+      </w:r>
+      <w:r>
+        <w:rPr>
+          <w:rFonts w:ascii="Times New Roman" w:hAnsi="Times New Roman"/>
+          <w:sz w:val="24"/>
         </w:rPr>
         <w:t xml:space="preserve"> Бо тобі належить усяка слава, честь і поклоніння, Отцю, і Сину, і Святому Духові, нині і повсякчас, і на віки віків.</w:t>
       </w:r>
@@ -11749,33 +11993,19 @@
       </w:pPr>
       <w:r>
         <w:rPr>
-          <w:rFonts w:ascii="Times New Roman" w:cs="Times New Roman" w:eastAsia="Times New Roman" w:hAnsi="Times New Roman"/>
-          <w:i w:val="1"/>
-          <w:color w:val="ff0000"/>
-          <w:sz w:val="24"/>
-          <w:szCs w:val="24"/>
-          <w:rtl w:val="0"/>
-        </w:rPr>
-        <w:t xml:space="preserve">Священик: </w:t>
-      </w:r>
-      <w:r>
-        <w:rPr>
-          <w:rFonts w:ascii="Times New Roman" w:cs="Times New Roman" w:eastAsia="Times New Roman" w:hAnsi="Times New Roman"/>
-          <w:color w:val="000000"/>
-          <w:sz w:val="24"/>
-          <w:szCs w:val="24"/>
-          <w:rtl w:val="0"/>
-        </w:rPr>
-        <w:t xml:space="preserve">Бо Твоя влада і Твоє єсть царство і сила, і слава Отця, і Сина, і Святого Духа</w:t>
-      </w:r>
-      <w:r>
-        <w:rPr>
-          <w:rFonts w:ascii="Times New Roman" w:cs="Times New Roman" w:eastAsia="Times New Roman" w:hAnsi="Times New Roman"/>
-          <w:sz w:val="24"/>
-          <w:szCs w:val="24"/>
-          <w:rtl w:val="0"/>
-        </w:rPr>
-        <w:t xml:space="preserve">, нині і повсякчас, і на віки віків.</w:t>
+          <w:rFonts w:ascii="Times New Roman" w:hAnsi="Times New Roman"/>
+          <w:i/>
+          <w:color w:val="FF4400"/>
+          <w:sz w:val="24"/>
+        </w:rPr>
+        <w:t>Священик:</w:t>
+      </w:r>
+      <w:r>
+        <w:rPr>
+          <w:rFonts w:ascii="Times New Roman" w:hAnsi="Times New Roman"/>
+          <w:sz w:val="24"/>
+        </w:rPr>
+        <w:t xml:space="preserve"> Бо Твоя влада і Твоє єсть царство і сила, і слава Отця, і Сина, і Святого Духа, нині і повсякчас, і на віки віків.</w:t>
       </w:r>
     </w:p>
     <w:p>
@@ -12239,33 +12469,19 @@
       </w:pPr>
       <w:r>
         <w:rPr>
-          <w:rFonts w:ascii="Times New Roman" w:cs="Times New Roman" w:eastAsia="Times New Roman" w:hAnsi="Times New Roman"/>
-          <w:i w:val="1"/>
-          <w:color w:val="ff0000"/>
-          <w:sz w:val="24"/>
-          <w:szCs w:val="24"/>
-          <w:rtl w:val="0"/>
-        </w:rPr>
-        <w:t xml:space="preserve">Священик: </w:t>
-      </w:r>
-      <w:r>
-        <w:rPr>
-          <w:rFonts w:ascii="Times New Roman" w:cs="Times New Roman" w:eastAsia="Times New Roman" w:hAnsi="Times New Roman"/>
-          <w:color w:val="000000"/>
-          <w:sz w:val="24"/>
-          <w:szCs w:val="24"/>
-          <w:rtl w:val="0"/>
-        </w:rPr>
-        <w:t xml:space="preserve">Бо Ти благий і Чоловіколюбець Бог єси і Тобі славу возсилаємо Отцю, і Сину, і Святому Духові</w:t>
-      </w:r>
-      <w:r>
-        <w:rPr>
-          <w:rFonts w:ascii="Times New Roman" w:cs="Times New Roman" w:eastAsia="Times New Roman" w:hAnsi="Times New Roman"/>
-          <w:sz w:val="24"/>
-          <w:szCs w:val="24"/>
-          <w:rtl w:val="0"/>
-        </w:rPr>
-        <w:t xml:space="preserve">, нині і повсякчас, і на віки віків.</w:t>
+          <w:rFonts w:ascii="Times New Roman" w:hAnsi="Times New Roman"/>
+          <w:i/>
+          <w:color w:val="FF4400"/>
+          <w:sz w:val="24"/>
+        </w:rPr>
+        <w:t>Священик:</w:t>
+      </w:r>
+      <w:r>
+        <w:rPr>
+          <w:rFonts w:ascii="Times New Roman" w:hAnsi="Times New Roman"/>
+          <w:sz w:val="24"/>
+        </w:rPr>
+        <w:t xml:space="preserve"> Бо Ти благий і Чоловіколюбець Бог єси і Тобі славу возсилаємо Отцю, і Сину, і Святому Духові, нині і повсякчас, і на віки віків.</w:t>
       </w:r>
     </w:p>
     <w:p>
@@ -13678,33 +13894,19 @@
       </w:pPr>
       <w:r>
         <w:rPr>
-          <w:rFonts w:ascii="Times New Roman" w:cs="Times New Roman" w:eastAsia="Times New Roman" w:hAnsi="Times New Roman"/>
-          <w:i w:val="1"/>
-          <w:color w:val="ff0000"/>
-          <w:sz w:val="24"/>
-          <w:szCs w:val="24"/>
-          <w:rtl w:val="0"/>
-        </w:rPr>
-        <w:t xml:space="preserve">Священик: </w:t>
-      </w:r>
-      <w:r>
-        <w:rPr>
-          <w:rFonts w:ascii="Times New Roman" w:cs="Times New Roman" w:eastAsia="Times New Roman" w:hAnsi="Times New Roman"/>
-          <w:color w:val="000000"/>
-          <w:sz w:val="24"/>
-          <w:szCs w:val="24"/>
-          <w:rtl w:val="0"/>
-        </w:rPr>
-        <w:t xml:space="preserve">Бо Ти Бог наш і Тобі славу возсилаємо: Отцю, і Сину, і Святому Духові</w:t>
-      </w:r>
-      <w:r>
-        <w:rPr>
-          <w:rFonts w:ascii="Times New Roman" w:cs="Times New Roman" w:eastAsia="Times New Roman" w:hAnsi="Times New Roman"/>
-          <w:sz w:val="24"/>
-          <w:szCs w:val="24"/>
-          <w:rtl w:val="0"/>
-        </w:rPr>
-        <w:t xml:space="preserve">, нині і повсякчас, і на віки віків.</w:t>
+          <w:rFonts w:ascii="Times New Roman" w:hAnsi="Times New Roman"/>
+          <w:i/>
+          <w:color w:val="FF4400"/>
+          <w:sz w:val="24"/>
+        </w:rPr>
+        <w:t>Священик:</w:t>
+      </w:r>
+      <w:r>
+        <w:rPr>
+          <w:rFonts w:ascii="Times New Roman" w:hAnsi="Times New Roman"/>
+          <w:sz w:val="24"/>
+        </w:rPr>
+        <w:t xml:space="preserve"> Бо Ти Бог наш і Тобі славу возсилаємо: Отцю, і Сину, і Святому Духові, нині і повсякчас, і на віки віків.</w:t>
       </w:r>
     </w:p>
     <w:p>
@@ -14794,33 +14996,19 @@
       </w:pPr>
       <w:r>
         <w:rPr>
-          <w:rFonts w:ascii="Times New Roman" w:cs="Times New Roman" w:eastAsia="Times New Roman" w:hAnsi="Times New Roman"/>
-          <w:i w:val="1"/>
-          <w:color w:val="ff0000"/>
-          <w:sz w:val="24"/>
-          <w:szCs w:val="24"/>
-          <w:rtl w:val="0"/>
-        </w:rPr>
-        <w:t xml:space="preserve">Священик: </w:t>
-      </w:r>
-      <w:r>
-        <w:rPr>
-          <w:rFonts w:ascii="Times New Roman" w:cs="Times New Roman" w:eastAsia="Times New Roman" w:hAnsi="Times New Roman"/>
-          <w:color w:val="000000"/>
-          <w:sz w:val="24"/>
-          <w:szCs w:val="24"/>
-          <w:rtl w:val="0"/>
-        </w:rPr>
-        <w:t xml:space="preserve">Бо Ти цар миру і Спас душ наших і Тобі славу возсилаємо: Отцю, і Сину, і Святому Духові</w:t>
-      </w:r>
-      <w:r>
-        <w:rPr>
-          <w:rFonts w:ascii="Times New Roman" w:cs="Times New Roman" w:eastAsia="Times New Roman" w:hAnsi="Times New Roman"/>
-          <w:sz w:val="24"/>
-          <w:szCs w:val="24"/>
-          <w:rtl w:val="0"/>
-        </w:rPr>
-        <w:t xml:space="preserve">, нині і повсякчас, і на віки віків.</w:t>
+          <w:rFonts w:ascii="Times New Roman" w:hAnsi="Times New Roman"/>
+          <w:i/>
+          <w:color w:val="FF4400"/>
+          <w:sz w:val="24"/>
+        </w:rPr>
+        <w:t>Священик:</w:t>
+      </w:r>
+      <w:r>
+        <w:rPr>
+          <w:rFonts w:ascii="Times New Roman" w:hAnsi="Times New Roman"/>
+          <w:sz w:val="24"/>
+        </w:rPr>
+        <w:t xml:space="preserve"> Бо Ти цар миру і Спас душ наших і Тобі славу возсилаємо: Отцю, і Сину, і Святому Духові, нині і повсякчас, і на віки віків.</w:t>
       </w:r>
     </w:p>
     <w:p>
@@ -16236,33 +16424,19 @@
       </w:pPr>
       <w:r>
         <w:rPr>
-          <w:rFonts w:ascii="Times New Roman" w:cs="Times New Roman" w:eastAsia="Times New Roman" w:hAnsi="Times New Roman"/>
-          <w:i w:val="1"/>
-          <w:color w:val="ff0000"/>
-          <w:sz w:val="24"/>
-          <w:szCs w:val="24"/>
-          <w:rtl w:val="0"/>
-        </w:rPr>
-        <w:t xml:space="preserve">Священик: </w:t>
-      </w:r>
-      <w:r>
-        <w:rPr>
-          <w:rFonts w:ascii="Times New Roman" w:cs="Times New Roman" w:eastAsia="Times New Roman" w:hAnsi="Times New Roman"/>
-          <w:color w:val="000000"/>
-          <w:sz w:val="24"/>
-          <w:szCs w:val="24"/>
-          <w:rtl w:val="0"/>
-        </w:rPr>
-        <w:t xml:space="preserve">Бо Тебе хвалять усі сили небесні і Тобі славу возсилаємо: Отцю, і Сину, і Святому Духові</w:t>
-      </w:r>
-      <w:r>
-        <w:rPr>
-          <w:rFonts w:ascii="Times New Roman" w:cs="Times New Roman" w:eastAsia="Times New Roman" w:hAnsi="Times New Roman"/>
-          <w:sz w:val="24"/>
-          <w:szCs w:val="24"/>
-          <w:rtl w:val="0"/>
-        </w:rPr>
-        <w:t xml:space="preserve">, нині і повсякчас, і на віки віків.</w:t>
+          <w:rFonts w:ascii="Times New Roman" w:hAnsi="Times New Roman"/>
+          <w:i/>
+          <w:color w:val="FF4400"/>
+          <w:sz w:val="24"/>
+        </w:rPr>
+        <w:t>Священик:</w:t>
+      </w:r>
+      <w:r>
+        <w:rPr>
+          <w:rFonts w:ascii="Times New Roman" w:hAnsi="Times New Roman"/>
+          <w:sz w:val="24"/>
+        </w:rPr>
+        <w:t xml:space="preserve"> Бо Тебе хвалять усі сили небесні і Тобі славу возсилаємо: Отцю, і Сину, і Святому Духові, нині і повсякчас, і на віки віків.</w:t>
       </w:r>
     </w:p>
     <w:p>
@@ -17146,21 +17320,17 @@
       </w:pPr>
       <w:r>
         <w:rPr>
-          <w:rFonts w:ascii="Times New Roman" w:cs="Times New Roman" w:eastAsia="Times New Roman" w:hAnsi="Times New Roman"/>
-          <w:i w:val="1"/>
-          <w:color w:val="ff0000"/>
-          <w:sz w:val="24"/>
-          <w:szCs w:val="24"/>
-          <w:rtl w:val="0"/>
-        </w:rPr>
-        <w:t xml:space="preserve">Священик:</w:t>
-      </w:r>
-      <w:r>
-        <w:rPr>
-          <w:rFonts w:ascii="Times New Roman" w:cs="Times New Roman" w:eastAsia="Times New Roman" w:hAnsi="Times New Roman"/>
-          <w:sz w:val="24"/>
-          <w:szCs w:val="24"/>
-          <w:rtl w:val="0"/>
+          <w:rFonts w:ascii="Times New Roman" w:hAnsi="Times New Roman"/>
+          <w:i/>
+          <w:color w:val="FF4400"/>
+          <w:sz w:val="24"/>
+        </w:rPr>
+        <w:t>Священик:</w:t>
+      </w:r>
+      <w:r>
+        <w:rPr>
+          <w:rFonts w:ascii="Times New Roman" w:hAnsi="Times New Roman"/>
+          <w:sz w:val="24"/>
         </w:rPr>
         <w:t xml:space="preserve"> Слава тобі, що Світло нам показав!</w:t>
       </w:r>
@@ -18257,14 +18427,41 @@
       </w:pPr>
       <w:r>
         <w:rPr>
-          <w:rFonts w:ascii="Times New Roman" w:cs="Times New Roman" w:eastAsia="Times New Roman" w:hAnsi="Times New Roman"/>
-          <w:i w:val="1"/>
-          <w:color w:val="ff0000"/>
-          <w:sz w:val="24"/>
-          <w:szCs w:val="24"/>
-          <w:rtl w:val="0"/>
-        </w:rPr>
-        <w:t xml:space="preserve">Священик:</w:t>
+          <w:rFonts w:ascii="Times New Roman" w:hAnsi="Times New Roman"/>
+          <w:i/>
+          <w:color w:val="FF4400"/>
+          <w:sz w:val="24"/>
+        </w:rPr>
+        <w:t>Священик:</w:t>
+      </w:r>
+      <w:r>
+        <w:rPr>
+          <w:rFonts w:ascii="Times New Roman" w:hAnsi="Times New Roman"/>
+          <w:sz w:val="24"/>
+        </w:rPr>
+        <w:t xml:space="preserve"> Бо ти Бог милости, ласк і чоловіколюбности, і тобі славу віддаємо: Отцю, і Сину, і Святому Духові, нині і повсякчас, і на віки віків.</w:t>
+      </w:r>
+    </w:p>
+    <w:p>
+      <w:pPr>
+        <w:spacing w:after="120" w:lineRule="auto"/>
+        <w:jc w:val="both"/>
+        <w:rPr>
+          <w:rFonts w:ascii="Times New Roman" w:cs="Times New Roman" w:eastAsia="Times New Roman" w:hAnsi="Times New Roman"/>
+          <w:sz w:val="24"/>
+          <w:szCs w:val="24"/>
+        </w:rPr>
+      </w:pPr>
+      <w:r>
+        <w:rPr>
+          <w:rFonts w:ascii="Times New Roman" w:cs="Times New Roman" w:eastAsia="Times New Roman" w:hAnsi="Times New Roman"/>
+          <w:i w:val="1"/>
+          <w:color w:val="ff0000"/>
+          <w:sz w:val="24"/>
+          <w:szCs w:val="24"/>
+          <w:rtl w:val="0"/>
+        </w:rPr>
+        <w:t xml:space="preserve">Вірні:</w:t>
       </w:r>
       <w:r>
         <w:rPr>
@@ -18283,47 +18480,6 @@
           <w:szCs w:val="24"/>
           <w:rtl w:val="0"/>
         </w:rPr>
-        <w:t xml:space="preserve">Бо ти Бог милости, ласк і чоловіколюбности, і тобі славу віддаємо: Отцю, і Сину, і Святому Духові, нині і повсякчас, і на віки віків.</w:t>
-      </w:r>
-    </w:p>
-    <w:p>
-      <w:pPr>
-        <w:spacing w:after="120" w:lineRule="auto"/>
-        <w:jc w:val="both"/>
-        <w:rPr>
-          <w:rFonts w:ascii="Times New Roman" w:cs="Times New Roman" w:eastAsia="Times New Roman" w:hAnsi="Times New Roman"/>
-          <w:sz w:val="24"/>
-          <w:szCs w:val="24"/>
-        </w:rPr>
-      </w:pPr>
-      <w:r>
-        <w:rPr>
-          <w:rFonts w:ascii="Times New Roman" w:cs="Times New Roman" w:eastAsia="Times New Roman" w:hAnsi="Times New Roman"/>
-          <w:i w:val="1"/>
-          <w:color w:val="ff0000"/>
-          <w:sz w:val="24"/>
-          <w:szCs w:val="24"/>
-          <w:rtl w:val="0"/>
-        </w:rPr>
-        <w:t xml:space="preserve">Вірні:</w:t>
-      </w:r>
-      <w:r>
-        <w:rPr>
-          <w:rFonts w:ascii="Times New Roman" w:cs="Times New Roman" w:eastAsia="Times New Roman" w:hAnsi="Times New Roman"/>
-          <w:color w:val="ff0000"/>
-          <w:sz w:val="24"/>
-          <w:szCs w:val="24"/>
-          <w:rtl w:val="0"/>
-        </w:rPr>
-        <w:t xml:space="preserve"> </w:t>
-      </w:r>
-      <w:r>
-        <w:rPr>
-          <w:rFonts w:ascii="Times New Roman" w:cs="Times New Roman" w:eastAsia="Times New Roman" w:hAnsi="Times New Roman"/>
-          <w:sz w:val="24"/>
-          <w:szCs w:val="24"/>
-          <w:rtl w:val="0"/>
-        </w:rPr>
         <w:t xml:space="preserve">Амінь.</w:t>
       </w:r>
     </w:p>
@@ -18339,21 +18495,17 @@
       </w:pPr>
       <w:r>
         <w:rPr>
-          <w:rFonts w:ascii="Times New Roman" w:cs="Times New Roman" w:eastAsia="Times New Roman" w:hAnsi="Times New Roman"/>
-          <w:i w:val="1"/>
-          <w:color w:val="ff0000"/>
-          <w:sz w:val="24"/>
-          <w:szCs w:val="24"/>
-          <w:rtl w:val="0"/>
-        </w:rPr>
-        <w:t xml:space="preserve">Священик:</w:t>
-      </w:r>
-      <w:r>
-        <w:rPr>
-          <w:rFonts w:ascii="Times New Roman" w:cs="Times New Roman" w:eastAsia="Times New Roman" w:hAnsi="Times New Roman"/>
-          <w:sz w:val="24"/>
-          <w:szCs w:val="24"/>
-          <w:rtl w:val="0"/>
+          <w:rFonts w:ascii="Times New Roman" w:hAnsi="Times New Roman"/>
+          <w:i/>
+          <w:color w:val="FF4400"/>
+          <w:sz w:val="24"/>
+        </w:rPr>
+        <w:t>Священик:</w:t>
+      </w:r>
+      <w:r>
+        <w:rPr>
+          <w:rFonts w:ascii="Times New Roman" w:hAnsi="Times New Roman"/>
+          <w:sz w:val="24"/>
         </w:rPr>
         <w:t xml:space="preserve"> Мир всім.</w:t>
       </w:r>
@@ -19108,21 +19260,17 @@
       </w:pPr>
       <w:r>
         <w:rPr>
-          <w:rFonts w:ascii="Times New Roman" w:cs="Times New Roman" w:eastAsia="Times New Roman" w:hAnsi="Times New Roman"/>
-          <w:i w:val="1"/>
-          <w:color w:val="ff0000"/>
-          <w:sz w:val="24"/>
-          <w:szCs w:val="24"/>
-          <w:rtl w:val="0"/>
-        </w:rPr>
-        <w:t xml:space="preserve">Священик:</w:t>
-      </w:r>
-      <w:r>
-        <w:rPr>
-          <w:rFonts w:ascii="Times New Roman" w:cs="Times New Roman" w:eastAsia="Times New Roman" w:hAnsi="Times New Roman"/>
-          <w:sz w:val="24"/>
-          <w:szCs w:val="24"/>
-          <w:rtl w:val="0"/>
+          <w:rFonts w:ascii="Times New Roman" w:hAnsi="Times New Roman"/>
+          <w:i/>
+          <w:color w:val="FF4400"/>
+          <w:sz w:val="24"/>
+        </w:rPr>
+        <w:t>Священик:</w:t>
+      </w:r>
+      <w:r>
+        <w:rPr>
+          <w:rFonts w:ascii="Times New Roman" w:hAnsi="Times New Roman"/>
+          <w:sz w:val="24"/>
         </w:rPr>
         <w:t xml:space="preserve"> Бо твоє є царство, і сила, і слава, Отця, і Сина, і Святого Духа, нині і повсякчас, і на віки віків.</w:t>
       </w:r>
@@ -19842,21 +19990,17 @@
       </w:pPr>
       <w:r>
         <w:rPr>
-          <w:rFonts w:ascii="Times New Roman" w:cs="Times New Roman" w:eastAsia="Times New Roman" w:hAnsi="Times New Roman"/>
-          <w:i w:val="1"/>
-          <w:color w:val="ff0000"/>
-          <w:sz w:val="24"/>
-          <w:szCs w:val="24"/>
-          <w:rtl w:val="0"/>
-        </w:rPr>
-        <w:t xml:space="preserve">Священик:</w:t>
-      </w:r>
-      <w:r>
-        <w:rPr>
-          <w:rFonts w:ascii="Times New Roman" w:cs="Times New Roman" w:eastAsia="Times New Roman" w:hAnsi="Times New Roman"/>
-          <w:sz w:val="24"/>
-          <w:szCs w:val="24"/>
-          <w:rtl w:val="0"/>
+          <w:rFonts w:ascii="Times New Roman" w:hAnsi="Times New Roman"/>
+          <w:i/>
+          <w:color w:val="FF4400"/>
+          <w:sz w:val="24"/>
+        </w:rPr>
+        <w:t>Священик:</w:t>
+      </w:r>
+      <w:r>
+        <w:rPr>
+          <w:rFonts w:ascii="Times New Roman" w:hAnsi="Times New Roman"/>
+          <w:sz w:val="24"/>
         </w:rPr>
         <w:t xml:space="preserve"> Бо милостивий і чоловіколюбець Бог єси, і тобі славу возсилаємо, Отцю, і Сину, і Святому Духові, нині і повсякчас, і на віки віків.</w:t>
       </w:r>
@@ -20008,14 +20152,41 @@
       </w:pPr>
       <w:r>
         <w:rPr>
-          <w:rFonts w:ascii="Times New Roman" w:cs="Times New Roman" w:eastAsia="Times New Roman" w:hAnsi="Times New Roman"/>
-          <w:i w:val="1"/>
-          <w:color w:val="ff0000"/>
-          <w:sz w:val="24"/>
-          <w:szCs w:val="24"/>
-          <w:rtl w:val="0"/>
-        </w:rPr>
-        <w:t xml:space="preserve">Священик:</w:t>
+          <w:rFonts w:ascii="Times New Roman" w:hAnsi="Times New Roman"/>
+          <w:i/>
+          <w:color w:val="FF4400"/>
+          <w:sz w:val="24"/>
+        </w:rPr>
+        <w:t>Священик:</w:t>
+      </w:r>
+      <w:r>
+        <w:rPr>
+          <w:rFonts w:ascii="Times New Roman" w:hAnsi="Times New Roman"/>
+          <w:sz w:val="24"/>
+        </w:rPr>
+        <w:t xml:space="preserve"> Слава тобі, Христе Боже, надіє наша, слава тобі!</w:t>
+      </w:r>
+    </w:p>
+    <w:p>
+      <w:pPr>
+        <w:spacing w:after="120" w:lineRule="auto"/>
+        <w:jc w:val="both"/>
+        <w:rPr>
+          <w:rFonts w:ascii="Times New Roman" w:cs="Times New Roman" w:eastAsia="Times New Roman" w:hAnsi="Times New Roman"/>
+          <w:sz w:val="24"/>
+          <w:szCs w:val="24"/>
+        </w:rPr>
+      </w:pPr>
+      <w:r>
+        <w:rPr>
+          <w:rFonts w:ascii="Times New Roman" w:cs="Times New Roman" w:eastAsia="Times New Roman" w:hAnsi="Times New Roman"/>
+          <w:i w:val="1"/>
+          <w:color w:val="ff0000"/>
+          <w:sz w:val="24"/>
+          <w:szCs w:val="24"/>
+          <w:rtl w:val="0"/>
+        </w:rPr>
+        <w:t xml:space="preserve">Вірні:</w:t>
       </w:r>
       <w:r>
         <w:rPr>
@@ -20034,47 +20205,6 @@
           <w:szCs w:val="24"/>
           <w:rtl w:val="0"/>
         </w:rPr>
-        <w:t xml:space="preserve">Слава тобі, Христе Боже, надіє наша, слава тобі!</w:t>
-      </w:r>
-    </w:p>
-    <w:p>
-      <w:pPr>
-        <w:spacing w:after="120" w:lineRule="auto"/>
-        <w:jc w:val="both"/>
-        <w:rPr>
-          <w:rFonts w:ascii="Times New Roman" w:cs="Times New Roman" w:eastAsia="Times New Roman" w:hAnsi="Times New Roman"/>
-          <w:sz w:val="24"/>
-          <w:szCs w:val="24"/>
-        </w:rPr>
-      </w:pPr>
-      <w:r>
-        <w:rPr>
-          <w:rFonts w:ascii="Times New Roman" w:cs="Times New Roman" w:eastAsia="Times New Roman" w:hAnsi="Times New Roman"/>
-          <w:i w:val="1"/>
-          <w:color w:val="ff0000"/>
-          <w:sz w:val="24"/>
-          <w:szCs w:val="24"/>
-          <w:rtl w:val="0"/>
-        </w:rPr>
-        <w:t xml:space="preserve">Вірні:</w:t>
-      </w:r>
-      <w:r>
-        <w:rPr>
-          <w:rFonts w:ascii="Times New Roman" w:cs="Times New Roman" w:eastAsia="Times New Roman" w:hAnsi="Times New Roman"/>
-          <w:color w:val="ff0000"/>
-          <w:sz w:val="24"/>
-          <w:szCs w:val="24"/>
-          <w:rtl w:val="0"/>
-        </w:rPr>
-        <w:t xml:space="preserve"> </w:t>
-      </w:r>
-      <w:r>
-        <w:rPr>
-          <w:rFonts w:ascii="Times New Roman" w:cs="Times New Roman" w:eastAsia="Times New Roman" w:hAnsi="Times New Roman"/>
-          <w:sz w:val="24"/>
-          <w:szCs w:val="24"/>
-          <w:rtl w:val="0"/>
-        </w:rPr>
         <w:t xml:space="preserve">Слава Отцю і Сину, і Святому Духові, і нині і повсякчас, і на віки віків. Амінь. Господи, помилуй </w:t>
       </w:r>
       <w:r>
@@ -20109,73 +20239,37 @@
       </w:r>
     </w:p>
     <w:p>
-      <w:pPr>
-        <w:spacing w:after="120" w:lineRule="auto"/>
-        <w:jc w:val="both"/>
-        <w:rPr>
-          <w:rFonts w:ascii="Times New Roman" w:cs="Times New Roman" w:eastAsia="Times New Roman" w:hAnsi="Times New Roman"/>
-          <w:sz w:val="24"/>
-          <w:szCs w:val="24"/>
-        </w:rPr>
-      </w:pPr>
-      <w:r>
-        <w:rPr>
-          <w:rFonts w:ascii="Times New Roman" w:cs="Times New Roman" w:eastAsia="Times New Roman" w:hAnsi="Times New Roman"/>
-          <w:i w:val="1"/>
-          <w:color w:val="ff0000"/>
-          <w:sz w:val="24"/>
-          <w:szCs w:val="24"/>
-          <w:rtl w:val="0"/>
-        </w:rPr>
-        <w:t xml:space="preserve">Священик:</w:t>
-      </w:r>
-      <w:r>
-        <w:rPr>
-          <w:rFonts w:ascii="Times New Roman" w:cs="Times New Roman" w:eastAsia="Times New Roman" w:hAnsi="Times New Roman"/>
-          <w:sz w:val="24"/>
-          <w:szCs w:val="24"/>
-          <w:rtl w:val="0"/>
-        </w:rPr>
-        <w:t xml:space="preserve"> Христос, істинний Бог наш, що зволив спочити в обіймах праведного Симеона спасіння нашого ради, молитвами пречистої своєї Матері, святих славних і всехвальних апостолів, преподобних і богоносних отців наших, і </w:t>
-      </w:r>
-      <w:r>
-        <w:rPr>
-          <w:rFonts w:ascii="Times New Roman" w:cs="Times New Roman" w:eastAsia="Times New Roman" w:hAnsi="Times New Roman"/>
-          <w:color w:val="000000"/>
-          <w:sz w:val="24"/>
-          <w:szCs w:val="24"/>
-          <w:rtl w:val="0"/>
-        </w:rPr>
-        <w:t xml:space="preserve">чесного і праведного Симеона Богоприємця й Анни пророчиці,</w:t>
-      </w:r>
-      <w:r>
-        <w:rPr>
-          <w:rFonts w:ascii="Times New Roman" w:cs="Times New Roman" w:eastAsia="Times New Roman" w:hAnsi="Times New Roman"/>
-          <w:sz w:val="24"/>
-          <w:szCs w:val="24"/>
-          <w:rtl w:val="0"/>
-        </w:rPr>
-        <w:t xml:space="preserve"> і святого </w:t>
-      </w:r>
-      <w:r>
-        <w:rPr>
-          <w:rFonts w:ascii="Times New Roman" w:cs="Times New Roman" w:eastAsia="Times New Roman" w:hAnsi="Times New Roman"/>
-          <w:i w:val="1"/>
-          <w:color w:val="ff0000"/>
-          <w:sz w:val="24"/>
-          <w:szCs w:val="24"/>
-          <w:rtl w:val="0"/>
-        </w:rPr>
-        <w:t xml:space="preserve">(ім'я, якого є храм)</w:t>
-      </w:r>
-      <w:r>
-        <w:rPr>
-          <w:rFonts w:ascii="Times New Roman" w:cs="Times New Roman" w:eastAsia="Times New Roman" w:hAnsi="Times New Roman"/>
-          <w:sz w:val="24"/>
-          <w:szCs w:val="24"/>
-          <w:rtl w:val="0"/>
-        </w:rPr>
-        <w:t xml:space="preserve">, і всіх святих, помилує і спасе нас, як благий і чоловіколюбець.</w:t>
+      <w:r>
+        <w:rPr>
+          <w:rFonts w:ascii="Times New Roman" w:hAnsi="Times New Roman"/>
+          <w:i/>
+          <w:color w:val="FF4400"/>
+          <w:sz w:val="24"/>
+        </w:rPr>
+        <w:t>Священик:</w:t>
+      </w:r>
+      <w:r>
+        <w:rPr>
+          <w:rFonts w:ascii="Times New Roman" w:hAnsi="Times New Roman"/>
+          <w:sz w:val="24"/>
+        </w:rPr>
+        <w:t xml:space="preserve"> Христос, істинний Бог наш, що зволив спочити в обіймах праведного Симеона спасіння нашого ради, молитвами пречистої своєї Матері, заступництвом чесних небесних сил безтілесних, чесного, славного пророка, предтечі і христителя Йоана, святих, славних і всехвальних апостолів, святого отця нашого Миколая, архиєпископа мирлікійського, чудотворця, святих славних і переможних мучеників, преподобних і богоносних отців наших, святих і праведних богоотців Йоакима й Анни, святого, </w:t>
+      </w:r>
+      <w:r>
+        <w:rPr>
+          <w:rFonts w:ascii="Times New Roman" w:hAnsi="Times New Roman"/>
+          <w:i/>
+          <w:color w:val="FF4400"/>
+          <w:sz w:val="24"/>
+        </w:rPr>
+        <w:t>якого є храм</w:t>
+      </w:r>
+      <w:r>
+        <w:rPr>
+          <w:rFonts w:ascii="Times New Roman" w:hAnsi="Times New Roman"/>
+          <w:sz w:val="24"/>
+        </w:rPr>
+        <w:t>, святого і праведного Симеона Богоприємця і Анни, пророчиці, і всіх святих, помилує і спасе нас, як благий і чоловіколюбець.</w:t>
       </w:r>
     </w:p>
     <w:p>
